--- a/idris/Vue/Idris_Sadiq.docx
+++ b/idris/Vue/Idris_Sadiq.docx
@@ -110,7 +110,7 @@
                 <w:rFonts w:ascii="Arial" w:eastAsia="Arial" w:hAnsi="Arial" w:cs="Arial"/>
                 <w:color w:val="BBBBBB"/>
               </w:rPr>
-              <w:t xml:space="preserve">idrissadiqdev@outlook.com  </w:t>
+              <w:t xml:space="preserve">Idrissadiq.pro@outlook.com  </w:t>
             </w:r>
             <w:r>
               <w:rPr>
@@ -124,7 +124,21 @@
                 <w:rFonts w:ascii="Arial" w:eastAsia="Arial" w:hAnsi="Arial" w:cs="Arial"/>
                 <w:color w:val="BBBBBB"/>
               </w:rPr>
-              <w:t>|  Los Angeles, California, United States</w:t>
+              <w:t xml:space="preserve">|  </w:t>
+            </w:r>
+            <w:r>
+              <w:rPr>
+                <w:rFonts w:ascii="Arial" w:eastAsia="Arial" w:hAnsi="Arial" w:cs="Arial"/>
+                <w:color w:val="BBBBBB"/>
+              </w:rPr>
+              <w:t>Spring Valley</w:t>
+            </w:r>
+            <w:r>
+              <w:rPr>
+                <w:rFonts w:ascii="Arial" w:eastAsia="Arial" w:hAnsi="Arial" w:cs="Arial"/>
+                <w:color w:val="BBBBBB"/>
+              </w:rPr>
+              <w:t>, California, United States</w:t>
             </w:r>
           </w:p>
           <w:p>
@@ -136,7 +150,14 @@
                 <w:rFonts w:ascii="Arial" w:eastAsia="Arial" w:hAnsi="Arial" w:cs="Arial"/>
                 <w:color w:val="BBBBBB"/>
               </w:rPr>
-              <w:t>LinkedIn: linkedin.com/in/idris-sadiq-958b453a6</w:t>
+              <w:t xml:space="preserve">LinkedIn: </w:t>
+            </w:r>
+            <w:r>
+              <w:rPr>
+                <w:rFonts w:ascii="Arial" w:eastAsia="Arial" w:hAnsi="Arial" w:cs="Arial"/>
+                <w:color w:val="BBBBBB"/>
+              </w:rPr>
+              <w:t>https://www.linkedin.com/in/idris-sadiq-0640ab3b4/</w:t>
             </w:r>
           </w:p>
         </w:tc>
@@ -388,226 +409,188 @@
     </w:p>
     <w:p>
       <w:pPr>
-        <w:pStyle w:val="NormalWeb"/>
+        <w:pStyle w:val="ListParagraph"/>
         <w:numPr>
           <w:ilvl w:val="0"/>
-          <w:numId w:val="5"/>
+          <w:numId w:val="17"/>
         </w:numPr>
+        <w:autoSpaceDE w:val="0"/>
+        <w:autoSpaceDN w:val="0"/>
+        <w:adjustRightInd w:val="0"/>
         <w:jc w:val="both"/>
         <w:rPr>
           <w:rFonts w:ascii="Arial" w:hAnsi="Arial" w:cs="Arial"/>
-          <w:sz w:val="20"/>
-          <w:szCs w:val="20"/>
-        </w:rPr>
-      </w:pPr>
-      <w:r>
-        <w:rPr>
-          <w:rStyle w:val="Strong"/>
-          <w:rFonts w:ascii="Arial" w:hAnsi="Arial" w:cs="Arial"/>
-          <w:sz w:val="20"/>
-          <w:szCs w:val="20"/>
+          <w:color w:val="000000"/>
+          <w:sz w:val="18"/>
+          <w:szCs w:val="22"/>
+        </w:rPr>
+      </w:pPr>
+      <w:r>
+        <w:rPr>
+          <w:rFonts w:ascii="Arial" w:hAnsi="Arial" w:cs="Arial"/>
+          <w:b/>
+          <w:color w:val="000000"/>
+          <w:sz w:val="18"/>
+          <w:szCs w:val="22"/>
         </w:rPr>
         <w:t>Frontend</w:t>
       </w:r>
       <w:r>
         <w:rPr>
           <w:rFonts w:ascii="Arial" w:hAnsi="Arial" w:cs="Arial"/>
-          <w:sz w:val="20"/>
-          <w:szCs w:val="20"/>
-        </w:rPr>
-        <w:t xml:space="preserve"> — </w:t>
-      </w:r>
-      <w:r>
-        <w:rPr>
-          <w:rStyle w:val="Strong"/>
-          <w:rFonts w:ascii="Arial" w:hAnsi="Arial" w:cs="Arial"/>
-          <w:sz w:val="20"/>
-          <w:szCs w:val="20"/>
-        </w:rPr>
-        <w:t>React</w:t>
-      </w:r>
-      <w:r>
-        <w:rPr>
-          <w:rFonts w:ascii="Arial" w:hAnsi="Arial" w:cs="Arial"/>
-          <w:sz w:val="20"/>
-          <w:szCs w:val="20"/>
+          <w:color w:val="000000"/>
+          <w:sz w:val="18"/>
+          <w:szCs w:val="22"/>
+        </w:rPr>
+        <w:t xml:space="preserve"> — React, Next.js, </w:t>
+      </w:r>
+      <w:proofErr w:type="spellStart"/>
+      <w:r>
+        <w:rPr>
+          <w:rFonts w:ascii="Arial" w:hAnsi="Arial" w:cs="Arial"/>
+          <w:color w:val="000000"/>
+          <w:sz w:val="18"/>
+          <w:szCs w:val="22"/>
+        </w:rPr>
+        <w:t>TypeScript</w:t>
+      </w:r>
+      <w:proofErr w:type="spellEnd"/>
+      <w:r>
+        <w:rPr>
+          <w:rFonts w:ascii="Arial" w:hAnsi="Arial" w:cs="Arial"/>
+          <w:color w:val="000000"/>
+          <w:sz w:val="18"/>
+          <w:szCs w:val="22"/>
         </w:rPr>
         <w:t xml:space="preserve">, </w:t>
       </w:r>
-      <w:r>
-        <w:rPr>
-          <w:rStyle w:val="Strong"/>
-          <w:rFonts w:ascii="Arial" w:hAnsi="Arial" w:cs="Arial"/>
-          <w:sz w:val="20"/>
-          <w:szCs w:val="20"/>
-        </w:rPr>
-        <w:t>Next.js</w:t>
-      </w:r>
-      <w:r>
-        <w:rPr>
-          <w:rFonts w:ascii="Arial" w:hAnsi="Arial" w:cs="Arial"/>
-          <w:sz w:val="20"/>
-          <w:szCs w:val="20"/>
+      <w:proofErr w:type="spellStart"/>
+      <w:r>
+        <w:rPr>
+          <w:rFonts w:ascii="Arial" w:hAnsi="Arial" w:cs="Arial"/>
+          <w:color w:val="000000"/>
+          <w:sz w:val="18"/>
+          <w:szCs w:val="22"/>
+        </w:rPr>
+        <w:t>Vue</w:t>
+      </w:r>
+      <w:proofErr w:type="spellEnd"/>
+      <w:r>
+        <w:rPr>
+          <w:rFonts w:ascii="Arial" w:hAnsi="Arial" w:cs="Arial"/>
+          <w:color w:val="000000"/>
+          <w:sz w:val="18"/>
+          <w:szCs w:val="22"/>
         </w:rPr>
         <w:t xml:space="preserve">, </w:t>
       </w:r>
       <w:proofErr w:type="spellStart"/>
       <w:r>
         <w:rPr>
-          <w:rStyle w:val="Strong"/>
-          <w:rFonts w:ascii="Arial" w:hAnsi="Arial" w:cs="Arial"/>
-          <w:sz w:val="20"/>
-          <w:szCs w:val="20"/>
-        </w:rPr>
-        <w:t>TypeScript</w:t>
-      </w:r>
-      <w:proofErr w:type="spellEnd"/>
-      <w:r>
-        <w:rPr>
-          <w:rFonts w:ascii="Arial" w:hAnsi="Arial" w:cs="Arial"/>
-          <w:sz w:val="20"/>
-          <w:szCs w:val="20"/>
+          <w:rFonts w:ascii="Arial" w:hAnsi="Arial" w:cs="Arial"/>
+          <w:color w:val="000000"/>
+          <w:sz w:val="18"/>
+          <w:szCs w:val="22"/>
+        </w:rPr>
+        <w:t>Nuxt</w:t>
+      </w:r>
+      <w:proofErr w:type="spellEnd"/>
+      <w:r>
+        <w:rPr>
+          <w:rFonts w:ascii="Arial" w:hAnsi="Arial" w:cs="Arial"/>
+          <w:color w:val="000000"/>
+          <w:sz w:val="18"/>
+          <w:szCs w:val="22"/>
         </w:rPr>
         <w:t xml:space="preserve">, </w:t>
       </w:r>
       <w:proofErr w:type="spellStart"/>
       <w:r>
         <w:rPr>
-          <w:rStyle w:val="Strong"/>
-          <w:rFonts w:ascii="Arial" w:hAnsi="Arial" w:cs="Arial"/>
-          <w:sz w:val="20"/>
-          <w:szCs w:val="20"/>
-        </w:rPr>
-        <w:t>Vue</w:t>
-      </w:r>
-      <w:proofErr w:type="spellEnd"/>
-      <w:r>
-        <w:rPr>
-          <w:rFonts w:ascii="Arial" w:hAnsi="Arial" w:cs="Arial"/>
-          <w:sz w:val="20"/>
-          <w:szCs w:val="20"/>
+          <w:rFonts w:ascii="Arial" w:hAnsi="Arial" w:cs="Arial"/>
+          <w:color w:val="000000"/>
+          <w:sz w:val="18"/>
+          <w:szCs w:val="22"/>
+        </w:rPr>
+        <w:t>Redux</w:t>
+      </w:r>
+      <w:proofErr w:type="spellEnd"/>
+      <w:r>
+        <w:rPr>
+          <w:rFonts w:ascii="Arial" w:hAnsi="Arial" w:cs="Arial"/>
+          <w:color w:val="000000"/>
+          <w:sz w:val="18"/>
+          <w:szCs w:val="22"/>
+        </w:rPr>
+        <w:t xml:space="preserve">, React Query, </w:t>
+      </w:r>
+      <w:proofErr w:type="spellStart"/>
+      <w:r>
+        <w:rPr>
+          <w:rFonts w:ascii="Arial" w:hAnsi="Arial" w:cs="Arial"/>
+          <w:color w:val="000000"/>
+          <w:sz w:val="18"/>
+          <w:szCs w:val="22"/>
+        </w:rPr>
+        <w:t>Vuex</w:t>
+      </w:r>
+      <w:proofErr w:type="spellEnd"/>
+      <w:r>
+        <w:rPr>
+          <w:rFonts w:ascii="Arial" w:hAnsi="Arial" w:cs="Arial"/>
+          <w:color w:val="000000"/>
+          <w:sz w:val="18"/>
+          <w:szCs w:val="22"/>
         </w:rPr>
         <w:t xml:space="preserve">, </w:t>
       </w:r>
       <w:proofErr w:type="spellStart"/>
       <w:r>
         <w:rPr>
-          <w:rStyle w:val="Strong"/>
-          <w:rFonts w:ascii="Arial" w:hAnsi="Arial" w:cs="Arial"/>
-          <w:sz w:val="20"/>
-          <w:szCs w:val="20"/>
-        </w:rPr>
-        <w:t>Nuxt</w:t>
-      </w:r>
-      <w:proofErr w:type="spellEnd"/>
-      <w:r>
-        <w:rPr>
-          <w:rFonts w:ascii="Arial" w:hAnsi="Arial" w:cs="Arial"/>
-          <w:sz w:val="20"/>
-          <w:szCs w:val="20"/>
+          <w:rFonts w:ascii="Arial" w:hAnsi="Arial" w:cs="Arial"/>
+          <w:color w:val="000000"/>
+          <w:sz w:val="18"/>
+          <w:szCs w:val="22"/>
+        </w:rPr>
+        <w:t>Pinia</w:t>
+      </w:r>
+      <w:proofErr w:type="spellEnd"/>
+      <w:r>
+        <w:rPr>
+          <w:rFonts w:ascii="Arial" w:hAnsi="Arial" w:cs="Arial"/>
+          <w:color w:val="000000"/>
+          <w:sz w:val="18"/>
+          <w:szCs w:val="22"/>
         </w:rPr>
         <w:t xml:space="preserve">, </w:t>
       </w:r>
       <w:proofErr w:type="spellStart"/>
       <w:r>
         <w:rPr>
-          <w:rStyle w:val="Strong"/>
-          <w:rFonts w:ascii="Arial" w:hAnsi="Arial" w:cs="Arial"/>
-          <w:sz w:val="20"/>
-          <w:szCs w:val="20"/>
-        </w:rPr>
-        <w:t>Redux</w:t>
-      </w:r>
-      <w:proofErr w:type="spellEnd"/>
-      <w:r>
-        <w:rPr>
-          <w:rFonts w:ascii="Arial" w:hAnsi="Arial" w:cs="Arial"/>
-          <w:sz w:val="20"/>
-          <w:szCs w:val="20"/>
+          <w:rFonts w:ascii="Arial" w:hAnsi="Arial" w:cs="Arial"/>
+          <w:color w:val="000000"/>
+          <w:sz w:val="18"/>
+          <w:szCs w:val="22"/>
+        </w:rPr>
+        <w:t>Vite</w:t>
+      </w:r>
+      <w:proofErr w:type="spellEnd"/>
+      <w:r>
+        <w:rPr>
+          <w:rFonts w:ascii="Arial" w:hAnsi="Arial" w:cs="Arial"/>
+          <w:color w:val="000000"/>
+          <w:sz w:val="18"/>
+          <w:szCs w:val="22"/>
         </w:rPr>
         <w:t xml:space="preserve">, </w:t>
       </w:r>
-      <w:r>
-        <w:rPr>
-          <w:rStyle w:val="Strong"/>
-          <w:rFonts w:ascii="Arial" w:hAnsi="Arial" w:cs="Arial"/>
-          <w:sz w:val="20"/>
-          <w:szCs w:val="20"/>
-        </w:rPr>
-        <w:t>React Query</w:t>
-      </w:r>
-      <w:r>
-        <w:rPr>
-          <w:rFonts w:ascii="Arial" w:hAnsi="Arial" w:cs="Arial"/>
-          <w:sz w:val="20"/>
-          <w:szCs w:val="20"/>
-        </w:rPr>
-        <w:t xml:space="preserve">, </w:t>
-      </w:r>
-      <w:proofErr w:type="spellStart"/>
-      <w:r>
-        <w:rPr>
-          <w:rStyle w:val="Strong"/>
-          <w:rFonts w:ascii="Arial" w:hAnsi="Arial" w:cs="Arial"/>
-          <w:sz w:val="20"/>
-          <w:szCs w:val="20"/>
-        </w:rPr>
-        <w:t>Vuex</w:t>
-      </w:r>
-      <w:proofErr w:type="spellEnd"/>
-      <w:r>
-        <w:rPr>
-          <w:rFonts w:ascii="Arial" w:hAnsi="Arial" w:cs="Arial"/>
-          <w:sz w:val="20"/>
-          <w:szCs w:val="20"/>
-        </w:rPr>
-        <w:t xml:space="preserve">, </w:t>
-      </w:r>
-      <w:proofErr w:type="spellStart"/>
-      <w:r>
-        <w:rPr>
-          <w:rStyle w:val="Strong"/>
-          <w:rFonts w:ascii="Arial" w:hAnsi="Arial" w:cs="Arial"/>
-          <w:sz w:val="20"/>
-          <w:szCs w:val="20"/>
-        </w:rPr>
-        <w:t>Pinia</w:t>
-      </w:r>
-      <w:proofErr w:type="spellEnd"/>
-      <w:r>
-        <w:rPr>
-          <w:rFonts w:ascii="Arial" w:hAnsi="Arial" w:cs="Arial"/>
-          <w:sz w:val="20"/>
-          <w:szCs w:val="20"/>
-        </w:rPr>
-        <w:t xml:space="preserve">, </w:t>
-      </w:r>
-      <w:proofErr w:type="spellStart"/>
-      <w:r>
-        <w:rPr>
-          <w:rStyle w:val="Strong"/>
-          <w:rFonts w:ascii="Arial" w:hAnsi="Arial" w:cs="Arial"/>
-          <w:sz w:val="20"/>
-          <w:szCs w:val="20"/>
-        </w:rPr>
-        <w:t>Vite</w:t>
-      </w:r>
-      <w:proofErr w:type="spellEnd"/>
-      <w:r>
-        <w:rPr>
-          <w:rFonts w:ascii="Arial" w:hAnsi="Arial" w:cs="Arial"/>
-          <w:sz w:val="20"/>
-          <w:szCs w:val="20"/>
-        </w:rPr>
-        <w:t xml:space="preserve">, </w:t>
-      </w:r>
-      <w:proofErr w:type="spellStart"/>
-      <w:r>
-        <w:rPr>
-          <w:rStyle w:val="Strong"/>
-          <w:rFonts w:ascii="Arial" w:hAnsi="Arial" w:cs="Arial"/>
-          <w:sz w:val="20"/>
-          <w:szCs w:val="20"/>
+      <w:proofErr w:type="spellStart"/>
+      <w:r>
+        <w:rPr>
+          <w:rFonts w:ascii="Arial" w:hAnsi="Arial" w:cs="Arial"/>
+          <w:color w:val="000000"/>
+          <w:sz w:val="18"/>
+          <w:szCs w:val="22"/>
         </w:rPr>
         <w:t>Webpack</w:t>
       </w:r>
@@ -615,209 +598,137 @@
       <w:r>
         <w:rPr>
           <w:rFonts w:ascii="Arial" w:hAnsi="Arial" w:cs="Arial"/>
-          <w:sz w:val="20"/>
-          <w:szCs w:val="20"/>
-        </w:rPr>
-        <w:t xml:space="preserve">, </w:t>
-      </w:r>
-      <w:r>
-        <w:rPr>
-          <w:rStyle w:val="Strong"/>
-          <w:rFonts w:ascii="Arial" w:hAnsi="Arial" w:cs="Arial"/>
-          <w:sz w:val="20"/>
-          <w:szCs w:val="20"/>
-        </w:rPr>
-        <w:t>Tailwind CSS</w:t>
-      </w:r>
-      <w:r>
-        <w:rPr>
-          <w:rFonts w:ascii="Arial" w:hAnsi="Arial" w:cs="Arial"/>
-          <w:sz w:val="20"/>
-          <w:szCs w:val="20"/>
-        </w:rPr>
-        <w:t xml:space="preserve">, </w:t>
-      </w:r>
-      <w:r>
-        <w:rPr>
-          <w:rStyle w:val="Strong"/>
-          <w:rFonts w:ascii="Arial" w:hAnsi="Arial" w:cs="Arial"/>
-          <w:sz w:val="20"/>
-          <w:szCs w:val="20"/>
-        </w:rPr>
-        <w:t>Material UI</w:t>
-      </w:r>
-      <w:r>
-        <w:rPr>
-          <w:rFonts w:ascii="Arial" w:hAnsi="Arial" w:cs="Arial"/>
-          <w:sz w:val="20"/>
-          <w:szCs w:val="20"/>
-        </w:rPr>
-        <w:t xml:space="preserve">, </w:t>
-      </w:r>
-      <w:r>
-        <w:rPr>
-          <w:rStyle w:val="Strong"/>
-          <w:rFonts w:ascii="Arial" w:hAnsi="Arial" w:cs="Arial"/>
-          <w:sz w:val="20"/>
-          <w:szCs w:val="20"/>
-        </w:rPr>
-        <w:t>Storybook</w:t>
-      </w:r>
-      <w:r>
-        <w:rPr>
-          <w:rFonts w:ascii="Arial" w:hAnsi="Arial" w:cs="Arial"/>
-          <w:sz w:val="20"/>
-          <w:szCs w:val="20"/>
-        </w:rPr>
-        <w:t>, micro-frontend patterns, accessibility, performance profiling</w:t>
+          <w:color w:val="000000"/>
+          <w:sz w:val="18"/>
+          <w:szCs w:val="22"/>
+        </w:rPr>
+        <w:t>, Tailwind CSS, Material UI, Storybook, micro-frontend patterns, accessibility, performance profiling</w:t>
       </w:r>
     </w:p>
     <w:p>
       <w:pPr>
-        <w:pStyle w:val="NormalWeb"/>
+        <w:pStyle w:val="ListParagraph"/>
         <w:numPr>
           <w:ilvl w:val="0"/>
-          <w:numId w:val="5"/>
+          <w:numId w:val="17"/>
         </w:numPr>
+        <w:autoSpaceDE w:val="0"/>
+        <w:autoSpaceDN w:val="0"/>
+        <w:adjustRightInd w:val="0"/>
         <w:jc w:val="both"/>
         <w:rPr>
           <w:rFonts w:ascii="Arial" w:hAnsi="Arial" w:cs="Arial"/>
-          <w:sz w:val="20"/>
-          <w:szCs w:val="20"/>
-        </w:rPr>
-      </w:pPr>
-      <w:r>
-        <w:rPr>
-          <w:rStyle w:val="Strong"/>
-          <w:rFonts w:ascii="Arial" w:hAnsi="Arial" w:cs="Arial"/>
-          <w:sz w:val="20"/>
-          <w:szCs w:val="20"/>
+          <w:color w:val="000000"/>
+          <w:sz w:val="18"/>
+          <w:szCs w:val="22"/>
+        </w:rPr>
+      </w:pPr>
+      <w:r>
+        <w:rPr>
+          <w:rFonts w:ascii="Arial" w:hAnsi="Arial" w:cs="Arial"/>
+          <w:b/>
+          <w:color w:val="000000"/>
+          <w:sz w:val="18"/>
+          <w:szCs w:val="22"/>
         </w:rPr>
         <w:t>Backend &amp; APIs</w:t>
       </w:r>
       <w:r>
         <w:rPr>
           <w:rFonts w:ascii="Arial" w:hAnsi="Arial" w:cs="Arial"/>
-          <w:sz w:val="20"/>
-          <w:szCs w:val="20"/>
-        </w:rPr>
-        <w:t xml:space="preserve"> — </w:t>
-      </w:r>
-      <w:r>
-        <w:rPr>
-          <w:rStyle w:val="Strong"/>
-          <w:rFonts w:ascii="Arial" w:hAnsi="Arial" w:cs="Arial"/>
-          <w:sz w:val="20"/>
-          <w:szCs w:val="20"/>
-        </w:rPr>
-        <w:t>Node.js</w:t>
-      </w:r>
-      <w:r>
-        <w:rPr>
-          <w:rFonts w:ascii="Arial" w:hAnsi="Arial" w:cs="Arial"/>
-          <w:sz w:val="20"/>
-          <w:szCs w:val="20"/>
+          <w:color w:val="000000"/>
+          <w:sz w:val="18"/>
+          <w:szCs w:val="22"/>
+        </w:rPr>
+        <w:t xml:space="preserve"> — Node.js, Express, </w:t>
+      </w:r>
+      <w:proofErr w:type="spellStart"/>
+      <w:r>
+        <w:rPr>
+          <w:rFonts w:ascii="Arial" w:hAnsi="Arial" w:cs="Arial"/>
+          <w:color w:val="000000"/>
+          <w:sz w:val="18"/>
+          <w:szCs w:val="22"/>
+        </w:rPr>
+        <w:t>NestJS</w:t>
+      </w:r>
+      <w:proofErr w:type="spellEnd"/>
+      <w:r>
+        <w:rPr>
+          <w:rFonts w:ascii="Arial" w:hAnsi="Arial" w:cs="Arial"/>
+          <w:color w:val="000000"/>
+          <w:sz w:val="18"/>
+          <w:szCs w:val="22"/>
+        </w:rPr>
+        <w:t xml:space="preserve">, REST API design, </w:t>
+      </w:r>
+      <w:proofErr w:type="spellStart"/>
+      <w:r>
+        <w:rPr>
+          <w:rFonts w:ascii="Arial" w:hAnsi="Arial" w:cs="Arial"/>
+          <w:color w:val="000000"/>
+          <w:sz w:val="18"/>
+          <w:szCs w:val="22"/>
+        </w:rPr>
+        <w:t>GraphQL</w:t>
+      </w:r>
+      <w:proofErr w:type="spellEnd"/>
+      <w:r>
+        <w:rPr>
+          <w:rFonts w:ascii="Arial" w:hAnsi="Arial" w:cs="Arial"/>
+          <w:color w:val="000000"/>
+          <w:sz w:val="18"/>
+          <w:szCs w:val="22"/>
         </w:rPr>
         <w:t xml:space="preserve">, </w:t>
       </w:r>
-      <w:r>
-        <w:rPr>
-          <w:rStyle w:val="Strong"/>
-          <w:rFonts w:ascii="Arial" w:hAnsi="Arial" w:cs="Arial"/>
-          <w:sz w:val="20"/>
-          <w:szCs w:val="20"/>
-        </w:rPr>
-        <w:t>Express</w:t>
-      </w:r>
-      <w:r>
-        <w:rPr>
-          <w:rFonts w:ascii="Arial" w:hAnsi="Arial" w:cs="Arial"/>
-          <w:sz w:val="20"/>
-          <w:szCs w:val="20"/>
+      <w:proofErr w:type="spellStart"/>
+      <w:r>
+        <w:rPr>
+          <w:rFonts w:ascii="Arial" w:hAnsi="Arial" w:cs="Arial"/>
+          <w:color w:val="000000"/>
+          <w:sz w:val="18"/>
+          <w:szCs w:val="22"/>
+        </w:rPr>
+        <w:t>WebSockets</w:t>
+      </w:r>
+      <w:proofErr w:type="spellEnd"/>
+      <w:r>
+        <w:rPr>
+          <w:rFonts w:ascii="Arial" w:hAnsi="Arial" w:cs="Arial"/>
+          <w:color w:val="000000"/>
+          <w:sz w:val="18"/>
+          <w:szCs w:val="22"/>
+        </w:rPr>
+        <w:t xml:space="preserve">, background jobs, event-driven architecture, schema-first validation, </w:t>
+      </w:r>
+      <w:proofErr w:type="spellStart"/>
+      <w:r>
+        <w:rPr>
+          <w:rFonts w:ascii="Arial" w:hAnsi="Arial" w:cs="Arial"/>
+          <w:color w:val="000000"/>
+          <w:sz w:val="18"/>
+          <w:szCs w:val="22"/>
+        </w:rPr>
+        <w:t>idempotency</w:t>
+      </w:r>
+      <w:proofErr w:type="spellEnd"/>
+      <w:r>
+        <w:rPr>
+          <w:rFonts w:ascii="Arial" w:hAnsi="Arial" w:cs="Arial"/>
+          <w:color w:val="000000"/>
+          <w:sz w:val="18"/>
+          <w:szCs w:val="22"/>
         </w:rPr>
         <w:t xml:space="preserve">, </w:t>
       </w:r>
       <w:proofErr w:type="spellStart"/>
       <w:r>
         <w:rPr>
-          <w:rStyle w:val="Strong"/>
-          <w:rFonts w:ascii="Arial" w:hAnsi="Arial" w:cs="Arial"/>
-          <w:sz w:val="20"/>
-          <w:szCs w:val="20"/>
-        </w:rPr>
-        <w:t>NestJS</w:t>
-      </w:r>
-      <w:proofErr w:type="spellEnd"/>
-      <w:r>
-        <w:rPr>
-          <w:rFonts w:ascii="Arial" w:hAnsi="Arial" w:cs="Arial"/>
-          <w:sz w:val="20"/>
-          <w:szCs w:val="20"/>
-        </w:rPr>
-        <w:t xml:space="preserve">, REST API design, </w:t>
-      </w:r>
-      <w:proofErr w:type="spellStart"/>
-      <w:r>
-        <w:rPr>
-          <w:rStyle w:val="Strong"/>
-          <w:rFonts w:ascii="Arial" w:hAnsi="Arial" w:cs="Arial"/>
-          <w:sz w:val="20"/>
-          <w:szCs w:val="20"/>
-        </w:rPr>
-        <w:t>GraphQL</w:t>
-      </w:r>
-      <w:proofErr w:type="spellEnd"/>
-      <w:r>
-        <w:rPr>
-          <w:rFonts w:ascii="Arial" w:hAnsi="Arial" w:cs="Arial"/>
-          <w:sz w:val="20"/>
-          <w:szCs w:val="20"/>
-        </w:rPr>
-        <w:t xml:space="preserve">, </w:t>
-      </w:r>
-      <w:proofErr w:type="spellStart"/>
-      <w:r>
-        <w:rPr>
-          <w:rStyle w:val="Strong"/>
-          <w:rFonts w:ascii="Arial" w:hAnsi="Arial" w:cs="Arial"/>
-          <w:sz w:val="20"/>
-          <w:szCs w:val="20"/>
-        </w:rPr>
-        <w:t>WebSockets</w:t>
-      </w:r>
-      <w:proofErr w:type="spellEnd"/>
-      <w:r>
-        <w:rPr>
-          <w:rFonts w:ascii="Arial" w:hAnsi="Arial" w:cs="Arial"/>
-          <w:sz w:val="20"/>
-          <w:szCs w:val="20"/>
-        </w:rPr>
-        <w:t xml:space="preserve">, background jobs, event-driven architecture, schema-first validation, </w:t>
-      </w:r>
-      <w:proofErr w:type="spellStart"/>
-      <w:r>
-        <w:rPr>
-          <w:rFonts w:ascii="Arial" w:hAnsi="Arial" w:cs="Arial"/>
-          <w:sz w:val="20"/>
-          <w:szCs w:val="20"/>
-        </w:rPr>
-        <w:t>idempotency</w:t>
-      </w:r>
-      <w:proofErr w:type="spellEnd"/>
-      <w:r>
-        <w:rPr>
-          <w:rFonts w:ascii="Arial" w:hAnsi="Arial" w:cs="Arial"/>
-          <w:sz w:val="20"/>
-          <w:szCs w:val="20"/>
-        </w:rPr>
-        <w:t xml:space="preserve">, </w:t>
-      </w:r>
-      <w:proofErr w:type="spellStart"/>
-      <w:r>
-        <w:rPr>
-          <w:rFonts w:ascii="Arial" w:hAnsi="Arial" w:cs="Arial"/>
-          <w:sz w:val="20"/>
-          <w:szCs w:val="20"/>
+          <w:rFonts w:ascii="Arial" w:hAnsi="Arial" w:cs="Arial"/>
+          <w:color w:val="000000"/>
+          <w:sz w:val="18"/>
+          <w:szCs w:val="22"/>
         </w:rPr>
         <w:t>webhook</w:t>
       </w:r>
@@ -825,50 +736,76 @@
       <w:r>
         <w:rPr>
           <w:rFonts w:ascii="Arial" w:hAnsi="Arial" w:cs="Arial"/>
-          <w:sz w:val="20"/>
-          <w:szCs w:val="20"/>
+          <w:color w:val="000000"/>
+          <w:sz w:val="18"/>
+          <w:szCs w:val="22"/>
         </w:rPr>
         <w:t xml:space="preserve"> verification, rate limiting &amp; retries</w:t>
       </w:r>
     </w:p>
     <w:p>
       <w:pPr>
-        <w:pStyle w:val="NormalWeb"/>
+        <w:pStyle w:val="ListParagraph"/>
         <w:numPr>
           <w:ilvl w:val="0"/>
-          <w:numId w:val="5"/>
+          <w:numId w:val="17"/>
         </w:numPr>
+        <w:autoSpaceDE w:val="0"/>
+        <w:autoSpaceDN w:val="0"/>
+        <w:adjustRightInd w:val="0"/>
         <w:jc w:val="both"/>
         <w:rPr>
           <w:rFonts w:ascii="Arial" w:hAnsi="Arial" w:cs="Arial"/>
-          <w:sz w:val="20"/>
-          <w:szCs w:val="20"/>
-        </w:rPr>
-      </w:pPr>
-      <w:r>
-        <w:rPr>
-          <w:rStyle w:val="Strong"/>
-          <w:rFonts w:ascii="Arial" w:hAnsi="Arial" w:cs="Arial"/>
-          <w:sz w:val="20"/>
-          <w:szCs w:val="20"/>
+          <w:color w:val="000000"/>
+          <w:sz w:val="18"/>
+          <w:szCs w:val="22"/>
+        </w:rPr>
+      </w:pPr>
+      <w:r>
+        <w:rPr>
+          <w:rFonts w:ascii="Arial" w:hAnsi="Arial" w:cs="Arial"/>
+          <w:b/>
+          <w:color w:val="000000"/>
+          <w:sz w:val="18"/>
+          <w:szCs w:val="22"/>
         </w:rPr>
         <w:t>Data, Messaging &amp; Search</w:t>
       </w:r>
       <w:r>
         <w:rPr>
           <w:rFonts w:ascii="Arial" w:hAnsi="Arial" w:cs="Arial"/>
-          <w:sz w:val="20"/>
-          <w:szCs w:val="20"/>
-        </w:rPr>
-        <w:t xml:space="preserve"> — Relational: </w:t>
-      </w:r>
-      <w:proofErr w:type="spellStart"/>
-      <w:r>
-        <w:rPr>
-          <w:rStyle w:val="Strong"/>
-          <w:rFonts w:ascii="Arial" w:hAnsi="Arial" w:cs="Arial"/>
-          <w:sz w:val="20"/>
-          <w:szCs w:val="20"/>
+          <w:color w:val="000000"/>
+          <w:sz w:val="18"/>
+          <w:szCs w:val="22"/>
+        </w:rPr>
+        <w:t xml:space="preserve"> — </w:t>
+      </w:r>
+      <w:r>
+        <w:rPr>
+          <w:rFonts w:ascii="Arial" w:hAnsi="Arial" w:cs="Arial"/>
+          <w:b/>
+          <w:color w:val="000000"/>
+          <w:sz w:val="18"/>
+          <w:szCs w:val="22"/>
+        </w:rPr>
+        <w:t>Relational</w:t>
+      </w:r>
+      <w:r>
+        <w:rPr>
+          <w:rFonts w:ascii="Arial" w:hAnsi="Arial" w:cs="Arial"/>
+          <w:color w:val="000000"/>
+          <w:sz w:val="18"/>
+          <w:szCs w:val="22"/>
+        </w:rPr>
+        <w:t xml:space="preserve">: </w:t>
+      </w:r>
+      <w:proofErr w:type="spellStart"/>
+      <w:r>
+        <w:rPr>
+          <w:rFonts w:ascii="Arial" w:hAnsi="Arial" w:cs="Arial"/>
+          <w:color w:val="000000"/>
+          <w:sz w:val="18"/>
+          <w:szCs w:val="22"/>
         </w:rPr>
         <w:t>PostgreSQL</w:t>
       </w:r>
@@ -876,161 +813,119 @@
       <w:r>
         <w:rPr>
           <w:rFonts w:ascii="Arial" w:hAnsi="Arial" w:cs="Arial"/>
-          <w:sz w:val="20"/>
-          <w:szCs w:val="20"/>
+          <w:color w:val="000000"/>
+          <w:sz w:val="18"/>
+          <w:szCs w:val="22"/>
+        </w:rPr>
+        <w:t xml:space="preserve">, MySQL, SQL Server • </w:t>
+      </w:r>
+      <w:proofErr w:type="spellStart"/>
+      <w:r>
+        <w:rPr>
+          <w:rFonts w:ascii="Arial" w:hAnsi="Arial" w:cs="Arial"/>
+          <w:b/>
+          <w:color w:val="000000"/>
+          <w:sz w:val="18"/>
+          <w:szCs w:val="22"/>
+        </w:rPr>
+        <w:t>NoSQL</w:t>
+      </w:r>
+      <w:proofErr w:type="spellEnd"/>
+      <w:r>
+        <w:rPr>
+          <w:rFonts w:ascii="Arial" w:hAnsi="Arial" w:cs="Arial"/>
+          <w:color w:val="000000"/>
+          <w:sz w:val="18"/>
+          <w:szCs w:val="22"/>
+        </w:rPr>
+        <w:t xml:space="preserve">: </w:t>
+      </w:r>
+      <w:proofErr w:type="spellStart"/>
+      <w:r>
+        <w:rPr>
+          <w:rFonts w:ascii="Arial" w:hAnsi="Arial" w:cs="Arial"/>
+          <w:color w:val="000000"/>
+          <w:sz w:val="18"/>
+          <w:szCs w:val="22"/>
+        </w:rPr>
+        <w:t>Redis</w:t>
+      </w:r>
+      <w:proofErr w:type="spellEnd"/>
+      <w:r>
+        <w:rPr>
+          <w:rFonts w:ascii="Arial" w:hAnsi="Arial" w:cs="Arial"/>
+          <w:color w:val="000000"/>
+          <w:sz w:val="18"/>
+          <w:szCs w:val="22"/>
         </w:rPr>
         <w:t xml:space="preserve">, </w:t>
       </w:r>
-      <w:r>
-        <w:rPr>
-          <w:rStyle w:val="Strong"/>
-          <w:rFonts w:ascii="Arial" w:hAnsi="Arial" w:cs="Arial"/>
-          <w:sz w:val="20"/>
-          <w:szCs w:val="20"/>
-        </w:rPr>
-        <w:t>MySQL</w:t>
-      </w:r>
-      <w:r>
-        <w:rPr>
-          <w:rFonts w:ascii="Arial" w:hAnsi="Arial" w:cs="Arial"/>
-          <w:sz w:val="20"/>
-          <w:szCs w:val="20"/>
+      <w:proofErr w:type="spellStart"/>
+      <w:r>
+        <w:rPr>
+          <w:rFonts w:ascii="Arial" w:hAnsi="Arial" w:cs="Arial"/>
+          <w:color w:val="000000"/>
+          <w:sz w:val="18"/>
+          <w:szCs w:val="22"/>
+        </w:rPr>
+        <w:t>MongoDB</w:t>
+      </w:r>
+      <w:proofErr w:type="spellEnd"/>
+      <w:r>
+        <w:rPr>
+          <w:rFonts w:ascii="Arial" w:hAnsi="Arial" w:cs="Arial"/>
+          <w:color w:val="000000"/>
+          <w:sz w:val="18"/>
+          <w:szCs w:val="22"/>
         </w:rPr>
         <w:t xml:space="preserve">, </w:t>
       </w:r>
-      <w:r>
-        <w:rPr>
-          <w:rStyle w:val="Strong"/>
-          <w:rFonts w:ascii="Arial" w:hAnsi="Arial" w:cs="Arial"/>
-          <w:sz w:val="20"/>
-          <w:szCs w:val="20"/>
-        </w:rPr>
-        <w:t>SQL Server</w:t>
-      </w:r>
-      <w:r>
-        <w:rPr>
-          <w:rFonts w:ascii="Arial" w:hAnsi="Arial" w:cs="Arial"/>
-          <w:sz w:val="20"/>
-          <w:szCs w:val="20"/>
+      <w:proofErr w:type="spellStart"/>
+      <w:r>
+        <w:rPr>
+          <w:rFonts w:ascii="Arial" w:hAnsi="Arial" w:cs="Arial"/>
+          <w:color w:val="000000"/>
+          <w:sz w:val="18"/>
+          <w:szCs w:val="22"/>
+        </w:rPr>
+        <w:t>DynamoDB</w:t>
+      </w:r>
+      <w:proofErr w:type="spellEnd"/>
+      <w:r>
+        <w:rPr>
+          <w:rFonts w:ascii="Arial" w:hAnsi="Arial" w:cs="Arial"/>
+          <w:color w:val="000000"/>
+          <w:sz w:val="18"/>
+          <w:szCs w:val="22"/>
         </w:rPr>
         <w:t xml:space="preserve"> • </w:t>
       </w:r>
-      <w:proofErr w:type="spellStart"/>
-      <w:r>
-        <w:rPr>
-          <w:rFonts w:ascii="Arial" w:hAnsi="Arial" w:cs="Arial"/>
-          <w:sz w:val="20"/>
-          <w:szCs w:val="20"/>
-        </w:rPr>
-        <w:t>NoSQL</w:t>
-      </w:r>
-      <w:proofErr w:type="spellEnd"/>
-      <w:r>
-        <w:rPr>
-          <w:rFonts w:ascii="Arial" w:hAnsi="Arial" w:cs="Arial"/>
-          <w:sz w:val="20"/>
-          <w:szCs w:val="20"/>
-        </w:rPr>
-        <w:t xml:space="preserve">: </w:t>
-      </w:r>
-      <w:proofErr w:type="spellStart"/>
-      <w:r>
-        <w:rPr>
-          <w:rStyle w:val="Strong"/>
-          <w:rFonts w:ascii="Arial" w:hAnsi="Arial" w:cs="Arial"/>
-          <w:sz w:val="20"/>
-          <w:szCs w:val="20"/>
-        </w:rPr>
-        <w:t>Redis</w:t>
-      </w:r>
-      <w:proofErr w:type="spellEnd"/>
-      <w:r>
-        <w:rPr>
-          <w:rFonts w:ascii="Arial" w:hAnsi="Arial" w:cs="Arial"/>
-          <w:sz w:val="20"/>
-          <w:szCs w:val="20"/>
-        </w:rPr>
-        <w:t xml:space="preserve">, </w:t>
-      </w:r>
-      <w:proofErr w:type="spellStart"/>
-      <w:r>
-        <w:rPr>
-          <w:rStyle w:val="Strong"/>
-          <w:rFonts w:ascii="Arial" w:hAnsi="Arial" w:cs="Arial"/>
-          <w:sz w:val="20"/>
-          <w:szCs w:val="20"/>
-        </w:rPr>
-        <w:t>MongoDB</w:t>
-      </w:r>
-      <w:proofErr w:type="spellEnd"/>
-      <w:r>
-        <w:rPr>
-          <w:rFonts w:ascii="Arial" w:hAnsi="Arial" w:cs="Arial"/>
-          <w:sz w:val="20"/>
-          <w:szCs w:val="20"/>
-        </w:rPr>
-        <w:t xml:space="preserve">, </w:t>
-      </w:r>
-      <w:proofErr w:type="spellStart"/>
-      <w:r>
-        <w:rPr>
-          <w:rStyle w:val="Strong"/>
-          <w:rFonts w:ascii="Arial" w:hAnsi="Arial" w:cs="Arial"/>
-          <w:sz w:val="20"/>
-          <w:szCs w:val="20"/>
-        </w:rPr>
-        <w:t>DynamoDB</w:t>
-      </w:r>
-      <w:proofErr w:type="spellEnd"/>
-      <w:r>
-        <w:rPr>
-          <w:rFonts w:ascii="Arial" w:hAnsi="Arial" w:cs="Arial"/>
-          <w:sz w:val="20"/>
-          <w:szCs w:val="20"/>
-        </w:rPr>
-        <w:t xml:space="preserve"> • Queues/streams: </w:t>
-      </w:r>
-      <w:r>
-        <w:rPr>
-          <w:rStyle w:val="Strong"/>
-          <w:rFonts w:ascii="Arial" w:hAnsi="Arial" w:cs="Arial"/>
-          <w:sz w:val="20"/>
-          <w:szCs w:val="20"/>
-        </w:rPr>
-        <w:t>AWS SQS/SNS</w:t>
-      </w:r>
-      <w:r>
-        <w:rPr>
-          <w:rFonts w:ascii="Arial" w:hAnsi="Arial" w:cs="Arial"/>
-          <w:sz w:val="20"/>
-          <w:szCs w:val="20"/>
-        </w:rPr>
-        <w:t xml:space="preserve">, </w:t>
-      </w:r>
-      <w:r>
-        <w:rPr>
-          <w:rStyle w:val="Strong"/>
-          <w:rFonts w:ascii="Arial" w:hAnsi="Arial" w:cs="Arial"/>
-          <w:sz w:val="20"/>
-          <w:szCs w:val="20"/>
-        </w:rPr>
-        <w:t>Kafka</w:t>
-      </w:r>
-      <w:r>
-        <w:rPr>
-          <w:rFonts w:ascii="Arial" w:hAnsi="Arial" w:cs="Arial"/>
-          <w:sz w:val="20"/>
-          <w:szCs w:val="20"/>
-        </w:rPr>
-        <w:t xml:space="preserve">, </w:t>
-      </w:r>
-      <w:proofErr w:type="spellStart"/>
-      <w:r>
-        <w:rPr>
-          <w:rStyle w:val="Strong"/>
-          <w:rFonts w:ascii="Arial" w:hAnsi="Arial" w:cs="Arial"/>
-          <w:sz w:val="20"/>
-          <w:szCs w:val="20"/>
+      <w:r>
+        <w:rPr>
+          <w:rFonts w:ascii="Arial" w:hAnsi="Arial" w:cs="Arial"/>
+          <w:b/>
+          <w:color w:val="000000"/>
+          <w:sz w:val="18"/>
+          <w:szCs w:val="22"/>
+        </w:rPr>
+        <w:t>Queues/streams</w:t>
+      </w:r>
+      <w:r>
+        <w:rPr>
+          <w:rFonts w:ascii="Arial" w:hAnsi="Arial" w:cs="Arial"/>
+          <w:color w:val="000000"/>
+          <w:sz w:val="18"/>
+          <w:szCs w:val="22"/>
+        </w:rPr>
+        <w:t xml:space="preserve">: AWS SQS/SNS, Kafka, </w:t>
+      </w:r>
+      <w:proofErr w:type="spellStart"/>
+      <w:r>
+        <w:rPr>
+          <w:rFonts w:ascii="Arial" w:hAnsi="Arial" w:cs="Arial"/>
+          <w:color w:val="000000"/>
+          <w:sz w:val="18"/>
+          <w:szCs w:val="22"/>
         </w:rPr>
         <w:t>RabbitMQ</w:t>
       </w:r>
@@ -1038,18 +933,19 @@
       <w:r>
         <w:rPr>
           <w:rFonts w:ascii="Arial" w:hAnsi="Arial" w:cs="Arial"/>
-          <w:sz w:val="20"/>
-          <w:szCs w:val="20"/>
+          <w:color w:val="000000"/>
+          <w:sz w:val="18"/>
+          <w:szCs w:val="22"/>
         </w:rPr>
         <w:t xml:space="preserve"> • Search: </w:t>
       </w:r>
       <w:proofErr w:type="spellStart"/>
       <w:r>
         <w:rPr>
-          <w:rStyle w:val="Strong"/>
-          <w:rFonts w:ascii="Arial" w:hAnsi="Arial" w:cs="Arial"/>
-          <w:sz w:val="20"/>
-          <w:szCs w:val="20"/>
+          <w:rFonts w:ascii="Arial" w:hAnsi="Arial" w:cs="Arial"/>
+          <w:color w:val="000000"/>
+          <w:sz w:val="18"/>
+          <w:szCs w:val="22"/>
         </w:rPr>
         <w:t>Elasticsearch</w:t>
       </w:r>
@@ -1057,52 +953,38 @@
       <w:r>
         <w:rPr>
           <w:rFonts w:ascii="Arial" w:hAnsi="Arial" w:cs="Arial"/>
-          <w:sz w:val="20"/>
-          <w:szCs w:val="20"/>
-        </w:rPr>
-        <w:t xml:space="preserve">, </w:t>
-      </w:r>
-      <w:r>
-        <w:rPr>
-          <w:rStyle w:val="Strong"/>
-          <w:rFonts w:ascii="Arial" w:hAnsi="Arial" w:cs="Arial"/>
-          <w:sz w:val="20"/>
-          <w:szCs w:val="20"/>
-        </w:rPr>
-        <w:t>OpenSearch</w:t>
-      </w:r>
-      <w:r>
-        <w:rPr>
-          <w:rFonts w:ascii="Arial" w:hAnsi="Arial" w:cs="Arial"/>
-          <w:sz w:val="20"/>
-          <w:szCs w:val="20"/>
-        </w:rPr>
-        <w:t xml:space="preserve"> • Analytics: </w:t>
-      </w:r>
-      <w:r>
-        <w:rPr>
-          <w:rStyle w:val="Strong"/>
-          <w:rFonts w:ascii="Arial" w:hAnsi="Arial" w:cs="Arial"/>
-          <w:sz w:val="20"/>
-          <w:szCs w:val="20"/>
-        </w:rPr>
-        <w:t>Redshift</w:t>
-      </w:r>
-      <w:r>
-        <w:rPr>
-          <w:rFonts w:ascii="Arial" w:hAnsi="Arial" w:cs="Arial"/>
-          <w:sz w:val="20"/>
-          <w:szCs w:val="20"/>
-        </w:rPr>
-        <w:t xml:space="preserve">, </w:t>
-      </w:r>
-      <w:proofErr w:type="spellStart"/>
-      <w:r>
-        <w:rPr>
-          <w:rStyle w:val="Strong"/>
-          <w:rFonts w:ascii="Arial" w:hAnsi="Arial" w:cs="Arial"/>
-          <w:sz w:val="20"/>
-          <w:szCs w:val="20"/>
+          <w:color w:val="000000"/>
+          <w:sz w:val="18"/>
+          <w:szCs w:val="22"/>
+        </w:rPr>
+        <w:t xml:space="preserve">, OpenSearch • </w:t>
+      </w:r>
+      <w:r>
+        <w:rPr>
+          <w:rFonts w:ascii="Arial" w:hAnsi="Arial" w:cs="Arial"/>
+          <w:b/>
+          <w:color w:val="000000"/>
+          <w:sz w:val="18"/>
+          <w:szCs w:val="22"/>
+        </w:rPr>
+        <w:t>Analytics</w:t>
+      </w:r>
+      <w:r>
+        <w:rPr>
+          <w:rFonts w:ascii="Arial" w:hAnsi="Arial" w:cs="Arial"/>
+          <w:color w:val="000000"/>
+          <w:sz w:val="18"/>
+          <w:szCs w:val="22"/>
+        </w:rPr>
+        <w:t xml:space="preserve">: Redshift, </w:t>
+      </w:r>
+      <w:proofErr w:type="spellStart"/>
+      <w:r>
+        <w:rPr>
+          <w:rFonts w:ascii="Arial" w:hAnsi="Arial" w:cs="Arial"/>
+          <w:color w:val="000000"/>
+          <w:sz w:val="18"/>
+          <w:szCs w:val="22"/>
         </w:rPr>
         <w:t>BigQuery</w:t>
       </w:r>
@@ -1110,34 +992,40 @@
     </w:p>
     <w:p>
       <w:pPr>
-        <w:pStyle w:val="NormalWeb"/>
+        <w:pStyle w:val="ListParagraph"/>
         <w:numPr>
           <w:ilvl w:val="0"/>
-          <w:numId w:val="5"/>
+          <w:numId w:val="17"/>
         </w:numPr>
+        <w:autoSpaceDE w:val="0"/>
+        <w:autoSpaceDN w:val="0"/>
+        <w:adjustRightInd w:val="0"/>
         <w:jc w:val="both"/>
         <w:rPr>
           <w:rFonts w:ascii="Arial" w:hAnsi="Arial" w:cs="Arial"/>
-          <w:sz w:val="20"/>
-          <w:szCs w:val="20"/>
-        </w:rPr>
-      </w:pPr>
-      <w:r>
-        <w:rPr>
-          <w:rStyle w:val="Strong"/>
-          <w:rFonts w:ascii="Arial" w:hAnsi="Arial" w:cs="Arial"/>
-          <w:sz w:val="20"/>
-          <w:szCs w:val="20"/>
+          <w:color w:val="000000"/>
+          <w:sz w:val="18"/>
+          <w:szCs w:val="22"/>
+        </w:rPr>
+      </w:pPr>
+      <w:r>
+        <w:rPr>
+          <w:rFonts w:ascii="Arial" w:hAnsi="Arial" w:cs="Arial"/>
+          <w:b/>
+          <w:color w:val="000000"/>
+          <w:sz w:val="18"/>
+          <w:szCs w:val="22"/>
         </w:rPr>
         <w:t xml:space="preserve">Cloud &amp; </w:t>
       </w:r>
       <w:proofErr w:type="spellStart"/>
       <w:r>
         <w:rPr>
-          <w:rStyle w:val="Strong"/>
-          <w:rFonts w:ascii="Arial" w:hAnsi="Arial" w:cs="Arial"/>
-          <w:sz w:val="20"/>
-          <w:szCs w:val="20"/>
+          <w:rFonts w:ascii="Arial" w:hAnsi="Arial" w:cs="Arial"/>
+          <w:b/>
+          <w:color w:val="000000"/>
+          <w:sz w:val="18"/>
+          <w:szCs w:val="22"/>
         </w:rPr>
         <w:t>DevOps</w:t>
       </w:r>
@@ -1145,390 +1033,364 @@
       <w:r>
         <w:rPr>
           <w:rFonts w:ascii="Arial" w:hAnsi="Arial" w:cs="Arial"/>
-          <w:sz w:val="20"/>
-          <w:szCs w:val="20"/>
+          <w:color w:val="000000"/>
+          <w:sz w:val="18"/>
+          <w:szCs w:val="22"/>
         </w:rPr>
         <w:t xml:space="preserve"> — </w:t>
       </w:r>
       <w:r>
         <w:rPr>
-          <w:rStyle w:val="Strong"/>
-          <w:rFonts w:ascii="Arial" w:hAnsi="Arial" w:cs="Arial"/>
-          <w:sz w:val="20"/>
-          <w:szCs w:val="20"/>
-        </w:rPr>
-        <w:t xml:space="preserve">AWS (primary): EKS, ECS, EC2, Lambda, API Gateway, S3, </w:t>
-      </w:r>
-      <w:proofErr w:type="spellStart"/>
-      <w:r>
-        <w:rPr>
-          <w:rStyle w:val="Strong"/>
-          <w:rFonts w:ascii="Arial" w:hAnsi="Arial" w:cs="Arial"/>
-          <w:sz w:val="20"/>
-          <w:szCs w:val="20"/>
+          <w:rFonts w:ascii="Arial" w:hAnsi="Arial" w:cs="Arial"/>
+          <w:b/>
+          <w:color w:val="000000"/>
+          <w:sz w:val="18"/>
+          <w:szCs w:val="22"/>
+        </w:rPr>
+        <w:t>AWS</w:t>
+      </w:r>
+      <w:r>
+        <w:rPr>
+          <w:rFonts w:ascii="Arial" w:hAnsi="Arial" w:cs="Arial"/>
+          <w:color w:val="000000"/>
+          <w:sz w:val="18"/>
+          <w:szCs w:val="22"/>
+        </w:rPr>
+        <w:t xml:space="preserve">: EKS, ECS, EC2, Lambda, API Gateway, S3, </w:t>
+      </w:r>
+      <w:proofErr w:type="spellStart"/>
+      <w:r>
+        <w:rPr>
+          <w:rFonts w:ascii="Arial" w:hAnsi="Arial" w:cs="Arial"/>
+          <w:color w:val="000000"/>
+          <w:sz w:val="18"/>
+          <w:szCs w:val="22"/>
         </w:rPr>
         <w:t>CloudFront</w:t>
       </w:r>
       <w:proofErr w:type="spellEnd"/>
       <w:r>
         <w:rPr>
-          <w:rStyle w:val="Strong"/>
-          <w:rFonts w:ascii="Arial" w:hAnsi="Arial" w:cs="Arial"/>
-          <w:sz w:val="20"/>
-          <w:szCs w:val="20"/>
+          <w:rFonts w:ascii="Arial" w:hAnsi="Arial" w:cs="Arial"/>
+          <w:color w:val="000000"/>
+          <w:sz w:val="18"/>
+          <w:szCs w:val="22"/>
         </w:rPr>
         <w:t xml:space="preserve">, RDS, </w:t>
       </w:r>
       <w:proofErr w:type="spellStart"/>
       <w:r>
         <w:rPr>
-          <w:rStyle w:val="Strong"/>
-          <w:rFonts w:ascii="Arial" w:hAnsi="Arial" w:cs="Arial"/>
-          <w:sz w:val="20"/>
-          <w:szCs w:val="20"/>
+          <w:rFonts w:ascii="Arial" w:hAnsi="Arial" w:cs="Arial"/>
+          <w:color w:val="000000"/>
+          <w:sz w:val="18"/>
+          <w:szCs w:val="22"/>
         </w:rPr>
         <w:t>DynamoDB</w:t>
       </w:r>
       <w:proofErr w:type="spellEnd"/>
       <w:r>
         <w:rPr>
-          <w:rStyle w:val="Strong"/>
-          <w:rFonts w:ascii="Arial" w:hAnsi="Arial" w:cs="Arial"/>
-          <w:sz w:val="20"/>
-          <w:szCs w:val="20"/>
+          <w:rFonts w:ascii="Arial" w:hAnsi="Arial" w:cs="Arial"/>
+          <w:color w:val="000000"/>
+          <w:sz w:val="18"/>
+          <w:szCs w:val="22"/>
         </w:rPr>
         <w:t xml:space="preserve">, </w:t>
       </w:r>
       <w:proofErr w:type="spellStart"/>
       <w:r>
         <w:rPr>
-          <w:rStyle w:val="Strong"/>
-          <w:rFonts w:ascii="Arial" w:hAnsi="Arial" w:cs="Arial"/>
-          <w:sz w:val="20"/>
-          <w:szCs w:val="20"/>
+          <w:rFonts w:ascii="Arial" w:hAnsi="Arial" w:cs="Arial"/>
+          <w:color w:val="000000"/>
+          <w:sz w:val="18"/>
+          <w:szCs w:val="22"/>
         </w:rPr>
         <w:t>ElastiCache</w:t>
       </w:r>
       <w:proofErr w:type="spellEnd"/>
       <w:r>
         <w:rPr>
-          <w:rStyle w:val="Strong"/>
-          <w:rFonts w:ascii="Arial" w:hAnsi="Arial" w:cs="Arial"/>
-          <w:sz w:val="20"/>
-          <w:szCs w:val="20"/>
+          <w:rFonts w:ascii="Arial" w:hAnsi="Arial" w:cs="Arial"/>
+          <w:color w:val="000000"/>
+          <w:sz w:val="18"/>
+          <w:szCs w:val="22"/>
         </w:rPr>
         <w:t xml:space="preserve">, </w:t>
       </w:r>
       <w:proofErr w:type="spellStart"/>
       <w:r>
         <w:rPr>
-          <w:rStyle w:val="Strong"/>
-          <w:rFonts w:ascii="Arial" w:hAnsi="Arial" w:cs="Arial"/>
-          <w:sz w:val="20"/>
-          <w:szCs w:val="20"/>
+          <w:rFonts w:ascii="Arial" w:hAnsi="Arial" w:cs="Arial"/>
+          <w:color w:val="000000"/>
+          <w:sz w:val="18"/>
+          <w:szCs w:val="22"/>
         </w:rPr>
         <w:t>EventBridge</w:t>
       </w:r>
       <w:proofErr w:type="spellEnd"/>
       <w:r>
         <w:rPr>
-          <w:rStyle w:val="Strong"/>
-          <w:rFonts w:ascii="Arial" w:hAnsi="Arial" w:cs="Arial"/>
-          <w:sz w:val="20"/>
-          <w:szCs w:val="20"/>
-        </w:rPr>
-        <w:t>, Step Functions, IAM</w:t>
-      </w:r>
-      <w:r>
-        <w:rPr>
-          <w:rFonts w:ascii="Arial" w:hAnsi="Arial" w:cs="Arial"/>
-          <w:sz w:val="20"/>
-          <w:szCs w:val="20"/>
+          <w:rFonts w:ascii="Arial" w:hAnsi="Arial" w:cs="Arial"/>
+          <w:color w:val="000000"/>
+          <w:sz w:val="18"/>
+          <w:szCs w:val="22"/>
+        </w:rPr>
+        <w:t xml:space="preserve">, Step Functions, IAM • </w:t>
+      </w:r>
+      <w:r>
+        <w:rPr>
+          <w:rFonts w:ascii="Arial" w:hAnsi="Arial" w:cs="Arial"/>
+          <w:b/>
+          <w:color w:val="000000"/>
+          <w:sz w:val="18"/>
+          <w:szCs w:val="22"/>
+        </w:rPr>
+        <w:t>Azure</w:t>
+      </w:r>
+      <w:r>
+        <w:rPr>
+          <w:rFonts w:ascii="Arial" w:hAnsi="Arial" w:cs="Arial"/>
+          <w:color w:val="000000"/>
+          <w:sz w:val="18"/>
+          <w:szCs w:val="22"/>
+        </w:rPr>
+        <w:t xml:space="preserve">: AKS, App Service, Azure SQL, Service Bus, Key Vault, Application Insights • </w:t>
+      </w:r>
+      <w:r>
+        <w:rPr>
+          <w:rFonts w:ascii="Arial" w:hAnsi="Arial" w:cs="Arial"/>
+          <w:b/>
+          <w:color w:val="000000"/>
+          <w:sz w:val="18"/>
+          <w:szCs w:val="22"/>
+        </w:rPr>
+        <w:t>GCP</w:t>
+      </w:r>
+      <w:r>
+        <w:rPr>
+          <w:rFonts w:ascii="Arial" w:hAnsi="Arial" w:cs="Arial"/>
+          <w:color w:val="000000"/>
+          <w:sz w:val="18"/>
+          <w:szCs w:val="22"/>
+        </w:rPr>
+        <w:t>: GKE, Cloud Run, Pub</w:t>
+      </w:r>
+      <w:r>
+        <w:rPr>
+          <w:rFonts w:ascii="Arial" w:hAnsi="Arial" w:cs="Arial"/>
+          <w:color w:val="000000"/>
+          <w:sz w:val="18"/>
+          <w:szCs w:val="22"/>
+        </w:rPr>
+        <w:t xml:space="preserve">/Sub, Cloud Storage, </w:t>
+      </w:r>
+      <w:proofErr w:type="spellStart"/>
+      <w:r>
+        <w:rPr>
+          <w:rFonts w:ascii="Arial" w:hAnsi="Arial" w:cs="Arial"/>
+          <w:color w:val="000000"/>
+          <w:sz w:val="18"/>
+          <w:szCs w:val="22"/>
+        </w:rPr>
+        <w:t>BigQuery</w:t>
+      </w:r>
+      <w:proofErr w:type="spellEnd"/>
+      <w:r>
+        <w:rPr>
+          <w:rFonts w:ascii="Arial" w:hAnsi="Arial" w:cs="Arial"/>
+          <w:color w:val="000000"/>
+          <w:sz w:val="18"/>
+          <w:szCs w:val="22"/>
+        </w:rPr>
+        <w:t xml:space="preserve">, </w:t>
+      </w:r>
+      <w:proofErr w:type="spellStart"/>
+      <w:r>
+        <w:rPr>
+          <w:rFonts w:ascii="Arial" w:hAnsi="Arial" w:cs="Arial"/>
+          <w:color w:val="000000"/>
+          <w:sz w:val="18"/>
+          <w:szCs w:val="22"/>
+        </w:rPr>
+        <w:t>Docker</w:t>
+      </w:r>
+      <w:proofErr w:type="spellEnd"/>
+      <w:r>
+        <w:rPr>
+          <w:rFonts w:ascii="Arial" w:hAnsi="Arial" w:cs="Arial"/>
+          <w:color w:val="000000"/>
+          <w:sz w:val="18"/>
+          <w:szCs w:val="22"/>
+        </w:rPr>
+        <w:t xml:space="preserve">, </w:t>
+      </w:r>
+      <w:proofErr w:type="spellStart"/>
+      <w:r>
+        <w:rPr>
+          <w:rFonts w:ascii="Arial" w:hAnsi="Arial" w:cs="Arial"/>
+          <w:color w:val="000000"/>
+          <w:sz w:val="18"/>
+          <w:szCs w:val="22"/>
+        </w:rPr>
+        <w:t>Kubernetes</w:t>
+      </w:r>
+      <w:proofErr w:type="spellEnd"/>
+      <w:r>
+        <w:rPr>
+          <w:rFonts w:ascii="Arial" w:hAnsi="Arial" w:cs="Arial"/>
+          <w:color w:val="000000"/>
+          <w:sz w:val="18"/>
+          <w:szCs w:val="22"/>
+        </w:rPr>
+        <w:t xml:space="preserve">, Helm, Argo CD, </w:t>
+      </w:r>
+      <w:proofErr w:type="spellStart"/>
+      <w:r>
+        <w:rPr>
+          <w:rFonts w:ascii="Arial" w:hAnsi="Arial" w:cs="Arial"/>
+          <w:color w:val="000000"/>
+          <w:sz w:val="18"/>
+          <w:szCs w:val="22"/>
+        </w:rPr>
+        <w:t>GitOps</w:t>
+      </w:r>
+      <w:proofErr w:type="spellEnd"/>
+      <w:r>
+        <w:rPr>
+          <w:rFonts w:ascii="Arial" w:hAnsi="Arial" w:cs="Arial"/>
+          <w:color w:val="000000"/>
+          <w:sz w:val="18"/>
+          <w:szCs w:val="22"/>
+        </w:rPr>
+        <w:t xml:space="preserve">, </w:t>
+      </w:r>
+      <w:proofErr w:type="spellStart"/>
+      <w:r>
+        <w:rPr>
+          <w:rFonts w:ascii="Arial" w:hAnsi="Arial" w:cs="Arial"/>
+          <w:color w:val="000000"/>
+          <w:sz w:val="18"/>
+          <w:szCs w:val="22"/>
+        </w:rPr>
+        <w:t>Terraform</w:t>
+      </w:r>
+      <w:proofErr w:type="spellEnd"/>
+      <w:r>
+        <w:rPr>
+          <w:rFonts w:ascii="Arial" w:hAnsi="Arial" w:cs="Arial"/>
+          <w:color w:val="000000"/>
+          <w:sz w:val="18"/>
+          <w:szCs w:val="22"/>
+        </w:rPr>
+        <w:t xml:space="preserve">, </w:t>
+      </w:r>
+      <w:proofErr w:type="spellStart"/>
+      <w:r>
+        <w:rPr>
+          <w:rFonts w:ascii="Arial" w:hAnsi="Arial" w:cs="Arial"/>
+          <w:color w:val="000000"/>
+          <w:sz w:val="18"/>
+          <w:szCs w:val="22"/>
+        </w:rPr>
+        <w:t>CloudFormation</w:t>
+      </w:r>
+      <w:proofErr w:type="spellEnd"/>
+      <w:r>
+        <w:rPr>
+          <w:rFonts w:ascii="Arial" w:hAnsi="Arial" w:cs="Arial"/>
+          <w:color w:val="000000"/>
+          <w:sz w:val="18"/>
+          <w:szCs w:val="22"/>
         </w:rPr>
         <w:t xml:space="preserve"> • </w:t>
       </w:r>
       <w:r>
         <w:rPr>
-          <w:rStyle w:val="Strong"/>
-          <w:rFonts w:ascii="Arial" w:hAnsi="Arial" w:cs="Arial"/>
-          <w:sz w:val="20"/>
-          <w:szCs w:val="20"/>
-        </w:rPr>
-        <w:t>Azure: AKS, App Service, Azure SQL, Service Bus, Key Vault, Application Insights</w:t>
-      </w:r>
-      <w:r>
-        <w:rPr>
-          <w:rFonts w:ascii="Arial" w:hAnsi="Arial" w:cs="Arial"/>
-          <w:sz w:val="20"/>
-          <w:szCs w:val="20"/>
-        </w:rPr>
-        <w:t xml:space="preserve"> • </w:t>
-      </w:r>
-      <w:r>
-        <w:rPr>
-          <w:rStyle w:val="Strong"/>
-          <w:rFonts w:ascii="Arial" w:hAnsi="Arial" w:cs="Arial"/>
-          <w:sz w:val="20"/>
-          <w:szCs w:val="20"/>
-        </w:rPr>
-        <w:t xml:space="preserve">GCP: GKE, Cloud Run, Pub/Sub, Cloud Storage, </w:t>
-      </w:r>
-      <w:proofErr w:type="spellStart"/>
-      <w:r>
-        <w:rPr>
-          <w:rStyle w:val="Strong"/>
-          <w:rFonts w:ascii="Arial" w:hAnsi="Arial" w:cs="Arial"/>
-          <w:sz w:val="20"/>
-          <w:szCs w:val="20"/>
-        </w:rPr>
-        <w:t>BigQuery</w:t>
-      </w:r>
-      <w:proofErr w:type="spellEnd"/>
-      <w:r>
-        <w:rPr>
-          <w:rFonts w:ascii="Arial" w:hAnsi="Arial" w:cs="Arial"/>
-          <w:sz w:val="20"/>
-          <w:szCs w:val="20"/>
-        </w:rPr>
-        <w:t xml:space="preserve"> • </w:t>
-      </w:r>
-      <w:proofErr w:type="spellStart"/>
-      <w:r>
-        <w:rPr>
-          <w:rStyle w:val="Strong"/>
-          <w:rFonts w:ascii="Arial" w:hAnsi="Arial" w:cs="Arial"/>
-          <w:sz w:val="20"/>
-          <w:szCs w:val="20"/>
-        </w:rPr>
-        <w:t>Docker</w:t>
-      </w:r>
-      <w:proofErr w:type="spellEnd"/>
-      <w:r>
-        <w:rPr>
-          <w:rFonts w:ascii="Arial" w:hAnsi="Arial" w:cs="Arial"/>
-          <w:sz w:val="20"/>
-          <w:szCs w:val="20"/>
+          <w:rFonts w:ascii="Arial" w:hAnsi="Arial" w:cs="Arial"/>
+          <w:b/>
+          <w:color w:val="000000"/>
+          <w:sz w:val="18"/>
+          <w:szCs w:val="22"/>
+        </w:rPr>
+        <w:t>CI/CD</w:t>
+      </w:r>
+      <w:r>
+        <w:rPr>
+          <w:rFonts w:ascii="Arial" w:hAnsi="Arial" w:cs="Arial"/>
+          <w:color w:val="000000"/>
+          <w:sz w:val="18"/>
+          <w:szCs w:val="22"/>
+        </w:rPr>
+        <w:t xml:space="preserve">: </w:t>
+      </w:r>
+      <w:proofErr w:type="spellStart"/>
+      <w:r>
+        <w:rPr>
+          <w:rFonts w:ascii="Arial" w:hAnsi="Arial" w:cs="Arial"/>
+          <w:color w:val="000000"/>
+          <w:sz w:val="18"/>
+          <w:szCs w:val="22"/>
+        </w:rPr>
+        <w:t>GitHub</w:t>
+      </w:r>
+      <w:proofErr w:type="spellEnd"/>
+      <w:r>
+        <w:rPr>
+          <w:rFonts w:ascii="Arial" w:hAnsi="Arial" w:cs="Arial"/>
+          <w:color w:val="000000"/>
+          <w:sz w:val="18"/>
+          <w:szCs w:val="22"/>
+        </w:rPr>
+        <w:t xml:space="preserve"> Actions, </w:t>
+      </w:r>
+      <w:proofErr w:type="spellStart"/>
+      <w:r>
+        <w:rPr>
+          <w:rFonts w:ascii="Arial" w:hAnsi="Arial" w:cs="Arial"/>
+          <w:color w:val="000000"/>
+          <w:sz w:val="18"/>
+          <w:szCs w:val="22"/>
+        </w:rPr>
+        <w:t>GitLab</w:t>
+      </w:r>
+      <w:proofErr w:type="spellEnd"/>
+      <w:r>
+        <w:rPr>
+          <w:rFonts w:ascii="Arial" w:hAnsi="Arial" w:cs="Arial"/>
+          <w:color w:val="000000"/>
+          <w:sz w:val="18"/>
+          <w:szCs w:val="22"/>
+        </w:rPr>
+        <w:t xml:space="preserve"> CI, Jenkins, Azure </w:t>
+      </w:r>
+      <w:proofErr w:type="spellStart"/>
+      <w:r>
+        <w:rPr>
+          <w:rFonts w:ascii="Arial" w:hAnsi="Arial" w:cs="Arial"/>
+          <w:color w:val="000000"/>
+          <w:sz w:val="18"/>
+          <w:szCs w:val="22"/>
+        </w:rPr>
+        <w:t>DevOps</w:t>
+      </w:r>
+      <w:proofErr w:type="spellEnd"/>
+      <w:r>
+        <w:rPr>
+          <w:rFonts w:ascii="Arial" w:hAnsi="Arial" w:cs="Arial"/>
+          <w:color w:val="000000"/>
+          <w:sz w:val="18"/>
+          <w:szCs w:val="22"/>
         </w:rPr>
         <w:t xml:space="preserve">, </w:t>
       </w:r>
       <w:proofErr w:type="spellStart"/>
       <w:r>
         <w:rPr>
-          <w:rStyle w:val="Strong"/>
-          <w:rFonts w:ascii="Arial" w:hAnsi="Arial" w:cs="Arial"/>
-          <w:sz w:val="20"/>
-          <w:szCs w:val="20"/>
-        </w:rPr>
-        <w:t>Kubernetes</w:t>
-      </w:r>
-      <w:proofErr w:type="spellEnd"/>
-      <w:r>
-        <w:rPr>
-          <w:rFonts w:ascii="Arial" w:hAnsi="Arial" w:cs="Arial"/>
-          <w:sz w:val="20"/>
-          <w:szCs w:val="20"/>
-        </w:rPr>
-        <w:t xml:space="preserve">, </w:t>
-      </w:r>
-      <w:r>
-        <w:rPr>
-          <w:rStyle w:val="Strong"/>
-          <w:rFonts w:ascii="Arial" w:hAnsi="Arial" w:cs="Arial"/>
-          <w:sz w:val="20"/>
-          <w:szCs w:val="20"/>
-        </w:rPr>
-        <w:t>Helm</w:t>
-      </w:r>
-      <w:r>
-        <w:rPr>
-          <w:rFonts w:ascii="Arial" w:hAnsi="Arial" w:cs="Arial"/>
-          <w:sz w:val="20"/>
-          <w:szCs w:val="20"/>
-        </w:rPr>
-        <w:t xml:space="preserve">, </w:t>
-      </w:r>
-      <w:r>
-        <w:rPr>
-          <w:rStyle w:val="Strong"/>
-          <w:rFonts w:ascii="Arial" w:hAnsi="Arial" w:cs="Arial"/>
-          <w:sz w:val="20"/>
-          <w:szCs w:val="20"/>
-        </w:rPr>
-        <w:t>Argo CD</w:t>
-      </w:r>
-      <w:r>
-        <w:rPr>
-          <w:rFonts w:ascii="Arial" w:hAnsi="Arial" w:cs="Arial"/>
-          <w:sz w:val="20"/>
-          <w:szCs w:val="20"/>
-        </w:rPr>
-        <w:t xml:space="preserve">, </w:t>
-      </w:r>
-      <w:proofErr w:type="spellStart"/>
-      <w:r>
-        <w:rPr>
-          <w:rStyle w:val="Strong"/>
-          <w:rFonts w:ascii="Arial" w:hAnsi="Arial" w:cs="Arial"/>
-          <w:sz w:val="20"/>
-          <w:szCs w:val="20"/>
-        </w:rPr>
-        <w:t>GitOps</w:t>
-      </w:r>
-      <w:proofErr w:type="spellEnd"/>
-      <w:r>
-        <w:rPr>
-          <w:rFonts w:ascii="Arial" w:hAnsi="Arial" w:cs="Arial"/>
-          <w:sz w:val="20"/>
-          <w:szCs w:val="20"/>
-        </w:rPr>
-        <w:t xml:space="preserve">, </w:t>
-      </w:r>
-      <w:proofErr w:type="spellStart"/>
-      <w:r>
-        <w:rPr>
-          <w:rStyle w:val="Strong"/>
-          <w:rFonts w:ascii="Arial" w:hAnsi="Arial" w:cs="Arial"/>
-          <w:sz w:val="20"/>
-          <w:szCs w:val="20"/>
-        </w:rPr>
-        <w:t>Terraform</w:t>
-      </w:r>
-      <w:proofErr w:type="spellEnd"/>
-      <w:r>
-        <w:rPr>
-          <w:rFonts w:ascii="Arial" w:hAnsi="Arial" w:cs="Arial"/>
-          <w:sz w:val="20"/>
-          <w:szCs w:val="20"/>
-        </w:rPr>
-        <w:t xml:space="preserve">, </w:t>
-      </w:r>
-      <w:proofErr w:type="spellStart"/>
-      <w:r>
-        <w:rPr>
-          <w:rStyle w:val="Strong"/>
-          <w:rFonts w:ascii="Arial" w:hAnsi="Arial" w:cs="Arial"/>
-          <w:sz w:val="20"/>
-          <w:szCs w:val="20"/>
-        </w:rPr>
-        <w:t>CloudFormation</w:t>
-      </w:r>
-      <w:proofErr w:type="spellEnd"/>
-      <w:r>
-        <w:rPr>
-          <w:rFonts w:ascii="Arial" w:hAnsi="Arial" w:cs="Arial"/>
-          <w:sz w:val="20"/>
-          <w:szCs w:val="20"/>
-        </w:rPr>
-        <w:t xml:space="preserve"> • CI/CD: </w:t>
-      </w:r>
-      <w:proofErr w:type="spellStart"/>
-      <w:r>
-        <w:rPr>
-          <w:rStyle w:val="Strong"/>
-          <w:rFonts w:ascii="Arial" w:hAnsi="Arial" w:cs="Arial"/>
-          <w:sz w:val="20"/>
-          <w:szCs w:val="20"/>
-        </w:rPr>
-        <w:t>GitHub</w:t>
-      </w:r>
-      <w:proofErr w:type="spellEnd"/>
-      <w:r>
-        <w:rPr>
-          <w:rStyle w:val="Strong"/>
-          <w:rFonts w:ascii="Arial" w:hAnsi="Arial" w:cs="Arial"/>
-          <w:sz w:val="20"/>
-          <w:szCs w:val="20"/>
-        </w:rPr>
-        <w:t xml:space="preserve"> Actions</w:t>
-      </w:r>
-      <w:r>
-        <w:rPr>
-          <w:rFonts w:ascii="Arial" w:hAnsi="Arial" w:cs="Arial"/>
-          <w:sz w:val="20"/>
-          <w:szCs w:val="20"/>
-        </w:rPr>
-        <w:t xml:space="preserve">, </w:t>
-      </w:r>
-      <w:proofErr w:type="spellStart"/>
-      <w:r>
-        <w:rPr>
-          <w:rStyle w:val="Strong"/>
-          <w:rFonts w:ascii="Arial" w:hAnsi="Arial" w:cs="Arial"/>
-          <w:sz w:val="20"/>
-          <w:szCs w:val="20"/>
-        </w:rPr>
-        <w:t>GitLab</w:t>
-      </w:r>
-      <w:proofErr w:type="spellEnd"/>
-      <w:r>
-        <w:rPr>
-          <w:rStyle w:val="Strong"/>
-          <w:rFonts w:ascii="Arial" w:hAnsi="Arial" w:cs="Arial"/>
-          <w:sz w:val="20"/>
-          <w:szCs w:val="20"/>
-        </w:rPr>
-        <w:t xml:space="preserve"> CI</w:t>
-      </w:r>
-      <w:r>
-        <w:rPr>
-          <w:rFonts w:ascii="Arial" w:hAnsi="Arial" w:cs="Arial"/>
-          <w:sz w:val="20"/>
-          <w:szCs w:val="20"/>
-        </w:rPr>
-        <w:t xml:space="preserve">, </w:t>
-      </w:r>
-      <w:r>
-        <w:rPr>
-          <w:rStyle w:val="Strong"/>
-          <w:rFonts w:ascii="Arial" w:hAnsi="Arial" w:cs="Arial"/>
-          <w:sz w:val="20"/>
-          <w:szCs w:val="20"/>
-        </w:rPr>
-        <w:t>Jenkins</w:t>
-      </w:r>
-      <w:r>
-        <w:rPr>
-          <w:rFonts w:ascii="Arial" w:hAnsi="Arial" w:cs="Arial"/>
-          <w:sz w:val="20"/>
-          <w:szCs w:val="20"/>
-        </w:rPr>
-        <w:t xml:space="preserve">, </w:t>
-      </w:r>
-      <w:r>
-        <w:rPr>
-          <w:rStyle w:val="Strong"/>
-          <w:rFonts w:ascii="Arial" w:hAnsi="Arial" w:cs="Arial"/>
-          <w:sz w:val="20"/>
-          <w:szCs w:val="20"/>
-        </w:rPr>
-        <w:t xml:space="preserve">Azure </w:t>
-      </w:r>
-      <w:proofErr w:type="spellStart"/>
-      <w:r>
-        <w:rPr>
-          <w:rStyle w:val="Strong"/>
-          <w:rFonts w:ascii="Arial" w:hAnsi="Arial" w:cs="Arial"/>
-          <w:sz w:val="20"/>
-          <w:szCs w:val="20"/>
-        </w:rPr>
-        <w:t>DevOps</w:t>
-      </w:r>
-      <w:proofErr w:type="spellEnd"/>
-      <w:r>
-        <w:rPr>
-          <w:rFonts w:ascii="Arial" w:hAnsi="Arial" w:cs="Arial"/>
-          <w:sz w:val="20"/>
-          <w:szCs w:val="20"/>
-        </w:rPr>
-        <w:t xml:space="preserve">, </w:t>
-      </w:r>
-      <w:proofErr w:type="spellStart"/>
-      <w:r>
-        <w:rPr>
-          <w:rStyle w:val="Strong"/>
-          <w:rFonts w:ascii="Arial" w:hAnsi="Arial" w:cs="Arial"/>
-          <w:sz w:val="20"/>
-          <w:szCs w:val="20"/>
+          <w:rFonts w:ascii="Arial" w:hAnsi="Arial" w:cs="Arial"/>
+          <w:color w:val="000000"/>
+          <w:sz w:val="18"/>
+          <w:szCs w:val="22"/>
         </w:rPr>
         <w:t>CircleCI</w:t>
       </w:r>
@@ -1536,53 +1398,60 @@
     </w:p>
     <w:p>
       <w:pPr>
-        <w:pStyle w:val="NormalWeb"/>
+        <w:pStyle w:val="ListParagraph"/>
         <w:numPr>
           <w:ilvl w:val="0"/>
-          <w:numId w:val="5"/>
+          <w:numId w:val="17"/>
         </w:numPr>
+        <w:autoSpaceDE w:val="0"/>
+        <w:autoSpaceDN w:val="0"/>
+        <w:adjustRightInd w:val="0"/>
         <w:jc w:val="both"/>
         <w:rPr>
           <w:rFonts w:ascii="Arial" w:hAnsi="Arial" w:cs="Arial"/>
-          <w:sz w:val="20"/>
-          <w:szCs w:val="20"/>
-        </w:rPr>
-      </w:pPr>
-      <w:proofErr w:type="spellStart"/>
-      <w:r>
-        <w:rPr>
-          <w:rStyle w:val="Strong"/>
-          <w:rFonts w:ascii="Arial" w:hAnsi="Arial" w:cs="Arial"/>
-          <w:sz w:val="20"/>
-          <w:szCs w:val="20"/>
+          <w:color w:val="000000"/>
+          <w:sz w:val="18"/>
+          <w:szCs w:val="22"/>
+        </w:rPr>
+      </w:pPr>
+      <w:proofErr w:type="spellStart"/>
+      <w:r>
+        <w:rPr>
+          <w:rFonts w:ascii="Arial" w:hAnsi="Arial" w:cs="Arial"/>
+          <w:b/>
+          <w:color w:val="000000"/>
+          <w:sz w:val="18"/>
+          <w:szCs w:val="22"/>
         </w:rPr>
         <w:t>Observability</w:t>
       </w:r>
       <w:proofErr w:type="spellEnd"/>
       <w:r>
         <w:rPr>
-          <w:rStyle w:val="Strong"/>
-          <w:rFonts w:ascii="Arial" w:hAnsi="Arial" w:cs="Arial"/>
-          <w:sz w:val="20"/>
-          <w:szCs w:val="20"/>
+          <w:rFonts w:ascii="Arial" w:hAnsi="Arial" w:cs="Arial"/>
+          <w:b/>
+          <w:color w:val="000000"/>
+          <w:sz w:val="18"/>
+          <w:szCs w:val="22"/>
         </w:rPr>
         <w:t>, Quality &amp; Security</w:t>
       </w:r>
       <w:r>
         <w:rPr>
           <w:rFonts w:ascii="Arial" w:hAnsi="Arial" w:cs="Arial"/>
-          <w:sz w:val="20"/>
-          <w:szCs w:val="20"/>
+          <w:color w:val="000000"/>
+          <w:sz w:val="18"/>
+          <w:szCs w:val="22"/>
         </w:rPr>
         <w:t xml:space="preserve"> — </w:t>
       </w:r>
       <w:proofErr w:type="spellStart"/>
       <w:r>
         <w:rPr>
-          <w:rStyle w:val="Strong"/>
-          <w:rFonts w:ascii="Arial" w:hAnsi="Arial" w:cs="Arial"/>
-          <w:sz w:val="20"/>
-          <w:szCs w:val="20"/>
+          <w:rFonts w:ascii="Arial" w:hAnsi="Arial" w:cs="Arial"/>
+          <w:color w:val="000000"/>
+          <w:sz w:val="18"/>
+          <w:szCs w:val="22"/>
         </w:rPr>
         <w:t>OpenTelemetry</w:t>
       </w:r>
@@ -1590,18 +1459,19 @@
       <w:r>
         <w:rPr>
           <w:rFonts w:ascii="Arial" w:hAnsi="Arial" w:cs="Arial"/>
-          <w:sz w:val="20"/>
-          <w:szCs w:val="20"/>
+          <w:color w:val="000000"/>
+          <w:sz w:val="18"/>
+          <w:szCs w:val="22"/>
         </w:rPr>
         <w:t xml:space="preserve">, </w:t>
       </w:r>
       <w:proofErr w:type="spellStart"/>
       <w:r>
         <w:rPr>
-          <w:rStyle w:val="Strong"/>
-          <w:rFonts w:ascii="Arial" w:hAnsi="Arial" w:cs="Arial"/>
-          <w:sz w:val="20"/>
-          <w:szCs w:val="20"/>
+          <w:rFonts w:ascii="Arial" w:hAnsi="Arial" w:cs="Arial"/>
+          <w:color w:val="000000"/>
+          <w:sz w:val="18"/>
+          <w:szCs w:val="22"/>
         </w:rPr>
         <w:t>Datadog</w:t>
       </w:r>
@@ -1609,35 +1479,19 @@
       <w:r>
         <w:rPr>
           <w:rFonts w:ascii="Arial" w:hAnsi="Arial" w:cs="Arial"/>
-          <w:sz w:val="20"/>
-          <w:szCs w:val="20"/>
-        </w:rPr>
-        <w:t xml:space="preserve">, </w:t>
-      </w:r>
-      <w:r>
-        <w:rPr>
-          <w:rStyle w:val="Strong"/>
-          <w:rFonts w:ascii="Arial" w:hAnsi="Arial" w:cs="Arial"/>
-          <w:sz w:val="20"/>
-          <w:szCs w:val="20"/>
-        </w:rPr>
-        <w:t>Prometheus</w:t>
-      </w:r>
-      <w:r>
-        <w:rPr>
-          <w:rFonts w:ascii="Arial" w:hAnsi="Arial" w:cs="Arial"/>
-          <w:sz w:val="20"/>
-          <w:szCs w:val="20"/>
-        </w:rPr>
-        <w:t xml:space="preserve">, </w:t>
-      </w:r>
-      <w:proofErr w:type="spellStart"/>
-      <w:r>
-        <w:rPr>
-          <w:rStyle w:val="Strong"/>
-          <w:rFonts w:ascii="Arial" w:hAnsi="Arial" w:cs="Arial"/>
-          <w:sz w:val="20"/>
-          <w:szCs w:val="20"/>
+          <w:color w:val="000000"/>
+          <w:sz w:val="18"/>
+          <w:szCs w:val="22"/>
+        </w:rPr>
+        <w:t xml:space="preserve">, Prometheus, </w:t>
+      </w:r>
+      <w:proofErr w:type="spellStart"/>
+      <w:r>
+        <w:rPr>
+          <w:rFonts w:ascii="Arial" w:hAnsi="Arial" w:cs="Arial"/>
+          <w:color w:val="000000"/>
+          <w:sz w:val="18"/>
+          <w:szCs w:val="22"/>
         </w:rPr>
         <w:t>Grafana</w:t>
       </w:r>
@@ -1645,35 +1499,19 @@
       <w:r>
         <w:rPr>
           <w:rFonts w:ascii="Arial" w:hAnsi="Arial" w:cs="Arial"/>
-          <w:sz w:val="20"/>
-          <w:szCs w:val="20"/>
-        </w:rPr>
-        <w:t xml:space="preserve">, </w:t>
-      </w:r>
-      <w:r>
-        <w:rPr>
-          <w:rStyle w:val="Strong"/>
-          <w:rFonts w:ascii="Arial" w:hAnsi="Arial" w:cs="Arial"/>
-          <w:sz w:val="20"/>
-          <w:szCs w:val="20"/>
-        </w:rPr>
-        <w:t>ELK/EFK</w:t>
-      </w:r>
-      <w:r>
-        <w:rPr>
-          <w:rFonts w:ascii="Arial" w:hAnsi="Arial" w:cs="Arial"/>
-          <w:sz w:val="20"/>
-          <w:szCs w:val="20"/>
-        </w:rPr>
-        <w:t xml:space="preserve">, </w:t>
-      </w:r>
-      <w:proofErr w:type="spellStart"/>
-      <w:r>
-        <w:rPr>
-          <w:rStyle w:val="Strong"/>
-          <w:rFonts w:ascii="Arial" w:hAnsi="Arial" w:cs="Arial"/>
-          <w:sz w:val="20"/>
-          <w:szCs w:val="20"/>
+          <w:color w:val="000000"/>
+          <w:sz w:val="18"/>
+          <w:szCs w:val="22"/>
+        </w:rPr>
+        <w:t xml:space="preserve">, ELK/EFK, </w:t>
+      </w:r>
+      <w:proofErr w:type="spellStart"/>
+      <w:r>
+        <w:rPr>
+          <w:rFonts w:ascii="Arial" w:hAnsi="Arial" w:cs="Arial"/>
+          <w:color w:val="000000"/>
+          <w:sz w:val="18"/>
+          <w:szCs w:val="22"/>
         </w:rPr>
         <w:t>CloudWatch</w:t>
       </w:r>
@@ -1681,182 +1519,77 @@
       <w:r>
         <w:rPr>
           <w:rFonts w:ascii="Arial" w:hAnsi="Arial" w:cs="Arial"/>
-          <w:sz w:val="20"/>
-          <w:szCs w:val="20"/>
-        </w:rPr>
-        <w:t xml:space="preserve">, structured logging • Testing: </w:t>
-      </w:r>
-      <w:r>
-        <w:rPr>
-          <w:rStyle w:val="Strong"/>
-          <w:rFonts w:ascii="Arial" w:hAnsi="Arial" w:cs="Arial"/>
-          <w:sz w:val="20"/>
-          <w:szCs w:val="20"/>
-        </w:rPr>
-        <w:t>Jest</w:t>
-      </w:r>
-      <w:r>
-        <w:rPr>
-          <w:rFonts w:ascii="Arial" w:hAnsi="Arial" w:cs="Arial"/>
-          <w:sz w:val="20"/>
-          <w:szCs w:val="20"/>
-        </w:rPr>
-        <w:t xml:space="preserve">, </w:t>
-      </w:r>
-      <w:r>
-        <w:rPr>
-          <w:rStyle w:val="Strong"/>
-          <w:rFonts w:ascii="Arial" w:hAnsi="Arial" w:cs="Arial"/>
-          <w:sz w:val="20"/>
-          <w:szCs w:val="20"/>
-        </w:rPr>
-        <w:t>Mocha</w:t>
-      </w:r>
-      <w:r>
-        <w:rPr>
-          <w:rFonts w:ascii="Arial" w:hAnsi="Arial" w:cs="Arial"/>
-          <w:sz w:val="20"/>
-          <w:szCs w:val="20"/>
-        </w:rPr>
-        <w:t xml:space="preserve">, </w:t>
-      </w:r>
-      <w:r>
-        <w:rPr>
-          <w:rStyle w:val="Strong"/>
-          <w:rFonts w:ascii="Arial" w:hAnsi="Arial" w:cs="Arial"/>
-          <w:sz w:val="20"/>
-          <w:szCs w:val="20"/>
-        </w:rPr>
-        <w:t>Chai</w:t>
-      </w:r>
-      <w:r>
-        <w:rPr>
-          <w:rFonts w:ascii="Arial" w:hAnsi="Arial" w:cs="Arial"/>
-          <w:sz w:val="20"/>
-          <w:szCs w:val="20"/>
-        </w:rPr>
-        <w:t xml:space="preserve">, </w:t>
-      </w:r>
-      <w:r>
-        <w:rPr>
-          <w:rStyle w:val="Strong"/>
-          <w:rFonts w:ascii="Arial" w:hAnsi="Arial" w:cs="Arial"/>
-          <w:sz w:val="20"/>
-          <w:szCs w:val="20"/>
-        </w:rPr>
-        <w:t>React Testing Library</w:t>
-      </w:r>
-      <w:r>
-        <w:rPr>
-          <w:rFonts w:ascii="Arial" w:hAnsi="Arial" w:cs="Arial"/>
-          <w:sz w:val="20"/>
-          <w:szCs w:val="20"/>
-        </w:rPr>
-        <w:t xml:space="preserve">, </w:t>
-      </w:r>
-      <w:r>
-        <w:rPr>
-          <w:rStyle w:val="Strong"/>
-          <w:rFonts w:ascii="Arial" w:hAnsi="Arial" w:cs="Arial"/>
-          <w:sz w:val="20"/>
-          <w:szCs w:val="20"/>
-        </w:rPr>
-        <w:t>Cypress</w:t>
-      </w:r>
-      <w:r>
-        <w:rPr>
-          <w:rFonts w:ascii="Arial" w:hAnsi="Arial" w:cs="Arial"/>
-          <w:sz w:val="20"/>
-          <w:szCs w:val="20"/>
-        </w:rPr>
-        <w:t xml:space="preserve">, </w:t>
-      </w:r>
-      <w:r>
-        <w:rPr>
-          <w:rStyle w:val="Strong"/>
-          <w:rFonts w:ascii="Arial" w:hAnsi="Arial" w:cs="Arial"/>
-          <w:sz w:val="20"/>
-          <w:szCs w:val="20"/>
-        </w:rPr>
-        <w:t>Playwright</w:t>
-      </w:r>
-      <w:r>
-        <w:rPr>
-          <w:rFonts w:ascii="Arial" w:hAnsi="Arial" w:cs="Arial"/>
-          <w:sz w:val="20"/>
-          <w:szCs w:val="20"/>
-        </w:rPr>
-        <w:t xml:space="preserve">, API contract tests (Pact-style) • Security: </w:t>
-      </w:r>
-      <w:r>
-        <w:rPr>
-          <w:rStyle w:val="Strong"/>
-          <w:rFonts w:ascii="Arial" w:hAnsi="Arial" w:cs="Arial"/>
-          <w:sz w:val="20"/>
-          <w:szCs w:val="20"/>
-        </w:rPr>
-        <w:t>OAuth2</w:t>
-      </w:r>
-      <w:r>
-        <w:rPr>
-          <w:rFonts w:ascii="Arial" w:hAnsi="Arial" w:cs="Arial"/>
-          <w:sz w:val="20"/>
-          <w:szCs w:val="20"/>
-        </w:rPr>
-        <w:t xml:space="preserve">, </w:t>
-      </w:r>
-      <w:proofErr w:type="spellStart"/>
-      <w:r>
-        <w:rPr>
-          <w:rStyle w:val="Strong"/>
-          <w:rFonts w:ascii="Arial" w:hAnsi="Arial" w:cs="Arial"/>
-          <w:sz w:val="20"/>
-          <w:szCs w:val="20"/>
+          <w:color w:val="000000"/>
+          <w:sz w:val="18"/>
+          <w:szCs w:val="22"/>
+        </w:rPr>
+        <w:t xml:space="preserve">, structured logging • </w:t>
+      </w:r>
+      <w:r>
+        <w:rPr>
+          <w:rFonts w:ascii="Arial" w:hAnsi="Arial" w:cs="Arial"/>
+          <w:b/>
+          <w:color w:val="000000"/>
+          <w:sz w:val="18"/>
+          <w:szCs w:val="22"/>
+        </w:rPr>
+        <w:t>Testing</w:t>
+      </w:r>
+      <w:r>
+        <w:rPr>
+          <w:rFonts w:ascii="Arial" w:hAnsi="Arial" w:cs="Arial"/>
+          <w:color w:val="000000"/>
+          <w:sz w:val="18"/>
+          <w:szCs w:val="22"/>
+        </w:rPr>
+        <w:t xml:space="preserve">: Jest, Mocha, Chai, React Testing Library, Cypress, Playwright, API contract tests (Pact-style) • </w:t>
+      </w:r>
+      <w:r>
+        <w:rPr>
+          <w:rFonts w:ascii="Arial" w:hAnsi="Arial" w:cs="Arial"/>
+          <w:b/>
+          <w:color w:val="000000"/>
+          <w:sz w:val="18"/>
+          <w:szCs w:val="22"/>
+        </w:rPr>
+        <w:t>Security</w:t>
+      </w:r>
+      <w:r>
+        <w:rPr>
+          <w:rFonts w:ascii="Arial" w:hAnsi="Arial" w:cs="Arial"/>
+          <w:color w:val="000000"/>
+          <w:sz w:val="18"/>
+          <w:szCs w:val="22"/>
+        </w:rPr>
+        <w:t xml:space="preserve">: OAuth2, </w:t>
+      </w:r>
+      <w:proofErr w:type="spellStart"/>
+      <w:r>
+        <w:rPr>
+          <w:rFonts w:ascii="Arial" w:hAnsi="Arial" w:cs="Arial"/>
+          <w:color w:val="000000"/>
+          <w:sz w:val="18"/>
+          <w:szCs w:val="22"/>
         </w:rPr>
         <w:t>OpenID</w:t>
       </w:r>
       <w:proofErr w:type="spellEnd"/>
       <w:r>
         <w:rPr>
-          <w:rStyle w:val="Strong"/>
-          <w:rFonts w:ascii="Arial" w:hAnsi="Arial" w:cs="Arial"/>
-          <w:sz w:val="20"/>
-          <w:szCs w:val="20"/>
-        </w:rPr>
-        <w:t xml:space="preserve"> Connect</w:t>
-      </w:r>
-      <w:r>
-        <w:rPr>
-          <w:rFonts w:ascii="Arial" w:hAnsi="Arial" w:cs="Arial"/>
-          <w:sz w:val="20"/>
-          <w:szCs w:val="20"/>
-        </w:rPr>
-        <w:t xml:space="preserve">, </w:t>
-      </w:r>
-      <w:r>
-        <w:rPr>
-          <w:rStyle w:val="Strong"/>
-          <w:rFonts w:ascii="Arial" w:hAnsi="Arial" w:cs="Arial"/>
-          <w:sz w:val="20"/>
-          <w:szCs w:val="20"/>
-        </w:rPr>
-        <w:t>JWT</w:t>
-      </w:r>
-      <w:r>
-        <w:rPr>
-          <w:rFonts w:ascii="Arial" w:hAnsi="Arial" w:cs="Arial"/>
-          <w:sz w:val="20"/>
-          <w:szCs w:val="20"/>
-        </w:rPr>
-        <w:t xml:space="preserve">, </w:t>
-      </w:r>
-      <w:proofErr w:type="spellStart"/>
-      <w:r>
-        <w:rPr>
-          <w:rStyle w:val="Strong"/>
-          <w:rFonts w:ascii="Arial" w:hAnsi="Arial" w:cs="Arial"/>
-          <w:sz w:val="20"/>
-          <w:szCs w:val="20"/>
+          <w:rFonts w:ascii="Arial" w:hAnsi="Arial" w:cs="Arial"/>
+          <w:color w:val="000000"/>
+          <w:sz w:val="18"/>
+          <w:szCs w:val="22"/>
+        </w:rPr>
+        <w:t xml:space="preserve"> Connect, JWT, </w:t>
+      </w:r>
+      <w:proofErr w:type="spellStart"/>
+      <w:r>
+        <w:rPr>
+          <w:rFonts w:ascii="Arial" w:hAnsi="Arial" w:cs="Arial"/>
+          <w:color w:val="000000"/>
+          <w:sz w:val="18"/>
+          <w:szCs w:val="22"/>
         </w:rPr>
         <w:t>Okta</w:t>
       </w:r>
@@ -1864,44 +1597,19 @@
       <w:r>
         <w:rPr>
           <w:rFonts w:ascii="Arial" w:hAnsi="Arial" w:cs="Arial"/>
-          <w:sz w:val="20"/>
-          <w:szCs w:val="20"/>
-        </w:rPr>
-        <w:t xml:space="preserve">, </w:t>
-      </w:r>
-      <w:r>
-        <w:rPr>
-          <w:rStyle w:val="Strong"/>
-          <w:rFonts w:ascii="Arial" w:hAnsi="Arial" w:cs="Arial"/>
-          <w:sz w:val="20"/>
-          <w:szCs w:val="20"/>
-        </w:rPr>
-        <w:t>Auth0</w:t>
-      </w:r>
-      <w:r>
-        <w:rPr>
-          <w:rFonts w:ascii="Arial" w:hAnsi="Arial" w:cs="Arial"/>
-          <w:sz w:val="20"/>
-          <w:szCs w:val="20"/>
-        </w:rPr>
-        <w:t xml:space="preserve">, </w:t>
-      </w:r>
-      <w:r>
-        <w:rPr>
-          <w:rStyle w:val="Strong"/>
-          <w:rFonts w:ascii="Arial" w:hAnsi="Arial" w:cs="Arial"/>
-          <w:sz w:val="20"/>
-          <w:szCs w:val="20"/>
-        </w:rPr>
-        <w:t xml:space="preserve">AWS </w:t>
-      </w:r>
-      <w:proofErr w:type="spellStart"/>
-      <w:r>
-        <w:rPr>
-          <w:rStyle w:val="Strong"/>
-          <w:rFonts w:ascii="Arial" w:hAnsi="Arial" w:cs="Arial"/>
-          <w:sz w:val="20"/>
-          <w:szCs w:val="20"/>
+          <w:color w:val="000000"/>
+          <w:sz w:val="18"/>
+          <w:szCs w:val="22"/>
+        </w:rPr>
+        <w:t xml:space="preserve">, Auth0, AWS </w:t>
+      </w:r>
+      <w:proofErr w:type="spellStart"/>
+      <w:r>
+        <w:rPr>
+          <w:rFonts w:ascii="Arial" w:hAnsi="Arial" w:cs="Arial"/>
+          <w:color w:val="000000"/>
+          <w:sz w:val="18"/>
+          <w:szCs w:val="22"/>
         </w:rPr>
         <w:t>Cognito</w:t>
       </w:r>
@@ -1909,27 +1617,11 @@
       <w:r>
         <w:rPr>
           <w:rFonts w:ascii="Arial" w:hAnsi="Arial" w:cs="Arial"/>
-          <w:sz w:val="20"/>
-          <w:szCs w:val="20"/>
-        </w:rPr>
-        <w:t xml:space="preserve">, rate limiting, </w:t>
-      </w:r>
-      <w:r>
-        <w:rPr>
-          <w:rStyle w:val="Strong"/>
-          <w:rFonts w:ascii="Arial" w:hAnsi="Arial" w:cs="Arial"/>
-          <w:sz w:val="20"/>
-          <w:szCs w:val="20"/>
-        </w:rPr>
-        <w:t>RBAC/ABAC</w:t>
-      </w:r>
-      <w:r>
-        <w:rPr>
-          <w:rFonts w:ascii="Arial" w:hAnsi="Arial" w:cs="Arial"/>
-          <w:sz w:val="20"/>
-          <w:szCs w:val="20"/>
-        </w:rPr>
-        <w:t>, audit logging</w:t>
+          <w:color w:val="000000"/>
+          <w:sz w:val="18"/>
+          <w:szCs w:val="22"/>
+        </w:rPr>
+        <w:t>, rate limiting, RBAC/ABAC, audit logging</w:t>
       </w:r>
     </w:p>
     <w:p>
@@ -2006,13 +1698,13 @@
         <w:jc w:val="both"/>
         <w:rPr>
           <w:rFonts w:ascii="Arial" w:hAnsi="Arial" w:cs="Arial"/>
-          <w:sz w:val="20"/>
-        </w:rPr>
-      </w:pPr>
-      <w:r>
-        <w:rPr>
-          <w:rFonts w:ascii="Arial" w:hAnsi="Arial" w:cs="Arial"/>
-          <w:sz w:val="20"/>
+          <w:sz w:val="18"/>
+        </w:rPr>
+      </w:pPr>
+      <w:r>
+        <w:rPr>
+          <w:rFonts w:ascii="Arial" w:hAnsi="Arial" w:cs="Arial"/>
+          <w:sz w:val="18"/>
         </w:rPr>
         <w:t xml:space="preserve">Led a multi-quarter UI modernization, migrating legacy screens into a maintainable </w:t>
       </w:r>
@@ -2021,7 +1713,7 @@
         <w:rPr>
           <w:rStyle w:val="Strong"/>
           <w:rFonts w:ascii="Arial" w:hAnsi="Arial" w:cs="Arial"/>
-          <w:sz w:val="20"/>
+          <w:sz w:val="18"/>
         </w:rPr>
         <w:t>Vue</w:t>
       </w:r>
@@ -2029,7 +1721,7 @@
       <w:r>
         <w:rPr>
           <w:rFonts w:ascii="Arial" w:hAnsi="Arial" w:cs="Arial"/>
-          <w:sz w:val="20"/>
+          <w:sz w:val="18"/>
         </w:rPr>
         <w:t xml:space="preserve"> architecture with shared component boundaries and predictable state.</w:t>
       </w:r>
@@ -2044,13 +1736,13 @@
         <w:jc w:val="both"/>
         <w:rPr>
           <w:rFonts w:ascii="Arial" w:hAnsi="Arial" w:cs="Arial"/>
-          <w:sz w:val="20"/>
-        </w:rPr>
-      </w:pPr>
-      <w:r>
-        <w:rPr>
-          <w:rFonts w:ascii="Arial" w:hAnsi="Arial" w:cs="Arial"/>
-          <w:sz w:val="20"/>
+          <w:sz w:val="18"/>
+        </w:rPr>
+      </w:pPr>
+      <w:r>
+        <w:rPr>
+          <w:rFonts w:ascii="Arial" w:hAnsi="Arial" w:cs="Arial"/>
+          <w:sz w:val="18"/>
         </w:rPr>
         <w:t xml:space="preserve">Built a reusable design system with </w:t>
       </w:r>
@@ -2058,14 +1750,14 @@
         <w:rPr>
           <w:rStyle w:val="Strong"/>
           <w:rFonts w:ascii="Arial" w:hAnsi="Arial" w:cs="Arial"/>
-          <w:sz w:val="20"/>
+          <w:sz w:val="18"/>
         </w:rPr>
         <w:t>Storybook</w:t>
       </w:r>
       <w:r>
         <w:rPr>
           <w:rFonts w:ascii="Arial" w:hAnsi="Arial" w:cs="Arial"/>
-          <w:sz w:val="20"/>
+          <w:sz w:val="18"/>
         </w:rPr>
         <w:t>, reducing duplicated UI logic and improving delivery consistency across high-change workflows.</w:t>
       </w:r>
@@ -2080,13 +1772,13 @@
         <w:jc w:val="both"/>
         <w:rPr>
           <w:rFonts w:ascii="Arial" w:hAnsi="Arial" w:cs="Arial"/>
-          <w:sz w:val="20"/>
-        </w:rPr>
-      </w:pPr>
-      <w:r>
-        <w:rPr>
-          <w:rFonts w:ascii="Arial" w:hAnsi="Arial" w:cs="Arial"/>
-          <w:sz w:val="20"/>
+          <w:sz w:val="18"/>
+        </w:rPr>
+      </w:pPr>
+      <w:r>
+        <w:rPr>
+          <w:rFonts w:ascii="Arial" w:hAnsi="Arial" w:cs="Arial"/>
+          <w:sz w:val="18"/>
         </w:rPr>
         <w:t xml:space="preserve">Implemented state ownership patterns using </w:t>
       </w:r>
@@ -2095,7 +1787,7 @@
         <w:rPr>
           <w:rStyle w:val="Strong"/>
           <w:rFonts w:ascii="Arial" w:hAnsi="Arial" w:cs="Arial"/>
-          <w:sz w:val="20"/>
+          <w:sz w:val="18"/>
         </w:rPr>
         <w:t>Pinia</w:t>
       </w:r>
@@ -2104,7 +1796,7 @@
         <w:rPr>
           <w:rStyle w:val="Strong"/>
           <w:rFonts w:ascii="Arial" w:hAnsi="Arial" w:cs="Arial"/>
-          <w:sz w:val="20"/>
+          <w:sz w:val="18"/>
         </w:rPr>
         <w:t>/</w:t>
       </w:r>
@@ -2113,7 +1805,7 @@
         <w:rPr>
           <w:rStyle w:val="Strong"/>
           <w:rFonts w:ascii="Arial" w:hAnsi="Arial" w:cs="Arial"/>
-          <w:sz w:val="20"/>
+          <w:sz w:val="18"/>
         </w:rPr>
         <w:t>Vuex</w:t>
       </w:r>
@@ -2121,7 +1813,7 @@
       <w:r>
         <w:rPr>
           <w:rFonts w:ascii="Arial" w:hAnsi="Arial" w:cs="Arial"/>
-          <w:sz w:val="20"/>
+          <w:sz w:val="18"/>
         </w:rPr>
         <w:t>, reducing production-only reactivity bugs and improving debugging speed during incidents.</w:t>
       </w:r>
@@ -2136,13 +1828,13 @@
         <w:jc w:val="both"/>
         <w:rPr>
           <w:rFonts w:ascii="Arial" w:hAnsi="Arial" w:cs="Arial"/>
-          <w:sz w:val="20"/>
-        </w:rPr>
-      </w:pPr>
-      <w:r>
-        <w:rPr>
-          <w:rFonts w:ascii="Arial" w:hAnsi="Arial" w:cs="Arial"/>
-          <w:sz w:val="20"/>
+          <w:sz w:val="18"/>
+        </w:rPr>
+      </w:pPr>
+      <w:r>
+        <w:rPr>
+          <w:rFonts w:ascii="Arial" w:hAnsi="Arial" w:cs="Arial"/>
+          <w:sz w:val="18"/>
         </w:rPr>
         <w:t>Enforced performance budgets using profiling routines, cutting bundle bloat and improving responsiveness for data-heavy screens under real customer datasets.</w:t>
       </w:r>
@@ -2157,13 +1849,13 @@
         <w:jc w:val="both"/>
         <w:rPr>
           <w:rFonts w:ascii="Arial" w:hAnsi="Arial" w:cs="Arial"/>
-          <w:sz w:val="20"/>
-        </w:rPr>
-      </w:pPr>
-      <w:r>
-        <w:rPr>
-          <w:rFonts w:ascii="Arial" w:hAnsi="Arial" w:cs="Arial"/>
-          <w:sz w:val="20"/>
+          <w:sz w:val="18"/>
+        </w:rPr>
+      </w:pPr>
+      <w:r>
+        <w:rPr>
+          <w:rFonts w:ascii="Arial" w:hAnsi="Arial" w:cs="Arial"/>
+          <w:sz w:val="18"/>
         </w:rPr>
         <w:t xml:space="preserve">Designed and delivered backend services in </w:t>
       </w:r>
@@ -2171,7 +1863,7 @@
         <w:rPr>
           <w:rStyle w:val="Strong"/>
           <w:rFonts w:ascii="Arial" w:hAnsi="Arial" w:cs="Arial"/>
-          <w:sz w:val="20"/>
+          <w:sz w:val="18"/>
         </w:rPr>
         <w:t>Node.js (Express/</w:t>
       </w:r>
@@ -2180,7 +1872,7 @@
         <w:rPr>
           <w:rStyle w:val="Strong"/>
           <w:rFonts w:ascii="Arial" w:hAnsi="Arial" w:cs="Arial"/>
-          <w:sz w:val="20"/>
+          <w:sz w:val="18"/>
         </w:rPr>
         <w:t>NestJS</w:t>
       </w:r>
@@ -2189,14 +1881,14 @@
         <w:rPr>
           <w:rStyle w:val="Strong"/>
           <w:rFonts w:ascii="Arial" w:hAnsi="Arial" w:cs="Arial"/>
-          <w:sz w:val="20"/>
+          <w:sz w:val="18"/>
         </w:rPr>
         <w:t>)</w:t>
       </w:r>
       <w:r>
         <w:rPr>
           <w:rFonts w:ascii="Arial" w:hAnsi="Arial" w:cs="Arial"/>
-          <w:sz w:val="20"/>
+          <w:sz w:val="18"/>
         </w:rPr>
         <w:t xml:space="preserve"> with </w:t>
       </w:r>
@@ -2204,14 +1896,14 @@
         <w:rPr>
           <w:rStyle w:val="Strong"/>
           <w:rFonts w:ascii="Arial" w:hAnsi="Arial" w:cs="Arial"/>
-          <w:sz w:val="20"/>
+          <w:sz w:val="18"/>
         </w:rPr>
         <w:t>REST</w:t>
       </w:r>
       <w:r>
         <w:rPr>
           <w:rFonts w:ascii="Arial" w:hAnsi="Arial" w:cs="Arial"/>
-          <w:sz w:val="20"/>
+          <w:sz w:val="18"/>
         </w:rPr>
         <w:t xml:space="preserve"> contracts, versioning, and schema validation for stable client integrations.</w:t>
       </w:r>
@@ -2226,13 +1918,13 @@
         <w:jc w:val="both"/>
         <w:rPr>
           <w:rFonts w:ascii="Arial" w:hAnsi="Arial" w:cs="Arial"/>
-          <w:sz w:val="20"/>
-        </w:rPr>
-      </w:pPr>
-      <w:r>
-        <w:rPr>
-          <w:rFonts w:ascii="Arial" w:hAnsi="Arial" w:cs="Arial"/>
-          <w:sz w:val="20"/>
+          <w:sz w:val="18"/>
+        </w:rPr>
+      </w:pPr>
+      <w:r>
+        <w:rPr>
+          <w:rFonts w:ascii="Arial" w:hAnsi="Arial" w:cs="Arial"/>
+          <w:sz w:val="18"/>
         </w:rPr>
         <w:t xml:space="preserve">Hardened authentication and authorization with </w:t>
       </w:r>
@@ -2240,14 +1932,14 @@
         <w:rPr>
           <w:rStyle w:val="Strong"/>
           <w:rFonts w:ascii="Arial" w:hAnsi="Arial" w:cs="Arial"/>
-          <w:sz w:val="20"/>
+          <w:sz w:val="18"/>
         </w:rPr>
         <w:t>OAuth2</w:t>
       </w:r>
       <w:r>
         <w:rPr>
           <w:rFonts w:ascii="Arial" w:hAnsi="Arial" w:cs="Arial"/>
-          <w:sz w:val="20"/>
+          <w:sz w:val="18"/>
         </w:rPr>
         <w:t xml:space="preserve">, </w:t>
       </w:r>
@@ -2256,7 +1948,7 @@
         <w:rPr>
           <w:rStyle w:val="Strong"/>
           <w:rFonts w:ascii="Arial" w:hAnsi="Arial" w:cs="Arial"/>
-          <w:sz w:val="20"/>
+          <w:sz w:val="18"/>
         </w:rPr>
         <w:t>OpenID</w:t>
       </w:r>
@@ -2265,14 +1957,14 @@
         <w:rPr>
           <w:rStyle w:val="Strong"/>
           <w:rFonts w:ascii="Arial" w:hAnsi="Arial" w:cs="Arial"/>
-          <w:sz w:val="20"/>
+          <w:sz w:val="18"/>
         </w:rPr>
         <w:t xml:space="preserve"> Connect</w:t>
       </w:r>
       <w:r>
         <w:rPr>
           <w:rFonts w:ascii="Arial" w:hAnsi="Arial" w:cs="Arial"/>
-          <w:sz w:val="20"/>
+          <w:sz w:val="18"/>
         </w:rPr>
         <w:t xml:space="preserve">, </w:t>
       </w:r>
@@ -2280,14 +1972,14 @@
         <w:rPr>
           <w:rStyle w:val="Strong"/>
           <w:rFonts w:ascii="Arial" w:hAnsi="Arial" w:cs="Arial"/>
-          <w:sz w:val="20"/>
+          <w:sz w:val="18"/>
         </w:rPr>
         <w:t>JWT</w:t>
       </w:r>
       <w:r>
         <w:rPr>
           <w:rFonts w:ascii="Arial" w:hAnsi="Arial" w:cs="Arial"/>
-          <w:sz w:val="20"/>
+          <w:sz w:val="18"/>
         </w:rPr>
         <w:t xml:space="preserve">, and </w:t>
       </w:r>
@@ -2295,14 +1987,14 @@
         <w:rPr>
           <w:rStyle w:val="Strong"/>
           <w:rFonts w:ascii="Arial" w:hAnsi="Arial" w:cs="Arial"/>
-          <w:sz w:val="20"/>
+          <w:sz w:val="18"/>
         </w:rPr>
         <w:t>RBAC/ABAC</w:t>
       </w:r>
       <w:r>
         <w:rPr>
           <w:rFonts w:ascii="Arial" w:hAnsi="Arial" w:cs="Arial"/>
-          <w:sz w:val="20"/>
+          <w:sz w:val="18"/>
         </w:rPr>
         <w:t xml:space="preserve">, adding </w:t>
       </w:r>
@@ -2310,14 +2002,14 @@
         <w:rPr>
           <w:rStyle w:val="Strong"/>
           <w:rFonts w:ascii="Arial" w:hAnsi="Arial" w:cs="Arial"/>
-          <w:sz w:val="20"/>
+          <w:sz w:val="18"/>
         </w:rPr>
         <w:t>audit logging</w:t>
       </w:r>
       <w:r>
         <w:rPr>
           <w:rFonts w:ascii="Arial" w:hAnsi="Arial" w:cs="Arial"/>
-          <w:sz w:val="20"/>
+          <w:sz w:val="18"/>
         </w:rPr>
         <w:t xml:space="preserve"> for sensitive workflows.</w:t>
       </w:r>
@@ -2332,13 +2024,13 @@
         <w:jc w:val="both"/>
         <w:rPr>
           <w:rFonts w:ascii="Arial" w:hAnsi="Arial" w:cs="Arial"/>
-          <w:sz w:val="20"/>
-        </w:rPr>
-      </w:pPr>
-      <w:r>
-        <w:rPr>
-          <w:rFonts w:ascii="Arial" w:hAnsi="Arial" w:cs="Arial"/>
-          <w:sz w:val="20"/>
+          <w:sz w:val="18"/>
+        </w:rPr>
+      </w:pPr>
+      <w:r>
+        <w:rPr>
+          <w:rFonts w:ascii="Arial" w:hAnsi="Arial" w:cs="Arial"/>
+          <w:sz w:val="18"/>
         </w:rPr>
         <w:t xml:space="preserve">Implemented queue-based background processing using </w:t>
       </w:r>
@@ -2346,14 +2038,14 @@
         <w:rPr>
           <w:rStyle w:val="Strong"/>
           <w:rFonts w:ascii="Arial" w:hAnsi="Arial" w:cs="Arial"/>
-          <w:sz w:val="20"/>
+          <w:sz w:val="18"/>
         </w:rPr>
         <w:t>AWS SQS/SNS</w:t>
       </w:r>
       <w:r>
         <w:rPr>
           <w:rFonts w:ascii="Arial" w:hAnsi="Arial" w:cs="Arial"/>
-          <w:sz w:val="20"/>
+          <w:sz w:val="18"/>
         </w:rPr>
         <w:t xml:space="preserve"> and </w:t>
       </w:r>
@@ -2362,7 +2054,7 @@
         <w:rPr>
           <w:rStyle w:val="Strong"/>
           <w:rFonts w:ascii="Arial" w:hAnsi="Arial" w:cs="Arial"/>
-          <w:sz w:val="20"/>
+          <w:sz w:val="18"/>
         </w:rPr>
         <w:t>RabbitMQ</w:t>
       </w:r>
@@ -2370,7 +2062,7 @@
       <w:r>
         <w:rPr>
           <w:rFonts w:ascii="Arial" w:hAnsi="Arial" w:cs="Arial"/>
-          <w:sz w:val="20"/>
+          <w:sz w:val="18"/>
         </w:rPr>
         <w:t xml:space="preserve">, with </w:t>
       </w:r>
@@ -2378,7 +2070,7 @@
       <w:r>
         <w:rPr>
           <w:rFonts w:ascii="Arial" w:hAnsi="Arial" w:cs="Arial"/>
-          <w:sz w:val="20"/>
+          <w:sz w:val="18"/>
         </w:rPr>
         <w:t>idempotency</w:t>
       </w:r>
@@ -2386,7 +2078,7 @@
       <w:r>
         <w:rPr>
           <w:rFonts w:ascii="Arial" w:hAnsi="Arial" w:cs="Arial"/>
-          <w:sz w:val="20"/>
+          <w:sz w:val="18"/>
         </w:rPr>
         <w:t xml:space="preserve"> keys, retries, and DLQ handling for safe reprocessing.</w:t>
       </w:r>
@@ -2401,13 +2093,13 @@
         <w:jc w:val="both"/>
         <w:rPr>
           <w:rFonts w:ascii="Arial" w:hAnsi="Arial" w:cs="Arial"/>
-          <w:sz w:val="20"/>
-        </w:rPr>
-      </w:pPr>
-      <w:r>
-        <w:rPr>
-          <w:rFonts w:ascii="Arial" w:hAnsi="Arial" w:cs="Arial"/>
-          <w:sz w:val="20"/>
+          <w:sz w:val="18"/>
+        </w:rPr>
+      </w:pPr>
+      <w:r>
+        <w:rPr>
+          <w:rFonts w:ascii="Arial" w:hAnsi="Arial" w:cs="Arial"/>
+          <w:sz w:val="18"/>
         </w:rPr>
         <w:t xml:space="preserve">Supported event-driven workflows by integrating </w:t>
       </w:r>
@@ -2415,14 +2107,14 @@
         <w:rPr>
           <w:rStyle w:val="Strong"/>
           <w:rFonts w:ascii="Arial" w:hAnsi="Arial" w:cs="Arial"/>
-          <w:sz w:val="20"/>
+          <w:sz w:val="18"/>
         </w:rPr>
         <w:t>Kafka</w:t>
       </w:r>
       <w:r>
         <w:rPr>
           <w:rFonts w:ascii="Arial" w:hAnsi="Arial" w:cs="Arial"/>
-          <w:sz w:val="20"/>
+          <w:sz w:val="18"/>
         </w:rPr>
         <w:t xml:space="preserve"> for streaming use cases and building consumers with operationally safe retry and </w:t>
       </w:r>
@@ -2430,7 +2122,7 @@
       <w:r>
         <w:rPr>
           <w:rFonts w:ascii="Arial" w:hAnsi="Arial" w:cs="Arial"/>
-          <w:sz w:val="20"/>
+          <w:sz w:val="18"/>
         </w:rPr>
         <w:t>deduplication</w:t>
       </w:r>
@@ -2438,7 +2130,7 @@
       <w:r>
         <w:rPr>
           <w:rFonts w:ascii="Arial" w:hAnsi="Arial" w:cs="Arial"/>
-          <w:sz w:val="20"/>
+          <w:sz w:val="18"/>
         </w:rPr>
         <w:t xml:space="preserve"> behavior.</w:t>
       </w:r>
@@ -2453,13 +2145,13 @@
         <w:jc w:val="both"/>
         <w:rPr>
           <w:rFonts w:ascii="Arial" w:hAnsi="Arial" w:cs="Arial"/>
-          <w:sz w:val="20"/>
-        </w:rPr>
-      </w:pPr>
-      <w:r>
-        <w:rPr>
-          <w:rFonts w:ascii="Arial" w:hAnsi="Arial" w:cs="Arial"/>
-          <w:sz w:val="20"/>
+          <w:sz w:val="18"/>
+        </w:rPr>
+      </w:pPr>
+      <w:r>
+        <w:rPr>
+          <w:rFonts w:ascii="Arial" w:hAnsi="Arial" w:cs="Arial"/>
+          <w:sz w:val="18"/>
         </w:rPr>
         <w:t xml:space="preserve">Tuned relational performance across </w:t>
       </w:r>
@@ -2468,7 +2160,7 @@
         <w:rPr>
           <w:rStyle w:val="Strong"/>
           <w:rFonts w:ascii="Arial" w:hAnsi="Arial" w:cs="Arial"/>
-          <w:sz w:val="20"/>
+          <w:sz w:val="18"/>
         </w:rPr>
         <w:t>PostgreSQL</w:t>
       </w:r>
@@ -2476,7 +2168,7 @@
       <w:r>
         <w:rPr>
           <w:rFonts w:ascii="Arial" w:hAnsi="Arial" w:cs="Arial"/>
-          <w:sz w:val="20"/>
+          <w:sz w:val="18"/>
         </w:rPr>
         <w:t xml:space="preserve">, </w:t>
       </w:r>
@@ -2484,14 +2176,14 @@
         <w:rPr>
           <w:rStyle w:val="Strong"/>
           <w:rFonts w:ascii="Arial" w:hAnsi="Arial" w:cs="Arial"/>
-          <w:sz w:val="20"/>
+          <w:sz w:val="18"/>
         </w:rPr>
         <w:t>MySQL</w:t>
       </w:r>
       <w:r>
         <w:rPr>
           <w:rFonts w:ascii="Arial" w:hAnsi="Arial" w:cs="Arial"/>
-          <w:sz w:val="20"/>
+          <w:sz w:val="18"/>
         </w:rPr>
         <w:t xml:space="preserve">, and </w:t>
       </w:r>
@@ -2499,14 +2191,14 @@
         <w:rPr>
           <w:rStyle w:val="Strong"/>
           <w:rFonts w:ascii="Arial" w:hAnsi="Arial" w:cs="Arial"/>
-          <w:sz w:val="20"/>
+          <w:sz w:val="18"/>
         </w:rPr>
         <w:t>SQL Server</w:t>
       </w:r>
       <w:r>
         <w:rPr>
           <w:rFonts w:ascii="Arial" w:hAnsi="Arial" w:cs="Arial"/>
-          <w:sz w:val="20"/>
+          <w:sz w:val="18"/>
         </w:rPr>
         <w:t xml:space="preserve"> using targeted indexes, query reshaping, and safer migration workflows.</w:t>
       </w:r>
@@ -2521,13 +2213,13 @@
         <w:jc w:val="both"/>
         <w:rPr>
           <w:rFonts w:ascii="Arial" w:hAnsi="Arial" w:cs="Arial"/>
-          <w:sz w:val="20"/>
-        </w:rPr>
-      </w:pPr>
-      <w:r>
-        <w:rPr>
-          <w:rFonts w:ascii="Arial" w:hAnsi="Arial" w:cs="Arial"/>
-          <w:sz w:val="20"/>
+          <w:sz w:val="18"/>
+        </w:rPr>
+      </w:pPr>
+      <w:r>
+        <w:rPr>
+          <w:rFonts w:ascii="Arial" w:hAnsi="Arial" w:cs="Arial"/>
+          <w:sz w:val="18"/>
         </w:rPr>
         <w:t xml:space="preserve">Used </w:t>
       </w:r>
@@ -2536,7 +2228,7 @@
         <w:rPr>
           <w:rStyle w:val="Strong"/>
           <w:rFonts w:ascii="Arial" w:hAnsi="Arial" w:cs="Arial"/>
-          <w:sz w:val="20"/>
+          <w:sz w:val="18"/>
         </w:rPr>
         <w:t>Redis</w:t>
       </w:r>
@@ -2544,7 +2236,7 @@
       <w:r>
         <w:rPr>
           <w:rFonts w:ascii="Arial" w:hAnsi="Arial" w:cs="Arial"/>
-          <w:sz w:val="20"/>
+          <w:sz w:val="18"/>
         </w:rPr>
         <w:t xml:space="preserve"> and </w:t>
       </w:r>
@@ -2553,7 +2245,7 @@
         <w:rPr>
           <w:rStyle w:val="Strong"/>
           <w:rFonts w:ascii="Arial" w:hAnsi="Arial" w:cs="Arial"/>
-          <w:sz w:val="20"/>
+          <w:sz w:val="18"/>
         </w:rPr>
         <w:t>ElastiCache</w:t>
       </w:r>
@@ -2561,7 +2253,7 @@
       <w:r>
         <w:rPr>
           <w:rFonts w:ascii="Arial" w:hAnsi="Arial" w:cs="Arial"/>
-          <w:sz w:val="20"/>
+          <w:sz w:val="18"/>
         </w:rPr>
         <w:t xml:space="preserve"> for caching and throttling primitives, reducing hot-path load and stabilizing latency during peak periods.</w:t>
       </w:r>
@@ -2576,15 +2268,14 @@
         <w:jc w:val="both"/>
         <w:rPr>
           <w:rFonts w:ascii="Arial" w:hAnsi="Arial" w:cs="Arial"/>
-          <w:sz w:val="20"/>
-        </w:rPr>
-      </w:pPr>
-      <w:r>
-        <w:rPr>
-          <w:rFonts w:ascii="Arial" w:hAnsi="Arial" w:cs="Arial"/>
-          <w:sz w:val="20"/>
-        </w:rPr>
-        <w:lastRenderedPageBreak/>
+          <w:sz w:val="18"/>
+        </w:rPr>
+      </w:pPr>
+      <w:r>
+        <w:rPr>
+          <w:rFonts w:ascii="Arial" w:hAnsi="Arial" w:cs="Arial"/>
+          <w:sz w:val="18"/>
+        </w:rPr>
         <w:t xml:space="preserve">Implemented search indexing and relevance improvements using </w:t>
       </w:r>
       <w:proofErr w:type="spellStart"/>
@@ -2592,7 +2283,7 @@
         <w:rPr>
           <w:rStyle w:val="Strong"/>
           <w:rFonts w:ascii="Arial" w:hAnsi="Arial" w:cs="Arial"/>
-          <w:sz w:val="20"/>
+          <w:sz w:val="18"/>
         </w:rPr>
         <w:t>Elasticsearch</w:t>
       </w:r>
@@ -2601,14 +2292,14 @@
         <w:rPr>
           <w:rStyle w:val="Strong"/>
           <w:rFonts w:ascii="Arial" w:hAnsi="Arial" w:cs="Arial"/>
-          <w:sz w:val="20"/>
+          <w:sz w:val="18"/>
         </w:rPr>
         <w:t>/OpenSearch</w:t>
       </w:r>
       <w:r>
         <w:rPr>
           <w:rFonts w:ascii="Arial" w:hAnsi="Arial" w:cs="Arial"/>
-          <w:sz w:val="20"/>
+          <w:sz w:val="18"/>
         </w:rPr>
         <w:t>, improving record discoverability and reducing manual support effort.</w:t>
       </w:r>
@@ -2623,13 +2314,13 @@
         <w:jc w:val="both"/>
         <w:rPr>
           <w:rFonts w:ascii="Arial" w:hAnsi="Arial" w:cs="Arial"/>
-          <w:sz w:val="20"/>
-        </w:rPr>
-      </w:pPr>
-      <w:r>
-        <w:rPr>
-          <w:rFonts w:ascii="Arial" w:hAnsi="Arial" w:cs="Arial"/>
-          <w:sz w:val="20"/>
+          <w:sz w:val="18"/>
+        </w:rPr>
+      </w:pPr>
+      <w:r>
+        <w:rPr>
+          <w:rFonts w:ascii="Arial" w:hAnsi="Arial" w:cs="Arial"/>
+          <w:sz w:val="18"/>
         </w:rPr>
         <w:t xml:space="preserve">Ran production workloads on </w:t>
       </w:r>
@@ -2637,14 +2328,14 @@
         <w:rPr>
           <w:rStyle w:val="Strong"/>
           <w:rFonts w:ascii="Arial" w:hAnsi="Arial" w:cs="Arial"/>
-          <w:sz w:val="20"/>
+          <w:sz w:val="18"/>
         </w:rPr>
         <w:t>AWS</w:t>
       </w:r>
       <w:r>
         <w:rPr>
           <w:rFonts w:ascii="Arial" w:hAnsi="Arial" w:cs="Arial"/>
-          <w:sz w:val="20"/>
+          <w:sz w:val="18"/>
         </w:rPr>
         <w:t xml:space="preserve"> using </w:t>
       </w:r>
@@ -2652,14 +2343,14 @@
         <w:rPr>
           <w:rStyle w:val="Strong"/>
           <w:rFonts w:ascii="Arial" w:hAnsi="Arial" w:cs="Arial"/>
-          <w:sz w:val="20"/>
+          <w:sz w:val="18"/>
         </w:rPr>
         <w:t>EKS/ECS/EC2</w:t>
       </w:r>
       <w:r>
         <w:rPr>
           <w:rFonts w:ascii="Arial" w:hAnsi="Arial" w:cs="Arial"/>
-          <w:sz w:val="20"/>
+          <w:sz w:val="18"/>
         </w:rPr>
         <w:t xml:space="preserve">, </w:t>
       </w:r>
@@ -2667,14 +2358,14 @@
         <w:rPr>
           <w:rStyle w:val="Strong"/>
           <w:rFonts w:ascii="Arial" w:hAnsi="Arial" w:cs="Arial"/>
-          <w:sz w:val="20"/>
+          <w:sz w:val="18"/>
         </w:rPr>
         <w:t>API Gateway</w:t>
       </w:r>
       <w:r>
         <w:rPr>
           <w:rFonts w:ascii="Arial" w:hAnsi="Arial" w:cs="Arial"/>
-          <w:sz w:val="20"/>
+          <w:sz w:val="18"/>
         </w:rPr>
         <w:t xml:space="preserve">, </w:t>
       </w:r>
@@ -2682,14 +2373,14 @@
         <w:rPr>
           <w:rStyle w:val="Strong"/>
           <w:rFonts w:ascii="Arial" w:hAnsi="Arial" w:cs="Arial"/>
-          <w:sz w:val="20"/>
+          <w:sz w:val="18"/>
         </w:rPr>
         <w:t>Lambda</w:t>
       </w:r>
       <w:r>
         <w:rPr>
           <w:rFonts w:ascii="Arial" w:hAnsi="Arial" w:cs="Arial"/>
-          <w:sz w:val="20"/>
+          <w:sz w:val="18"/>
         </w:rPr>
         <w:t xml:space="preserve">, </w:t>
       </w:r>
@@ -2697,14 +2388,14 @@
         <w:rPr>
           <w:rStyle w:val="Strong"/>
           <w:rFonts w:ascii="Arial" w:hAnsi="Arial" w:cs="Arial"/>
-          <w:sz w:val="20"/>
+          <w:sz w:val="18"/>
         </w:rPr>
         <w:t>S3</w:t>
       </w:r>
       <w:r>
         <w:rPr>
           <w:rFonts w:ascii="Arial" w:hAnsi="Arial" w:cs="Arial"/>
-          <w:sz w:val="20"/>
+          <w:sz w:val="18"/>
         </w:rPr>
         <w:t xml:space="preserve">, </w:t>
       </w:r>
@@ -2713,7 +2404,7 @@
         <w:rPr>
           <w:rStyle w:val="Strong"/>
           <w:rFonts w:ascii="Arial" w:hAnsi="Arial" w:cs="Arial"/>
-          <w:sz w:val="20"/>
+          <w:sz w:val="18"/>
         </w:rPr>
         <w:t>CloudFront</w:t>
       </w:r>
@@ -2721,7 +2412,7 @@
       <w:r>
         <w:rPr>
           <w:rFonts w:ascii="Arial" w:hAnsi="Arial" w:cs="Arial"/>
-          <w:sz w:val="20"/>
+          <w:sz w:val="18"/>
         </w:rPr>
         <w:t xml:space="preserve">, </w:t>
       </w:r>
@@ -2729,14 +2420,14 @@
         <w:rPr>
           <w:rStyle w:val="Strong"/>
           <w:rFonts w:ascii="Arial" w:hAnsi="Arial" w:cs="Arial"/>
-          <w:sz w:val="20"/>
+          <w:sz w:val="18"/>
         </w:rPr>
         <w:t>RDS</w:t>
       </w:r>
       <w:r>
         <w:rPr>
           <w:rFonts w:ascii="Arial" w:hAnsi="Arial" w:cs="Arial"/>
-          <w:sz w:val="20"/>
+          <w:sz w:val="18"/>
         </w:rPr>
         <w:t xml:space="preserve">, </w:t>
       </w:r>
@@ -2745,7 +2436,7 @@
         <w:rPr>
           <w:rStyle w:val="Strong"/>
           <w:rFonts w:ascii="Arial" w:hAnsi="Arial" w:cs="Arial"/>
-          <w:sz w:val="20"/>
+          <w:sz w:val="18"/>
         </w:rPr>
         <w:t>DynamoDB</w:t>
       </w:r>
@@ -2753,7 +2444,7 @@
       <w:r>
         <w:rPr>
           <w:rFonts w:ascii="Arial" w:hAnsi="Arial" w:cs="Arial"/>
-          <w:sz w:val="20"/>
+          <w:sz w:val="18"/>
         </w:rPr>
         <w:t xml:space="preserve">, </w:t>
       </w:r>
@@ -2762,7 +2453,7 @@
         <w:rPr>
           <w:rStyle w:val="Strong"/>
           <w:rFonts w:ascii="Arial" w:hAnsi="Arial" w:cs="Arial"/>
-          <w:sz w:val="20"/>
+          <w:sz w:val="18"/>
         </w:rPr>
         <w:t>EventBridge</w:t>
       </w:r>
@@ -2770,7 +2461,7 @@
       <w:r>
         <w:rPr>
           <w:rFonts w:ascii="Arial" w:hAnsi="Arial" w:cs="Arial"/>
-          <w:sz w:val="20"/>
+          <w:sz w:val="18"/>
         </w:rPr>
         <w:t xml:space="preserve">, </w:t>
       </w:r>
@@ -2778,14 +2469,14 @@
         <w:rPr>
           <w:rStyle w:val="Strong"/>
           <w:rFonts w:ascii="Arial" w:hAnsi="Arial" w:cs="Arial"/>
-          <w:sz w:val="20"/>
+          <w:sz w:val="18"/>
         </w:rPr>
         <w:t>Step Functions</w:t>
       </w:r>
       <w:r>
         <w:rPr>
           <w:rFonts w:ascii="Arial" w:hAnsi="Arial" w:cs="Arial"/>
-          <w:sz w:val="20"/>
+          <w:sz w:val="18"/>
         </w:rPr>
         <w:t xml:space="preserve">, and least-privilege </w:t>
       </w:r>
@@ -2793,14 +2484,14 @@
         <w:rPr>
           <w:rStyle w:val="Strong"/>
           <w:rFonts w:ascii="Arial" w:hAnsi="Arial" w:cs="Arial"/>
-          <w:sz w:val="20"/>
+          <w:sz w:val="18"/>
         </w:rPr>
         <w:t>IAM</w:t>
       </w:r>
       <w:r>
         <w:rPr>
           <w:rFonts w:ascii="Arial" w:hAnsi="Arial" w:cs="Arial"/>
-          <w:sz w:val="20"/>
+          <w:sz w:val="18"/>
         </w:rPr>
         <w:t>.</w:t>
       </w:r>
@@ -2815,13 +2506,13 @@
         <w:jc w:val="both"/>
         <w:rPr>
           <w:rFonts w:ascii="Arial" w:hAnsi="Arial" w:cs="Arial"/>
-          <w:sz w:val="20"/>
-        </w:rPr>
-      </w:pPr>
-      <w:r>
-        <w:rPr>
-          <w:rFonts w:ascii="Arial" w:hAnsi="Arial" w:cs="Arial"/>
-          <w:sz w:val="20"/>
+          <w:sz w:val="18"/>
+        </w:rPr>
+      </w:pPr>
+      <w:r>
+        <w:rPr>
+          <w:rFonts w:ascii="Arial" w:hAnsi="Arial" w:cs="Arial"/>
+          <w:sz w:val="18"/>
         </w:rPr>
         <w:t xml:space="preserve">Operationalized end-to-end </w:t>
       </w:r>
@@ -2829,7 +2520,7 @@
       <w:r>
         <w:rPr>
           <w:rFonts w:ascii="Arial" w:hAnsi="Arial" w:cs="Arial"/>
-          <w:sz w:val="20"/>
+          <w:sz w:val="18"/>
         </w:rPr>
         <w:t>observability</w:t>
       </w:r>
@@ -2837,7 +2528,7 @@
       <w:r>
         <w:rPr>
           <w:rFonts w:ascii="Arial" w:hAnsi="Arial" w:cs="Arial"/>
-          <w:sz w:val="20"/>
+          <w:sz w:val="18"/>
         </w:rPr>
         <w:t xml:space="preserve"> with </w:t>
       </w:r>
@@ -2846,7 +2537,7 @@
         <w:rPr>
           <w:rStyle w:val="Strong"/>
           <w:rFonts w:ascii="Arial" w:hAnsi="Arial" w:cs="Arial"/>
-          <w:sz w:val="20"/>
+          <w:sz w:val="18"/>
         </w:rPr>
         <w:t>OpenTelemetry</w:t>
       </w:r>
@@ -2854,7 +2545,7 @@
       <w:r>
         <w:rPr>
           <w:rFonts w:ascii="Arial" w:hAnsi="Arial" w:cs="Arial"/>
-          <w:sz w:val="20"/>
+          <w:sz w:val="18"/>
         </w:rPr>
         <w:t xml:space="preserve">, </w:t>
       </w:r>
@@ -2863,7 +2554,7 @@
         <w:rPr>
           <w:rStyle w:val="Strong"/>
           <w:rFonts w:ascii="Arial" w:hAnsi="Arial" w:cs="Arial"/>
-          <w:sz w:val="20"/>
+          <w:sz w:val="18"/>
         </w:rPr>
         <w:t>Datadog</w:t>
       </w:r>
@@ -2871,7 +2562,7 @@
       <w:r>
         <w:rPr>
           <w:rFonts w:ascii="Arial" w:hAnsi="Arial" w:cs="Arial"/>
-          <w:sz w:val="20"/>
+          <w:sz w:val="18"/>
         </w:rPr>
         <w:t xml:space="preserve">, </w:t>
       </w:r>
@@ -2879,7 +2570,7 @@
         <w:rPr>
           <w:rStyle w:val="Strong"/>
           <w:rFonts w:ascii="Arial" w:hAnsi="Arial" w:cs="Arial"/>
-          <w:sz w:val="20"/>
+          <w:sz w:val="18"/>
         </w:rPr>
         <w:t>Prometheus/</w:t>
       </w:r>
@@ -2888,7 +2579,7 @@
         <w:rPr>
           <w:rStyle w:val="Strong"/>
           <w:rFonts w:ascii="Arial" w:hAnsi="Arial" w:cs="Arial"/>
-          <w:sz w:val="20"/>
+          <w:sz w:val="18"/>
         </w:rPr>
         <w:t>Grafana</w:t>
       </w:r>
@@ -2896,7 +2587,7 @@
       <w:r>
         <w:rPr>
           <w:rFonts w:ascii="Arial" w:hAnsi="Arial" w:cs="Arial"/>
-          <w:sz w:val="20"/>
+          <w:sz w:val="18"/>
         </w:rPr>
         <w:t xml:space="preserve">, </w:t>
       </w:r>
@@ -2904,14 +2595,14 @@
         <w:rPr>
           <w:rStyle w:val="Strong"/>
           <w:rFonts w:ascii="Arial" w:hAnsi="Arial" w:cs="Arial"/>
-          <w:sz w:val="20"/>
+          <w:sz w:val="18"/>
         </w:rPr>
         <w:t>ELK/EFK</w:t>
       </w:r>
       <w:r>
         <w:rPr>
           <w:rFonts w:ascii="Arial" w:hAnsi="Arial" w:cs="Arial"/>
-          <w:sz w:val="20"/>
+          <w:sz w:val="18"/>
         </w:rPr>
         <w:t xml:space="preserve">, and </w:t>
       </w:r>
@@ -2920,7 +2611,7 @@
         <w:rPr>
           <w:rStyle w:val="Strong"/>
           <w:rFonts w:ascii="Arial" w:hAnsi="Arial" w:cs="Arial"/>
-          <w:sz w:val="20"/>
+          <w:sz w:val="18"/>
         </w:rPr>
         <w:t>CloudWatch</w:t>
       </w:r>
@@ -2928,7 +2619,7 @@
       <w:r>
         <w:rPr>
           <w:rFonts w:ascii="Arial" w:hAnsi="Arial" w:cs="Arial"/>
-          <w:sz w:val="20"/>
+          <w:sz w:val="18"/>
         </w:rPr>
         <w:t>, tuning alerts to user-impact SLO signals.</w:t>
       </w:r>
@@ -2943,13 +2634,13 @@
         <w:jc w:val="both"/>
         <w:rPr>
           <w:rFonts w:ascii="Arial" w:hAnsi="Arial" w:cs="Arial"/>
-          <w:sz w:val="20"/>
-        </w:rPr>
-      </w:pPr>
-      <w:r>
-        <w:rPr>
-          <w:rFonts w:ascii="Arial" w:hAnsi="Arial" w:cs="Arial"/>
-          <w:sz w:val="20"/>
+          <w:sz w:val="18"/>
+        </w:rPr>
+      </w:pPr>
+      <w:r>
+        <w:rPr>
+          <w:rFonts w:ascii="Arial" w:hAnsi="Arial" w:cs="Arial"/>
+          <w:sz w:val="18"/>
         </w:rPr>
         <w:t xml:space="preserve">Delivered safe releases with </w:t>
       </w:r>
@@ -2958,7 +2649,7 @@
         <w:rPr>
           <w:rStyle w:val="Strong"/>
           <w:rFonts w:ascii="Arial" w:hAnsi="Arial" w:cs="Arial"/>
-          <w:sz w:val="20"/>
+          <w:sz w:val="18"/>
         </w:rPr>
         <w:t>GitOps</w:t>
       </w:r>
@@ -2966,7 +2657,7 @@
       <w:r>
         <w:rPr>
           <w:rFonts w:ascii="Arial" w:hAnsi="Arial" w:cs="Arial"/>
-          <w:sz w:val="20"/>
+          <w:sz w:val="18"/>
         </w:rPr>
         <w:t xml:space="preserve"> using </w:t>
       </w:r>
@@ -2974,14 +2665,14 @@
         <w:rPr>
           <w:rStyle w:val="Strong"/>
           <w:rFonts w:ascii="Arial" w:hAnsi="Arial" w:cs="Arial"/>
-          <w:sz w:val="20"/>
+          <w:sz w:val="18"/>
         </w:rPr>
         <w:t>Argo CD</w:t>
       </w:r>
       <w:r>
         <w:rPr>
           <w:rFonts w:ascii="Arial" w:hAnsi="Arial" w:cs="Arial"/>
-          <w:sz w:val="20"/>
+          <w:sz w:val="18"/>
         </w:rPr>
         <w:t xml:space="preserve">, </w:t>
       </w:r>
@@ -2989,14 +2680,14 @@
         <w:rPr>
           <w:rStyle w:val="Strong"/>
           <w:rFonts w:ascii="Arial" w:hAnsi="Arial" w:cs="Arial"/>
-          <w:sz w:val="20"/>
+          <w:sz w:val="18"/>
         </w:rPr>
         <w:t>Helm</w:t>
       </w:r>
       <w:r>
         <w:rPr>
           <w:rFonts w:ascii="Arial" w:hAnsi="Arial" w:cs="Arial"/>
-          <w:sz w:val="20"/>
+          <w:sz w:val="18"/>
         </w:rPr>
         <w:t xml:space="preserve">, and </w:t>
       </w:r>
@@ -3004,7 +2695,7 @@
       <w:r>
         <w:rPr>
           <w:rFonts w:ascii="Arial" w:hAnsi="Arial" w:cs="Arial"/>
-          <w:sz w:val="20"/>
+          <w:sz w:val="18"/>
         </w:rPr>
         <w:t>IaC</w:t>
       </w:r>
@@ -3012,7 +2703,7 @@
       <w:r>
         <w:rPr>
           <w:rFonts w:ascii="Arial" w:hAnsi="Arial" w:cs="Arial"/>
-          <w:sz w:val="20"/>
+          <w:sz w:val="18"/>
         </w:rPr>
         <w:t xml:space="preserve"> via </w:t>
       </w:r>
@@ -3021,7 +2712,7 @@
         <w:rPr>
           <w:rStyle w:val="Strong"/>
           <w:rFonts w:ascii="Arial" w:hAnsi="Arial" w:cs="Arial"/>
-          <w:sz w:val="20"/>
+          <w:sz w:val="18"/>
         </w:rPr>
         <w:t>Terraform</w:t>
       </w:r>
@@ -3030,7 +2721,7 @@
         <w:rPr>
           <w:rStyle w:val="Strong"/>
           <w:rFonts w:ascii="Arial" w:hAnsi="Arial" w:cs="Arial"/>
-          <w:sz w:val="20"/>
+          <w:sz w:val="18"/>
         </w:rPr>
         <w:t>/</w:t>
       </w:r>
@@ -3039,7 +2730,7 @@
         <w:rPr>
           <w:rStyle w:val="Strong"/>
           <w:rFonts w:ascii="Arial" w:hAnsi="Arial" w:cs="Arial"/>
-          <w:sz w:val="20"/>
+          <w:sz w:val="18"/>
         </w:rPr>
         <w:t>CloudFormation</w:t>
       </w:r>
@@ -3047,7 +2738,7 @@
       <w:r>
         <w:rPr>
           <w:rFonts w:ascii="Arial" w:hAnsi="Arial" w:cs="Arial"/>
-          <w:sz w:val="20"/>
+          <w:sz w:val="18"/>
         </w:rPr>
         <w:t xml:space="preserve">, backed by </w:t>
       </w:r>
@@ -3056,7 +2747,7 @@
         <w:rPr>
           <w:rStyle w:val="Strong"/>
           <w:rFonts w:ascii="Arial" w:hAnsi="Arial" w:cs="Arial"/>
-          <w:sz w:val="20"/>
+          <w:sz w:val="18"/>
         </w:rPr>
         <w:t>GitHub</w:t>
       </w:r>
@@ -3065,14 +2756,14 @@
         <w:rPr>
           <w:rStyle w:val="Strong"/>
           <w:rFonts w:ascii="Arial" w:hAnsi="Arial" w:cs="Arial"/>
-          <w:sz w:val="20"/>
+          <w:sz w:val="18"/>
         </w:rPr>
         <w:t xml:space="preserve"> Actions/Jenkins</w:t>
       </w:r>
       <w:r>
         <w:rPr>
           <w:rFonts w:ascii="Arial" w:hAnsi="Arial" w:cs="Arial"/>
-          <w:sz w:val="20"/>
+          <w:sz w:val="18"/>
         </w:rPr>
         <w:t xml:space="preserve"> pipelines and progressive rollout gates.</w:t>
       </w:r>
@@ -3085,26 +2776,30 @@
           <w:numId w:val="6"/>
         </w:numPr>
         <w:jc w:val="both"/>
-      </w:pPr>
-      <w:r>
-        <w:rPr>
-          <w:rFonts w:ascii="Arial" w:hAnsi="Arial" w:cs="Arial"/>
-          <w:sz w:val="20"/>
-        </w:rPr>
+        <w:rPr>
+          <w:sz w:val="22"/>
+        </w:rPr>
+      </w:pPr>
+      <w:r>
+        <w:rPr>
+          <w:rFonts w:ascii="Arial" w:hAnsi="Arial" w:cs="Arial"/>
+          <w:sz w:val="18"/>
+        </w:rPr>
+        <w:lastRenderedPageBreak/>
         <w:t xml:space="preserve">Enabled analytics exports and reporting pipelines integrating </w:t>
       </w:r>
       <w:r>
         <w:rPr>
           <w:rStyle w:val="Strong"/>
           <w:rFonts w:ascii="Arial" w:hAnsi="Arial" w:cs="Arial"/>
-          <w:sz w:val="20"/>
+          <w:sz w:val="18"/>
         </w:rPr>
         <w:t>Redshift</w:t>
       </w:r>
       <w:r>
         <w:rPr>
           <w:rFonts w:ascii="Arial" w:hAnsi="Arial" w:cs="Arial"/>
-          <w:sz w:val="20"/>
+          <w:sz w:val="18"/>
         </w:rPr>
         <w:t xml:space="preserve"> and </w:t>
       </w:r>
@@ -3113,7 +2808,7 @@
         <w:rPr>
           <w:rStyle w:val="Strong"/>
           <w:rFonts w:ascii="Arial" w:hAnsi="Arial" w:cs="Arial"/>
-          <w:sz w:val="20"/>
+          <w:sz w:val="18"/>
         </w:rPr>
         <w:t>BigQuery</w:t>
       </w:r>
@@ -3121,7 +2816,7 @@
       <w:r>
         <w:rPr>
           <w:rFonts w:ascii="Arial" w:hAnsi="Arial" w:cs="Arial"/>
-          <w:sz w:val="20"/>
+          <w:sz w:val="18"/>
         </w:rPr>
         <w:t>, aligning event schemas and validation to keep downstream metrics trustworthy.</w:t>
       </w:r>
@@ -3180,14 +2875,14 @@
         <w:jc w:val="both"/>
         <w:rPr>
           <w:rFonts w:ascii="Arial" w:hAnsi="Arial" w:cs="Arial"/>
-          <w:sz w:val="20"/>
+          <w:sz w:val="18"/>
           <w:szCs w:val="20"/>
         </w:rPr>
       </w:pPr>
       <w:r>
         <w:rPr>
           <w:rFonts w:ascii="Arial" w:hAnsi="Arial" w:cs="Arial"/>
-          <w:sz w:val="20"/>
+          <w:sz w:val="18"/>
           <w:szCs w:val="20"/>
         </w:rPr>
         <w:t xml:space="preserve">Owned a complex operations SPA built with </w:t>
@@ -3197,7 +2892,7 @@
         <w:rPr>
           <w:rStyle w:val="Strong"/>
           <w:rFonts w:ascii="Arial" w:hAnsi="Arial" w:cs="Arial"/>
-          <w:sz w:val="20"/>
+          <w:sz w:val="18"/>
           <w:szCs w:val="20"/>
         </w:rPr>
         <w:t>Vue</w:t>
@@ -3206,7 +2901,7 @@
       <w:r>
         <w:rPr>
           <w:rFonts w:ascii="Arial" w:hAnsi="Arial" w:cs="Arial"/>
-          <w:sz w:val="20"/>
+          <w:sz w:val="18"/>
           <w:szCs w:val="20"/>
         </w:rPr>
         <w:t xml:space="preserve"> and modern component conventions, improving maintainability through clear module boundaries and shared utilities.</w:t>
@@ -3222,14 +2917,14 @@
         <w:jc w:val="both"/>
         <w:rPr>
           <w:rFonts w:ascii="Arial" w:hAnsi="Arial" w:cs="Arial"/>
-          <w:sz w:val="20"/>
+          <w:sz w:val="18"/>
           <w:szCs w:val="20"/>
         </w:rPr>
       </w:pPr>
       <w:r>
         <w:rPr>
           <w:rFonts w:ascii="Arial" w:hAnsi="Arial" w:cs="Arial"/>
-          <w:sz w:val="20"/>
+          <w:sz w:val="18"/>
           <w:szCs w:val="20"/>
         </w:rPr>
         <w:t xml:space="preserve">Standardized state transitions with </w:t>
@@ -3239,7 +2934,7 @@
         <w:rPr>
           <w:rStyle w:val="Strong"/>
           <w:rFonts w:ascii="Arial" w:hAnsi="Arial" w:cs="Arial"/>
-          <w:sz w:val="20"/>
+          <w:sz w:val="18"/>
           <w:szCs w:val="20"/>
         </w:rPr>
         <w:t>Vuex</w:t>
@@ -3248,7 +2943,7 @@
       <w:r>
         <w:rPr>
           <w:rFonts w:ascii="Arial" w:hAnsi="Arial" w:cs="Arial"/>
-          <w:sz w:val="20"/>
+          <w:sz w:val="18"/>
           <w:szCs w:val="20"/>
         </w:rPr>
         <w:t xml:space="preserve"> patterns and predictable data flow, reducing UI inconsistencies across long-lived sessions.</w:t>
@@ -3264,14 +2959,14 @@
         <w:jc w:val="both"/>
         <w:rPr>
           <w:rFonts w:ascii="Arial" w:hAnsi="Arial" w:cs="Arial"/>
-          <w:sz w:val="20"/>
+          <w:sz w:val="18"/>
           <w:szCs w:val="20"/>
         </w:rPr>
       </w:pPr>
       <w:r>
         <w:rPr>
           <w:rFonts w:ascii="Arial" w:hAnsi="Arial" w:cs="Arial"/>
-          <w:sz w:val="20"/>
+          <w:sz w:val="18"/>
           <w:szCs w:val="20"/>
         </w:rPr>
         <w:t>Built reusable form and validation components for high-volume internal tooling, reducing copy/paste logic and preventing inconsistent error handling.</w:t>
@@ -3287,14 +2982,14 @@
         <w:jc w:val="both"/>
         <w:rPr>
           <w:rFonts w:ascii="Arial" w:hAnsi="Arial" w:cs="Arial"/>
-          <w:sz w:val="20"/>
+          <w:sz w:val="18"/>
           <w:szCs w:val="20"/>
         </w:rPr>
       </w:pPr>
       <w:r>
         <w:rPr>
           <w:rFonts w:ascii="Arial" w:hAnsi="Arial" w:cs="Arial"/>
-          <w:sz w:val="20"/>
+          <w:sz w:val="18"/>
           <w:szCs w:val="20"/>
         </w:rPr>
         <w:t>Improved perceived performance by optimizing list rendering, pagination, and caching behaviors to keep critical views responsive under heavy datasets.</w:t>
@@ -3310,14 +3005,14 @@
         <w:jc w:val="both"/>
         <w:rPr>
           <w:rFonts w:ascii="Arial" w:hAnsi="Arial" w:cs="Arial"/>
-          <w:sz w:val="20"/>
+          <w:sz w:val="18"/>
           <w:szCs w:val="20"/>
         </w:rPr>
       </w:pPr>
       <w:r>
         <w:rPr>
           <w:rFonts w:ascii="Arial" w:hAnsi="Arial" w:cs="Arial"/>
-          <w:sz w:val="20"/>
+          <w:sz w:val="18"/>
           <w:szCs w:val="20"/>
         </w:rPr>
         <w:t xml:space="preserve">Developed </w:t>
@@ -3326,7 +3021,7 @@
         <w:rPr>
           <w:rStyle w:val="Strong"/>
           <w:rFonts w:ascii="Arial" w:hAnsi="Arial" w:cs="Arial"/>
-          <w:sz w:val="20"/>
+          <w:sz w:val="18"/>
           <w:szCs w:val="20"/>
         </w:rPr>
         <w:t>Node.js (Express)</w:t>
@@ -3334,7 +3029,7 @@
       <w:r>
         <w:rPr>
           <w:rFonts w:ascii="Arial" w:hAnsi="Arial" w:cs="Arial"/>
-          <w:sz w:val="20"/>
+          <w:sz w:val="18"/>
           <w:szCs w:val="20"/>
         </w:rPr>
         <w:t xml:space="preserve"> APIs with consistent pagination, filtering, and validation rules, keeping contracts stable across iterative releases.</w:t>
@@ -3350,14 +3045,14 @@
         <w:jc w:val="both"/>
         <w:rPr>
           <w:rFonts w:ascii="Arial" w:hAnsi="Arial" w:cs="Arial"/>
-          <w:sz w:val="20"/>
+          <w:sz w:val="18"/>
           <w:szCs w:val="20"/>
         </w:rPr>
       </w:pPr>
       <w:r>
         <w:rPr>
           <w:rFonts w:ascii="Arial" w:hAnsi="Arial" w:cs="Arial"/>
-          <w:sz w:val="20"/>
+          <w:sz w:val="18"/>
           <w:szCs w:val="20"/>
         </w:rPr>
         <w:t xml:space="preserve">Implemented API resilience using </w:t>
@@ -3366,7 +3061,7 @@
       <w:r>
         <w:rPr>
           <w:rFonts w:ascii="Arial" w:hAnsi="Arial" w:cs="Arial"/>
-          <w:sz w:val="20"/>
+          <w:sz w:val="18"/>
           <w:szCs w:val="20"/>
         </w:rPr>
         <w:t>idempotency</w:t>
@@ -3375,7 +3070,7 @@
       <w:r>
         <w:rPr>
           <w:rFonts w:ascii="Arial" w:hAnsi="Arial" w:cs="Arial"/>
-          <w:sz w:val="20"/>
+          <w:sz w:val="18"/>
           <w:szCs w:val="20"/>
         </w:rPr>
         <w:t xml:space="preserve"> patterns, retry-safe write paths, and explicit error mapping for support-friendly diagnostics.</w:t>
@@ -3391,14 +3086,14 @@
         <w:jc w:val="both"/>
         <w:rPr>
           <w:rFonts w:ascii="Arial" w:hAnsi="Arial" w:cs="Arial"/>
-          <w:sz w:val="20"/>
+          <w:sz w:val="18"/>
           <w:szCs w:val="20"/>
         </w:rPr>
       </w:pPr>
       <w:r>
         <w:rPr>
           <w:rFonts w:ascii="Arial" w:hAnsi="Arial" w:cs="Arial"/>
-          <w:sz w:val="20"/>
+          <w:sz w:val="18"/>
           <w:szCs w:val="20"/>
         </w:rPr>
         <w:t xml:space="preserve">Reduced database load with caching strategies using </w:t>
@@ -3408,7 +3103,7 @@
         <w:rPr>
           <w:rStyle w:val="Strong"/>
           <w:rFonts w:ascii="Arial" w:hAnsi="Arial" w:cs="Arial"/>
-          <w:sz w:val="20"/>
+          <w:sz w:val="18"/>
           <w:szCs w:val="20"/>
         </w:rPr>
         <w:t>Redis</w:t>
@@ -3417,7 +3112,7 @@
       <w:r>
         <w:rPr>
           <w:rFonts w:ascii="Arial" w:hAnsi="Arial" w:cs="Arial"/>
-          <w:sz w:val="20"/>
+          <w:sz w:val="18"/>
           <w:szCs w:val="20"/>
         </w:rPr>
         <w:t>, aligning invalidation rules to business semantics rather than ad-hoc TTL guesses.</w:t>
@@ -3433,14 +3128,14 @@
         <w:jc w:val="both"/>
         <w:rPr>
           <w:rFonts w:ascii="Arial" w:hAnsi="Arial" w:cs="Arial"/>
-          <w:sz w:val="20"/>
+          <w:sz w:val="18"/>
           <w:szCs w:val="20"/>
         </w:rPr>
       </w:pPr>
       <w:r>
         <w:rPr>
           <w:rFonts w:ascii="Arial" w:hAnsi="Arial" w:cs="Arial"/>
-          <w:sz w:val="20"/>
+          <w:sz w:val="18"/>
           <w:szCs w:val="20"/>
         </w:rPr>
         <w:t xml:space="preserve">Implemented asynchronous processing using </w:t>
@@ -3449,7 +3144,7 @@
         <w:rPr>
           <w:rStyle w:val="Strong"/>
           <w:rFonts w:ascii="Arial" w:hAnsi="Arial" w:cs="Arial"/>
-          <w:sz w:val="20"/>
+          <w:sz w:val="18"/>
           <w:szCs w:val="20"/>
         </w:rPr>
         <w:t>Kafka</w:t>
@@ -3457,7 +3152,7 @@
       <w:r>
         <w:rPr>
           <w:rFonts w:ascii="Arial" w:hAnsi="Arial" w:cs="Arial"/>
-          <w:sz w:val="20"/>
+          <w:sz w:val="18"/>
           <w:szCs w:val="20"/>
         </w:rPr>
         <w:t xml:space="preserve"> and </w:t>
@@ -3467,7 +3162,7 @@
         <w:rPr>
           <w:rStyle w:val="Strong"/>
           <w:rFonts w:ascii="Arial" w:hAnsi="Arial" w:cs="Arial"/>
-          <w:sz w:val="20"/>
+          <w:sz w:val="18"/>
           <w:szCs w:val="20"/>
         </w:rPr>
         <w:t>RabbitMQ</w:t>
@@ -3476,7 +3171,7 @@
       <w:r>
         <w:rPr>
           <w:rFonts w:ascii="Arial" w:hAnsi="Arial" w:cs="Arial"/>
-          <w:sz w:val="20"/>
+          <w:sz w:val="18"/>
           <w:szCs w:val="20"/>
         </w:rPr>
         <w:t xml:space="preserve"> for long-running jobs, separating interactive latency from background execution.</w:t>
@@ -3492,14 +3187,14 @@
         <w:jc w:val="both"/>
         <w:rPr>
           <w:rFonts w:ascii="Arial" w:hAnsi="Arial" w:cs="Arial"/>
-          <w:sz w:val="20"/>
+          <w:sz w:val="18"/>
           <w:szCs w:val="20"/>
         </w:rPr>
       </w:pPr>
       <w:r>
         <w:rPr>
           <w:rFonts w:ascii="Arial" w:hAnsi="Arial" w:cs="Arial"/>
-          <w:sz w:val="20"/>
+          <w:sz w:val="18"/>
           <w:szCs w:val="20"/>
         </w:rPr>
         <w:t xml:space="preserve">Integrated search experiences using </w:t>
@@ -3509,7 +3204,7 @@
         <w:rPr>
           <w:rStyle w:val="Strong"/>
           <w:rFonts w:ascii="Arial" w:hAnsi="Arial" w:cs="Arial"/>
-          <w:sz w:val="20"/>
+          <w:sz w:val="18"/>
           <w:szCs w:val="20"/>
         </w:rPr>
         <w:t>Elasticsearch</w:t>
@@ -3518,7 +3213,7 @@
       <w:r>
         <w:rPr>
           <w:rFonts w:ascii="Arial" w:hAnsi="Arial" w:cs="Arial"/>
-          <w:sz w:val="20"/>
+          <w:sz w:val="18"/>
           <w:szCs w:val="20"/>
         </w:rPr>
         <w:t>, enabling faster discovery and reducing time spent by operations teams in manual investigations.</w:t>
@@ -3534,14 +3229,14 @@
         <w:jc w:val="both"/>
         <w:rPr>
           <w:rFonts w:ascii="Arial" w:hAnsi="Arial" w:cs="Arial"/>
-          <w:sz w:val="20"/>
+          <w:sz w:val="18"/>
           <w:szCs w:val="20"/>
         </w:rPr>
       </w:pPr>
       <w:r>
         <w:rPr>
           <w:rFonts w:ascii="Arial" w:hAnsi="Arial" w:cs="Arial"/>
-          <w:sz w:val="20"/>
+          <w:sz w:val="18"/>
           <w:szCs w:val="20"/>
         </w:rPr>
         <w:t xml:space="preserve">Added structured logging, correlation IDs, and dashboards using </w:t>
@@ -3550,7 +3245,7 @@
         <w:rPr>
           <w:rStyle w:val="Strong"/>
           <w:rFonts w:ascii="Arial" w:hAnsi="Arial" w:cs="Arial"/>
-          <w:sz w:val="20"/>
+          <w:sz w:val="18"/>
           <w:szCs w:val="20"/>
         </w:rPr>
         <w:t>Prometheus/</w:t>
@@ -3560,7 +3255,7 @@
         <w:rPr>
           <w:rStyle w:val="Strong"/>
           <w:rFonts w:ascii="Arial" w:hAnsi="Arial" w:cs="Arial"/>
-          <w:sz w:val="20"/>
+          <w:sz w:val="18"/>
           <w:szCs w:val="20"/>
         </w:rPr>
         <w:t>Grafana</w:t>
@@ -3569,7 +3264,7 @@
       <w:r>
         <w:rPr>
           <w:rFonts w:ascii="Arial" w:hAnsi="Arial" w:cs="Arial"/>
-          <w:sz w:val="20"/>
+          <w:sz w:val="18"/>
           <w:szCs w:val="20"/>
         </w:rPr>
         <w:t xml:space="preserve"> and </w:t>
@@ -3579,7 +3274,7 @@
         <w:rPr>
           <w:rStyle w:val="Strong"/>
           <w:rFonts w:ascii="Arial" w:hAnsi="Arial" w:cs="Arial"/>
-          <w:sz w:val="20"/>
+          <w:sz w:val="18"/>
           <w:szCs w:val="20"/>
         </w:rPr>
         <w:t>Datadog</w:t>
@@ -3588,7 +3283,7 @@
       <w:r>
         <w:rPr>
           <w:rFonts w:ascii="Arial" w:hAnsi="Arial" w:cs="Arial"/>
-          <w:sz w:val="20"/>
+          <w:sz w:val="18"/>
           <w:szCs w:val="20"/>
         </w:rPr>
         <w:t>, enabling faster root-cause analysis across services.</w:t>
@@ -3604,14 +3299,14 @@
         <w:jc w:val="both"/>
         <w:rPr>
           <w:rFonts w:ascii="Arial" w:hAnsi="Arial" w:cs="Arial"/>
-          <w:sz w:val="20"/>
+          <w:sz w:val="18"/>
           <w:szCs w:val="20"/>
         </w:rPr>
       </w:pPr>
       <w:r>
         <w:rPr>
           <w:rFonts w:ascii="Arial" w:hAnsi="Arial" w:cs="Arial"/>
-          <w:sz w:val="20"/>
+          <w:sz w:val="18"/>
           <w:szCs w:val="20"/>
         </w:rPr>
         <w:t xml:space="preserve">Strengthened deployment reliability with </w:t>
@@ -3620,7 +3315,7 @@
         <w:rPr>
           <w:rStyle w:val="Strong"/>
           <w:rFonts w:ascii="Arial" w:hAnsi="Arial" w:cs="Arial"/>
-          <w:sz w:val="20"/>
+          <w:sz w:val="18"/>
           <w:szCs w:val="20"/>
         </w:rPr>
         <w:t>CI/CD</w:t>
@@ -3628,7 +3323,7 @@
       <w:r>
         <w:rPr>
           <w:rFonts w:ascii="Arial" w:hAnsi="Arial" w:cs="Arial"/>
-          <w:sz w:val="20"/>
+          <w:sz w:val="18"/>
           <w:szCs w:val="20"/>
         </w:rPr>
         <w:t xml:space="preserve"> workflows in </w:t>
@@ -3638,7 +3333,7 @@
         <w:rPr>
           <w:rStyle w:val="Strong"/>
           <w:rFonts w:ascii="Arial" w:hAnsi="Arial" w:cs="Arial"/>
-          <w:sz w:val="20"/>
+          <w:sz w:val="18"/>
           <w:szCs w:val="20"/>
         </w:rPr>
         <w:t>GitLab</w:t>
@@ -3648,7 +3343,7 @@
         <w:rPr>
           <w:rStyle w:val="Strong"/>
           <w:rFonts w:ascii="Arial" w:hAnsi="Arial" w:cs="Arial"/>
-          <w:sz w:val="20"/>
+          <w:sz w:val="18"/>
           <w:szCs w:val="20"/>
         </w:rPr>
         <w:t xml:space="preserve"> CI</w:t>
@@ -3656,7 +3351,7 @@
       <w:r>
         <w:rPr>
           <w:rFonts w:ascii="Arial" w:hAnsi="Arial" w:cs="Arial"/>
-          <w:sz w:val="20"/>
+          <w:sz w:val="18"/>
           <w:szCs w:val="20"/>
         </w:rPr>
         <w:t xml:space="preserve"> and </w:t>
@@ -3665,7 +3360,7 @@
         <w:rPr>
           <w:rStyle w:val="Strong"/>
           <w:rFonts w:ascii="Arial" w:hAnsi="Arial" w:cs="Arial"/>
-          <w:sz w:val="20"/>
+          <w:sz w:val="18"/>
           <w:szCs w:val="20"/>
         </w:rPr>
         <w:t>Jenkins</w:t>
@@ -3673,7 +3368,7 @@
       <w:r>
         <w:rPr>
           <w:rFonts w:ascii="Arial" w:hAnsi="Arial" w:cs="Arial"/>
-          <w:sz w:val="20"/>
+          <w:sz w:val="18"/>
           <w:szCs w:val="20"/>
         </w:rPr>
         <w:t>, adding smoke tests, rollback steps, and ownership clarity.</w:t>
@@ -3689,14 +3384,14 @@
         <w:jc w:val="both"/>
         <w:rPr>
           <w:rFonts w:ascii="Arial" w:hAnsi="Arial" w:cs="Arial"/>
-          <w:sz w:val="20"/>
+          <w:sz w:val="18"/>
           <w:szCs w:val="20"/>
         </w:rPr>
       </w:pPr>
       <w:r>
         <w:rPr>
           <w:rFonts w:ascii="Arial" w:hAnsi="Arial" w:cs="Arial"/>
-          <w:sz w:val="20"/>
+          <w:sz w:val="18"/>
           <w:szCs w:val="20"/>
         </w:rPr>
         <w:t xml:space="preserve">Supported multi-cloud customer needs by integrating </w:t>
@@ -3705,7 +3400,7 @@
         <w:rPr>
           <w:rStyle w:val="Strong"/>
           <w:rFonts w:ascii="Arial" w:hAnsi="Arial" w:cs="Arial"/>
-          <w:sz w:val="20"/>
+          <w:sz w:val="18"/>
           <w:szCs w:val="20"/>
         </w:rPr>
         <w:t>Azure (AKS, App Service, Azure SQL, Service Bus, Key Vault, Application Insights)</w:t>
@@ -3713,7 +3408,7 @@
       <w:r>
         <w:rPr>
           <w:rFonts w:ascii="Arial" w:hAnsi="Arial" w:cs="Arial"/>
-          <w:sz w:val="20"/>
+          <w:sz w:val="18"/>
           <w:szCs w:val="20"/>
         </w:rPr>
         <w:t xml:space="preserve"> for specific deployments and diagnostics.</w:t>
@@ -3727,11 +3422,14 @@
           <w:numId w:val="8"/>
         </w:numPr>
         <w:jc w:val="both"/>
-      </w:pPr>
-      <w:r>
-        <w:rPr>
-          <w:rFonts w:ascii="Arial" w:hAnsi="Arial" w:cs="Arial"/>
-          <w:sz w:val="20"/>
+        <w:rPr>
+          <w:sz w:val="22"/>
+        </w:rPr>
+      </w:pPr>
+      <w:r>
+        <w:rPr>
+          <w:rFonts w:ascii="Arial" w:hAnsi="Arial" w:cs="Arial"/>
+          <w:sz w:val="18"/>
           <w:szCs w:val="20"/>
         </w:rPr>
         <w:t xml:space="preserve">Introduced contract-level checks (Pact-style) and end-to-end coverage using </w:t>
@@ -3740,7 +3438,7 @@
         <w:rPr>
           <w:rStyle w:val="Strong"/>
           <w:rFonts w:ascii="Arial" w:hAnsi="Arial" w:cs="Arial"/>
-          <w:sz w:val="20"/>
+          <w:sz w:val="18"/>
           <w:szCs w:val="20"/>
         </w:rPr>
         <w:t>Jest</w:t>
@@ -3748,7 +3446,7 @@
       <w:r>
         <w:rPr>
           <w:rFonts w:ascii="Arial" w:hAnsi="Arial" w:cs="Arial"/>
-          <w:sz w:val="20"/>
+          <w:sz w:val="18"/>
           <w:szCs w:val="20"/>
         </w:rPr>
         <w:t xml:space="preserve">, </w:t>
@@ -3757,7 +3455,7 @@
         <w:rPr>
           <w:rStyle w:val="Strong"/>
           <w:rFonts w:ascii="Arial" w:hAnsi="Arial" w:cs="Arial"/>
-          <w:sz w:val="20"/>
+          <w:sz w:val="18"/>
           <w:szCs w:val="20"/>
         </w:rPr>
         <w:t>Mocha/Chai</w:t>
@@ -3765,7 +3463,7 @@
       <w:r>
         <w:rPr>
           <w:rFonts w:ascii="Arial" w:hAnsi="Arial" w:cs="Arial"/>
-          <w:sz w:val="20"/>
+          <w:sz w:val="18"/>
           <w:szCs w:val="20"/>
         </w:rPr>
         <w:t xml:space="preserve">, </w:t>
@@ -3774,7 +3472,7 @@
         <w:rPr>
           <w:rStyle w:val="Strong"/>
           <w:rFonts w:ascii="Arial" w:hAnsi="Arial" w:cs="Arial"/>
-          <w:sz w:val="20"/>
+          <w:sz w:val="18"/>
           <w:szCs w:val="20"/>
         </w:rPr>
         <w:t>Cypress</w:t>
@@ -3782,7 +3480,7 @@
       <w:r>
         <w:rPr>
           <w:rFonts w:ascii="Arial" w:hAnsi="Arial" w:cs="Arial"/>
-          <w:sz w:val="20"/>
+          <w:sz w:val="18"/>
           <w:szCs w:val="20"/>
         </w:rPr>
         <w:t xml:space="preserve">, and selective </w:t>
@@ -3791,7 +3489,7 @@
         <w:rPr>
           <w:rStyle w:val="Strong"/>
           <w:rFonts w:ascii="Arial" w:hAnsi="Arial" w:cs="Arial"/>
-          <w:sz w:val="20"/>
+          <w:sz w:val="18"/>
           <w:szCs w:val="20"/>
         </w:rPr>
         <w:t>Playwright</w:t>
@@ -3799,7 +3497,7 @@
       <w:r>
         <w:rPr>
           <w:rFonts w:ascii="Arial" w:hAnsi="Arial" w:cs="Arial"/>
-          <w:sz w:val="20"/>
+          <w:sz w:val="18"/>
           <w:szCs w:val="20"/>
         </w:rPr>
         <w:t xml:space="preserve"> journeys for critical flows.</w:t>
@@ -3870,13 +3568,13 @@
         <w:jc w:val="both"/>
         <w:rPr>
           <w:rFonts w:ascii="Arial" w:hAnsi="Arial" w:cs="Arial"/>
-          <w:sz w:val="20"/>
-        </w:rPr>
-      </w:pPr>
-      <w:r>
-        <w:rPr>
-          <w:rFonts w:ascii="Arial" w:hAnsi="Arial" w:cs="Arial"/>
-          <w:sz w:val="20"/>
+          <w:sz w:val="18"/>
+        </w:rPr>
+      </w:pPr>
+      <w:r>
+        <w:rPr>
+          <w:rFonts w:ascii="Arial" w:hAnsi="Arial" w:cs="Arial"/>
+          <w:sz w:val="18"/>
         </w:rPr>
         <w:t>Delivered incremental UI upgrades by introducing component-based screens while maintaining behavior parity with legacy server-rendered modules.</w:t>
       </w:r>
@@ -3891,13 +3589,13 @@
         <w:jc w:val="both"/>
         <w:rPr>
           <w:rFonts w:ascii="Arial" w:hAnsi="Arial" w:cs="Arial"/>
-          <w:sz w:val="20"/>
-        </w:rPr>
-      </w:pPr>
-      <w:r>
-        <w:rPr>
-          <w:rFonts w:ascii="Arial" w:hAnsi="Arial" w:cs="Arial"/>
-          <w:sz w:val="20"/>
+          <w:sz w:val="18"/>
+        </w:rPr>
+      </w:pPr>
+      <w:r>
+        <w:rPr>
+          <w:rFonts w:ascii="Arial" w:hAnsi="Arial" w:cs="Arial"/>
+          <w:sz w:val="18"/>
         </w:rPr>
         <w:t xml:space="preserve">Built early </w:t>
       </w:r>
@@ -3906,7 +3604,7 @@
         <w:rPr>
           <w:rStyle w:val="Strong"/>
           <w:rFonts w:ascii="Arial" w:hAnsi="Arial" w:cs="Arial"/>
-          <w:sz w:val="20"/>
+          <w:sz w:val="18"/>
         </w:rPr>
         <w:t>Vue</w:t>
       </w:r>
@@ -3914,7 +3612,7 @@
       <w:r>
         <w:rPr>
           <w:rFonts w:ascii="Arial" w:hAnsi="Arial" w:cs="Arial"/>
-          <w:sz w:val="20"/>
+          <w:sz w:val="18"/>
         </w:rPr>
         <w:t xml:space="preserve"> modules with </w:t>
       </w:r>
@@ -3923,7 +3621,7 @@
         <w:rPr>
           <w:rStyle w:val="Strong"/>
           <w:rFonts w:ascii="Arial" w:hAnsi="Arial" w:cs="Arial"/>
-          <w:sz w:val="20"/>
+          <w:sz w:val="18"/>
         </w:rPr>
         <w:t>Vue</w:t>
       </w:r>
@@ -3932,14 +3630,14 @@
         <w:rPr>
           <w:rStyle w:val="Strong"/>
           <w:rFonts w:ascii="Arial" w:hAnsi="Arial" w:cs="Arial"/>
-          <w:sz w:val="20"/>
+          <w:sz w:val="18"/>
         </w:rPr>
         <w:t xml:space="preserve"> Router</w:t>
       </w:r>
       <w:r>
         <w:rPr>
           <w:rFonts w:ascii="Arial" w:hAnsi="Arial" w:cs="Arial"/>
-          <w:sz w:val="20"/>
+          <w:sz w:val="18"/>
         </w:rPr>
         <w:t xml:space="preserve"> navigation and shared UI patterns, enabling gradual adoption without disrupting active customer workflows.</w:t>
       </w:r>
@@ -3954,13 +3652,13 @@
         <w:jc w:val="both"/>
         <w:rPr>
           <w:rFonts w:ascii="Arial" w:hAnsi="Arial" w:cs="Arial"/>
-          <w:sz w:val="20"/>
-        </w:rPr>
-      </w:pPr>
-      <w:r>
-        <w:rPr>
-          <w:rFonts w:ascii="Arial" w:hAnsi="Arial" w:cs="Arial"/>
-          <w:sz w:val="20"/>
+          <w:sz w:val="18"/>
+        </w:rPr>
+      </w:pPr>
+      <w:r>
+        <w:rPr>
+          <w:rFonts w:ascii="Arial" w:hAnsi="Arial" w:cs="Arial"/>
+          <w:sz w:val="18"/>
         </w:rPr>
         <w:t xml:space="preserve">Designed backend endpoints in </w:t>
       </w:r>
@@ -3968,14 +3666,14 @@
         <w:rPr>
           <w:rStyle w:val="Strong"/>
           <w:rFonts w:ascii="Arial" w:hAnsi="Arial" w:cs="Arial"/>
-          <w:sz w:val="20"/>
+          <w:sz w:val="18"/>
         </w:rPr>
         <w:t>Node.js</w:t>
       </w:r>
       <w:r>
         <w:rPr>
           <w:rFonts w:ascii="Arial" w:hAnsi="Arial" w:cs="Arial"/>
-          <w:sz w:val="20"/>
+          <w:sz w:val="18"/>
         </w:rPr>
         <w:t xml:space="preserve"> with consistent request validation and error contracts, reducing ambiguous failures and speeding support triage.</w:t>
       </w:r>
@@ -3990,13 +3688,13 @@
         <w:jc w:val="both"/>
         <w:rPr>
           <w:rFonts w:ascii="Arial" w:hAnsi="Arial" w:cs="Arial"/>
-          <w:sz w:val="20"/>
-        </w:rPr>
-      </w:pPr>
-      <w:r>
-        <w:rPr>
-          <w:rFonts w:ascii="Arial" w:hAnsi="Arial" w:cs="Arial"/>
-          <w:sz w:val="20"/>
+          <w:sz w:val="18"/>
+        </w:rPr>
+      </w:pPr>
+      <w:r>
+        <w:rPr>
+          <w:rFonts w:ascii="Arial" w:hAnsi="Arial" w:cs="Arial"/>
+          <w:sz w:val="18"/>
         </w:rPr>
         <w:t xml:space="preserve">Modeled schemas and migrations across </w:t>
       </w:r>
@@ -4005,7 +3703,7 @@
         <w:rPr>
           <w:rStyle w:val="Strong"/>
           <w:rFonts w:ascii="Arial" w:hAnsi="Arial" w:cs="Arial"/>
-          <w:sz w:val="20"/>
+          <w:sz w:val="18"/>
         </w:rPr>
         <w:t>PostgreSQL</w:t>
       </w:r>
@@ -4013,7 +3711,7 @@
       <w:r>
         <w:rPr>
           <w:rFonts w:ascii="Arial" w:hAnsi="Arial" w:cs="Arial"/>
-          <w:sz w:val="20"/>
+          <w:sz w:val="18"/>
         </w:rPr>
         <w:t xml:space="preserve">, </w:t>
       </w:r>
@@ -4021,14 +3719,14 @@
         <w:rPr>
           <w:rStyle w:val="Strong"/>
           <w:rFonts w:ascii="Arial" w:hAnsi="Arial" w:cs="Arial"/>
-          <w:sz w:val="20"/>
+          <w:sz w:val="18"/>
         </w:rPr>
         <w:t>MySQL</w:t>
       </w:r>
       <w:r>
         <w:rPr>
           <w:rFonts w:ascii="Arial" w:hAnsi="Arial" w:cs="Arial"/>
-          <w:sz w:val="20"/>
+          <w:sz w:val="18"/>
         </w:rPr>
         <w:t xml:space="preserve">, and </w:t>
       </w:r>
@@ -4036,14 +3734,14 @@
         <w:rPr>
           <w:rStyle w:val="Strong"/>
           <w:rFonts w:ascii="Arial" w:hAnsi="Arial" w:cs="Arial"/>
-          <w:sz w:val="20"/>
+          <w:sz w:val="18"/>
         </w:rPr>
         <w:t>SQL Server</w:t>
       </w:r>
       <w:r>
         <w:rPr>
           <w:rFonts w:ascii="Arial" w:hAnsi="Arial" w:cs="Arial"/>
-          <w:sz w:val="20"/>
+          <w:sz w:val="18"/>
         </w:rPr>
         <w:t>, coordinating indexing and query tuning for high-traffic workflows.</w:t>
       </w:r>
@@ -4058,13 +3756,13 @@
         <w:jc w:val="both"/>
         <w:rPr>
           <w:rFonts w:ascii="Arial" w:hAnsi="Arial" w:cs="Arial"/>
-          <w:sz w:val="20"/>
-        </w:rPr>
-      </w:pPr>
-      <w:r>
-        <w:rPr>
-          <w:rFonts w:ascii="Arial" w:hAnsi="Arial" w:cs="Arial"/>
-          <w:sz w:val="20"/>
+          <w:sz w:val="18"/>
+        </w:rPr>
+      </w:pPr>
+      <w:r>
+        <w:rPr>
+          <w:rFonts w:ascii="Arial" w:hAnsi="Arial" w:cs="Arial"/>
+          <w:sz w:val="18"/>
         </w:rPr>
         <w:t xml:space="preserve">Added caching and session patterns using </w:t>
       </w:r>
@@ -4074,7 +3772,7 @@
         <w:rPr>
           <w:rStyle w:val="Strong"/>
           <w:rFonts w:ascii="Arial" w:hAnsi="Arial" w:cs="Arial"/>
-          <w:sz w:val="20"/>
+          <w:sz w:val="18"/>
         </w:rPr>
         <w:t>Redis</w:t>
       </w:r>
@@ -4083,7 +3781,7 @@
       <w:r>
         <w:rPr>
           <w:rFonts w:ascii="Arial" w:hAnsi="Arial" w:cs="Arial"/>
-          <w:sz w:val="20"/>
+          <w:sz w:val="18"/>
         </w:rPr>
         <w:t>, reducing repeated database hits and improving responsiveness for multi-step user journeys.</w:t>
       </w:r>
@@ -4098,13 +3796,13 @@
         <w:jc w:val="both"/>
         <w:rPr>
           <w:rFonts w:ascii="Arial" w:hAnsi="Arial" w:cs="Arial"/>
-          <w:sz w:val="20"/>
-        </w:rPr>
-      </w:pPr>
-      <w:r>
-        <w:rPr>
-          <w:rFonts w:ascii="Arial" w:hAnsi="Arial" w:cs="Arial"/>
-          <w:sz w:val="20"/>
+          <w:sz w:val="18"/>
+        </w:rPr>
+      </w:pPr>
+      <w:r>
+        <w:rPr>
+          <w:rFonts w:ascii="Arial" w:hAnsi="Arial" w:cs="Arial"/>
+          <w:sz w:val="18"/>
         </w:rPr>
         <w:t xml:space="preserve">Implemented asynchronous processing using </w:t>
       </w:r>
@@ -4113,7 +3811,7 @@
         <w:rPr>
           <w:rStyle w:val="Strong"/>
           <w:rFonts w:ascii="Arial" w:hAnsi="Arial" w:cs="Arial"/>
-          <w:sz w:val="20"/>
+          <w:sz w:val="18"/>
         </w:rPr>
         <w:t>RabbitMQ</w:t>
       </w:r>
@@ -4121,7 +3819,7 @@
       <w:r>
         <w:rPr>
           <w:rFonts w:ascii="Arial" w:hAnsi="Arial" w:cs="Arial"/>
-          <w:sz w:val="20"/>
+          <w:sz w:val="18"/>
         </w:rPr>
         <w:t xml:space="preserve"> for long-running tasks, improving reliability and reducing timeouts in interactive flows.</w:t>
       </w:r>
@@ -4136,13 +3834,13 @@
         <w:jc w:val="both"/>
         <w:rPr>
           <w:rFonts w:ascii="Arial" w:hAnsi="Arial" w:cs="Arial"/>
-          <w:sz w:val="20"/>
-        </w:rPr>
-      </w:pPr>
-      <w:r>
-        <w:rPr>
-          <w:rFonts w:ascii="Arial" w:hAnsi="Arial" w:cs="Arial"/>
-          <w:sz w:val="20"/>
+          <w:sz w:val="18"/>
+        </w:rPr>
+      </w:pPr>
+      <w:r>
+        <w:rPr>
+          <w:rFonts w:ascii="Arial" w:hAnsi="Arial" w:cs="Arial"/>
+          <w:sz w:val="18"/>
         </w:rPr>
         <w:t xml:space="preserve">Introduced search indexing with </w:t>
       </w:r>
@@ -4151,7 +3849,7 @@
         <w:rPr>
           <w:rStyle w:val="Strong"/>
           <w:rFonts w:ascii="Arial" w:hAnsi="Arial" w:cs="Arial"/>
-          <w:sz w:val="20"/>
+          <w:sz w:val="18"/>
         </w:rPr>
         <w:t>Elasticsearch</w:t>
       </w:r>
@@ -4159,7 +3857,7 @@
       <w:r>
         <w:rPr>
           <w:rFonts w:ascii="Arial" w:hAnsi="Arial" w:cs="Arial"/>
-          <w:sz w:val="20"/>
+          <w:sz w:val="18"/>
         </w:rPr>
         <w:t xml:space="preserve"> to improve record discovery and support investigations across large datasets.</w:t>
       </w:r>
@@ -4174,29 +3872,28 @@
         <w:jc w:val="both"/>
         <w:rPr>
           <w:rFonts w:ascii="Arial" w:hAnsi="Arial" w:cs="Arial"/>
-          <w:sz w:val="20"/>
-        </w:rPr>
-      </w:pPr>
-      <w:r>
-        <w:rPr>
-          <w:rFonts w:ascii="Arial" w:hAnsi="Arial" w:cs="Arial"/>
-          <w:sz w:val="20"/>
-        </w:rPr>
-        <w:lastRenderedPageBreak/>
+          <w:sz w:val="18"/>
+        </w:rPr>
+      </w:pPr>
+      <w:r>
+        <w:rPr>
+          <w:rFonts w:ascii="Arial" w:hAnsi="Arial" w:cs="Arial"/>
+          <w:sz w:val="18"/>
+        </w:rPr>
         <w:t xml:space="preserve">Improved release reliability by wiring structured logs into </w:t>
       </w:r>
       <w:r>
         <w:rPr>
           <w:rStyle w:val="Strong"/>
           <w:rFonts w:ascii="Arial" w:hAnsi="Arial" w:cs="Arial"/>
-          <w:sz w:val="20"/>
+          <w:sz w:val="18"/>
         </w:rPr>
         <w:t>ELK/EFK</w:t>
       </w:r>
       <w:r>
         <w:rPr>
           <w:rFonts w:ascii="Arial" w:hAnsi="Arial" w:cs="Arial"/>
-          <w:sz w:val="20"/>
+          <w:sz w:val="18"/>
         </w:rPr>
         <w:t xml:space="preserve"> and </w:t>
       </w:r>
@@ -4205,7 +3902,7 @@
         <w:rPr>
           <w:rStyle w:val="Strong"/>
           <w:rFonts w:ascii="Arial" w:hAnsi="Arial" w:cs="Arial"/>
-          <w:sz w:val="20"/>
+          <w:sz w:val="18"/>
         </w:rPr>
         <w:t>CloudWatch</w:t>
       </w:r>
@@ -4213,7 +3910,7 @@
       <w:r>
         <w:rPr>
           <w:rFonts w:ascii="Arial" w:hAnsi="Arial" w:cs="Arial"/>
-          <w:sz w:val="20"/>
+          <w:sz w:val="18"/>
         </w:rPr>
         <w:t>, enabling faster detection and clearer incident timelines.</w:t>
       </w:r>
@@ -4228,13 +3925,13 @@
         <w:jc w:val="both"/>
         <w:rPr>
           <w:rFonts w:ascii="Arial" w:hAnsi="Arial" w:cs="Arial"/>
-          <w:sz w:val="20"/>
-        </w:rPr>
-      </w:pPr>
-      <w:r>
-        <w:rPr>
-          <w:rFonts w:ascii="Arial" w:hAnsi="Arial" w:cs="Arial"/>
-          <w:sz w:val="20"/>
+          <w:sz w:val="18"/>
+        </w:rPr>
+      </w:pPr>
+      <w:r>
+        <w:rPr>
+          <w:rFonts w:ascii="Arial" w:hAnsi="Arial" w:cs="Arial"/>
+          <w:sz w:val="18"/>
         </w:rPr>
         <w:t xml:space="preserve">Containerized key services with </w:t>
       </w:r>
@@ -4243,7 +3940,7 @@
         <w:rPr>
           <w:rStyle w:val="Strong"/>
           <w:rFonts w:ascii="Arial" w:hAnsi="Arial" w:cs="Arial"/>
-          <w:sz w:val="20"/>
+          <w:sz w:val="18"/>
         </w:rPr>
         <w:t>Docker</w:t>
       </w:r>
@@ -4251,7 +3948,7 @@
       <w:r>
         <w:rPr>
           <w:rFonts w:ascii="Arial" w:hAnsi="Arial" w:cs="Arial"/>
-          <w:sz w:val="20"/>
+          <w:sz w:val="18"/>
         </w:rPr>
         <w:t xml:space="preserve"> and promoted consistent </w:t>
       </w:r>
@@ -4259,7 +3956,7 @@
       <w:r>
         <w:rPr>
           <w:rFonts w:ascii="Arial" w:hAnsi="Arial" w:cs="Arial"/>
-          <w:sz w:val="20"/>
+          <w:sz w:val="18"/>
         </w:rPr>
         <w:t>dev</w:t>
       </w:r>
@@ -4267,7 +3964,7 @@
       <w:r>
         <w:rPr>
           <w:rFonts w:ascii="Arial" w:hAnsi="Arial" w:cs="Arial"/>
-          <w:sz w:val="20"/>
+          <w:sz w:val="18"/>
         </w:rPr>
         <w:t xml:space="preserve"> environments to reduce “works locally” deployment friction.</w:t>
       </w:r>
@@ -4282,13 +3979,13 @@
         <w:jc w:val="both"/>
         <w:rPr>
           <w:rFonts w:ascii="Arial" w:hAnsi="Arial" w:cs="Arial"/>
-          <w:sz w:val="20"/>
-        </w:rPr>
-      </w:pPr>
-      <w:r>
-        <w:rPr>
-          <w:rFonts w:ascii="Arial" w:hAnsi="Arial" w:cs="Arial"/>
-          <w:sz w:val="20"/>
+          <w:sz w:val="18"/>
+        </w:rPr>
+      </w:pPr>
+      <w:r>
+        <w:rPr>
+          <w:rFonts w:ascii="Arial" w:hAnsi="Arial" w:cs="Arial"/>
+          <w:sz w:val="18"/>
         </w:rPr>
         <w:t xml:space="preserve">Supported infrastructure automation patterns using </w:t>
       </w:r>
@@ -4297,7 +3994,7 @@
         <w:rPr>
           <w:rStyle w:val="Strong"/>
           <w:rFonts w:ascii="Arial" w:hAnsi="Arial" w:cs="Arial"/>
-          <w:sz w:val="20"/>
+          <w:sz w:val="18"/>
         </w:rPr>
         <w:t>Terraform</w:t>
       </w:r>
@@ -4306,7 +4003,7 @@
         <w:rPr>
           <w:rStyle w:val="Strong"/>
           <w:rFonts w:ascii="Arial" w:hAnsi="Arial" w:cs="Arial"/>
-          <w:sz w:val="20"/>
+          <w:sz w:val="18"/>
         </w:rPr>
         <w:t>/</w:t>
       </w:r>
@@ -4315,7 +4012,7 @@
         <w:rPr>
           <w:rStyle w:val="Strong"/>
           <w:rFonts w:ascii="Arial" w:hAnsi="Arial" w:cs="Arial"/>
-          <w:sz w:val="20"/>
+          <w:sz w:val="18"/>
         </w:rPr>
         <w:t>CloudFormation</w:t>
       </w:r>
@@ -4323,7 +4020,7 @@
       <w:r>
         <w:rPr>
           <w:rFonts w:ascii="Arial" w:hAnsi="Arial" w:cs="Arial"/>
-          <w:sz w:val="20"/>
+          <w:sz w:val="18"/>
         </w:rPr>
         <w:t xml:space="preserve"> and least-privilege </w:t>
       </w:r>
@@ -4331,14 +4028,14 @@
         <w:rPr>
           <w:rStyle w:val="Strong"/>
           <w:rFonts w:ascii="Arial" w:hAnsi="Arial" w:cs="Arial"/>
-          <w:sz w:val="20"/>
+          <w:sz w:val="18"/>
         </w:rPr>
         <w:t>IAM</w:t>
       </w:r>
       <w:r>
         <w:rPr>
           <w:rFonts w:ascii="Arial" w:hAnsi="Arial" w:cs="Arial"/>
-          <w:sz w:val="20"/>
+          <w:sz w:val="18"/>
         </w:rPr>
         <w:t xml:space="preserve"> concepts for safer deployments.</w:t>
       </w:r>
@@ -4351,11 +4048,14 @@
           <w:numId w:val="10"/>
         </w:numPr>
         <w:jc w:val="both"/>
-      </w:pPr>
-      <w:r>
-        <w:rPr>
-          <w:rFonts w:ascii="Arial" w:hAnsi="Arial" w:cs="Arial"/>
-          <w:sz w:val="20"/>
+        <w:rPr>
+          <w:sz w:val="22"/>
+        </w:rPr>
+      </w:pPr>
+      <w:r>
+        <w:rPr>
+          <w:rFonts w:ascii="Arial" w:hAnsi="Arial" w:cs="Arial"/>
+          <w:sz w:val="18"/>
         </w:rPr>
         <w:t xml:space="preserve">Added automated test coverage with </w:t>
       </w:r>
@@ -4363,17 +4063,36 @@
         <w:rPr>
           <w:rStyle w:val="Strong"/>
           <w:rFonts w:ascii="Arial" w:hAnsi="Arial" w:cs="Arial"/>
-          <w:sz w:val="20"/>
+          <w:sz w:val="18"/>
         </w:rPr>
         <w:t>Jest</w:t>
       </w:r>
       <w:r>
         <w:rPr>
           <w:rFonts w:ascii="Arial" w:hAnsi="Arial" w:cs="Arial"/>
-          <w:sz w:val="20"/>
+          <w:sz w:val="18"/>
         </w:rPr>
         <w:t xml:space="preserve"> and targeted UI tests, increasing confidence during frequent releases and reducing regressions.</w:t>
       </w:r>
+    </w:p>
+    <w:p>
+      <w:pPr>
+        <w:pStyle w:val="NormalWeb"/>
+        <w:jc w:val="both"/>
+        <w:rPr>
+          <w:rFonts w:ascii="Arial" w:hAnsi="Arial" w:cs="Arial"/>
+          <w:sz w:val="18"/>
+        </w:rPr>
+      </w:pPr>
+    </w:p>
+    <w:p>
+      <w:pPr>
+        <w:pStyle w:val="NormalWeb"/>
+        <w:jc w:val="both"/>
+        <w:rPr>
+          <w:sz w:val="22"/>
+        </w:rPr>
+      </w:pPr>
     </w:p>
     <w:p>
       <w:r>
@@ -4385,6 +4104,7 @@
           <w:sz w:val="25"/>
           <w:szCs w:val="25"/>
         </w:rPr>
+        <w:lastRenderedPageBreak/>
         <w:t>Software Engineer Intern</w:t>
       </w:r>
     </w:p>
@@ -4420,14 +4140,14 @@
         <w:jc w:val="both"/>
         <w:rPr>
           <w:rFonts w:ascii="Arial" w:hAnsi="Arial" w:cs="Arial"/>
-          <w:sz w:val="20"/>
+          <w:sz w:val="18"/>
           <w:szCs w:val="20"/>
         </w:rPr>
       </w:pPr>
       <w:r>
         <w:rPr>
           <w:rFonts w:ascii="Arial" w:hAnsi="Arial" w:cs="Arial"/>
-          <w:sz w:val="20"/>
+          <w:sz w:val="18"/>
           <w:szCs w:val="20"/>
         </w:rPr>
         <w:t>Implemented UI enhancements with strong review discipline, improving reliability and aligning changes with team quality standards.</w:t>
@@ -4443,14 +4163,14 @@
         <w:jc w:val="both"/>
         <w:rPr>
           <w:rFonts w:ascii="Arial" w:hAnsi="Arial" w:cs="Arial"/>
-          <w:sz w:val="20"/>
+          <w:sz w:val="18"/>
           <w:szCs w:val="20"/>
         </w:rPr>
       </w:pPr>
       <w:r>
         <w:rPr>
           <w:rFonts w:ascii="Arial" w:hAnsi="Arial" w:cs="Arial"/>
-          <w:sz w:val="20"/>
+          <w:sz w:val="18"/>
           <w:szCs w:val="20"/>
         </w:rPr>
         <w:t xml:space="preserve">Built small </w:t>
@@ -4459,7 +4179,7 @@
         <w:rPr>
           <w:rStyle w:val="Strong"/>
           <w:rFonts w:ascii="Arial" w:hAnsi="Arial" w:cs="Arial"/>
-          <w:sz w:val="20"/>
+          <w:sz w:val="18"/>
           <w:szCs w:val="20"/>
         </w:rPr>
         <w:t>Node.js</w:t>
@@ -4467,7 +4187,7 @@
       <w:r>
         <w:rPr>
           <w:rFonts w:ascii="Arial" w:hAnsi="Arial" w:cs="Arial"/>
-          <w:sz w:val="20"/>
+          <w:sz w:val="18"/>
           <w:szCs w:val="20"/>
         </w:rPr>
         <w:t xml:space="preserve"> utilities for internal workflows with clear validation and predictable outputs to support reuse across teams.</w:t>
@@ -4483,14 +4203,14 @@
         <w:jc w:val="both"/>
         <w:rPr>
           <w:rFonts w:ascii="Arial" w:hAnsi="Arial" w:cs="Arial"/>
-          <w:sz w:val="20"/>
+          <w:sz w:val="18"/>
           <w:szCs w:val="20"/>
         </w:rPr>
       </w:pPr>
       <w:r>
         <w:rPr>
           <w:rFonts w:ascii="Arial" w:hAnsi="Arial" w:cs="Arial"/>
-          <w:sz w:val="20"/>
+          <w:sz w:val="18"/>
           <w:szCs w:val="20"/>
         </w:rPr>
         <w:t>Improved issue triage with clearer logs and reproducible bug steps, reducing repeated investigations of recurring failures.</w:t>
@@ -4506,14 +4226,14 @@
         <w:jc w:val="both"/>
         <w:rPr>
           <w:rFonts w:ascii="Arial" w:hAnsi="Arial" w:cs="Arial"/>
-          <w:sz w:val="20"/>
+          <w:sz w:val="18"/>
           <w:szCs w:val="20"/>
         </w:rPr>
       </w:pPr>
       <w:r>
         <w:rPr>
           <w:rFonts w:ascii="Arial" w:hAnsi="Arial" w:cs="Arial"/>
-          <w:sz w:val="20"/>
+          <w:sz w:val="18"/>
           <w:szCs w:val="20"/>
         </w:rPr>
         <w:t>Worked in tight feedback loops with mentors, breaking ambiguous tasks into deliverable increments and communicating progress early.</w:t>
@@ -4529,14 +4249,14 @@
         <w:jc w:val="both"/>
         <w:rPr>
           <w:rFonts w:ascii="Arial" w:hAnsi="Arial" w:cs="Arial"/>
-          <w:sz w:val="20"/>
+          <w:sz w:val="18"/>
           <w:szCs w:val="20"/>
         </w:rPr>
       </w:pPr>
       <w:r>
         <w:rPr>
           <w:rFonts w:ascii="Arial" w:hAnsi="Arial" w:cs="Arial"/>
-          <w:sz w:val="20"/>
+          <w:sz w:val="18"/>
           <w:szCs w:val="20"/>
         </w:rPr>
         <w:t>Wrote concise technical notes describing intent and constraints to make future maintenance easier for engineers rotating onto the area.</w:t>
@@ -4552,14 +4272,14 @@
         <w:jc w:val="both"/>
         <w:rPr>
           <w:rFonts w:ascii="Arial" w:hAnsi="Arial" w:cs="Arial"/>
-          <w:sz w:val="20"/>
+          <w:sz w:val="18"/>
           <w:szCs w:val="20"/>
         </w:rPr>
       </w:pPr>
       <w:r>
         <w:rPr>
           <w:rFonts w:ascii="Arial" w:hAnsi="Arial" w:cs="Arial"/>
-          <w:sz w:val="20"/>
+          <w:sz w:val="18"/>
           <w:szCs w:val="20"/>
         </w:rPr>
         <w:t>Helped stabilize local development steps by removing flaky setup paths and improving repeatability for onboarding workflows.</w:t>
@@ -4575,14 +4295,14 @@
         <w:jc w:val="both"/>
         <w:rPr>
           <w:rFonts w:ascii="Arial" w:hAnsi="Arial" w:cs="Arial"/>
-          <w:sz w:val="20"/>
+          <w:sz w:val="18"/>
           <w:szCs w:val="20"/>
         </w:rPr>
       </w:pPr>
       <w:r>
         <w:rPr>
           <w:rFonts w:ascii="Arial" w:hAnsi="Arial" w:cs="Arial"/>
-          <w:sz w:val="20"/>
+          <w:sz w:val="18"/>
           <w:szCs w:val="20"/>
         </w:rPr>
         <w:t>Partnered with engineers and PMs to validate changes against real user scenarios, ensuring measurable impact beyond happy-path tests.</w:t>
@@ -4677,11 +4397,13 @@
         <w:jc w:val="both"/>
         <w:rPr>
           <w:rFonts w:ascii="Arial" w:hAnsi="Arial" w:cs="Arial"/>
-        </w:rPr>
-      </w:pPr>
-      <w:r>
-        <w:rPr>
-          <w:rFonts w:ascii="Arial" w:hAnsi="Arial" w:cs="Arial"/>
+          <w:sz w:val="18"/>
+        </w:rPr>
+      </w:pPr>
+      <w:r>
+        <w:rPr>
+          <w:rFonts w:ascii="Arial" w:hAnsi="Arial" w:cs="Arial"/>
+          <w:sz w:val="18"/>
         </w:rPr>
         <w:t xml:space="preserve">Focused on core </w:t>
       </w:r>
@@ -4689,12 +4411,14 @@
         <w:rPr>
           <w:rStyle w:val="Strong"/>
           <w:rFonts w:ascii="Arial" w:hAnsi="Arial" w:cs="Arial"/>
+          <w:sz w:val="18"/>
         </w:rPr>
         <w:t>systems</w:t>
       </w:r>
       <w:r>
         <w:rPr>
           <w:rFonts w:ascii="Arial" w:hAnsi="Arial" w:cs="Arial"/>
+          <w:sz w:val="18"/>
         </w:rPr>
         <w:t xml:space="preserve">, </w:t>
       </w:r>
@@ -4702,12 +4426,14 @@
         <w:rPr>
           <w:rStyle w:val="Strong"/>
           <w:rFonts w:ascii="Arial" w:hAnsi="Arial" w:cs="Arial"/>
+          <w:sz w:val="18"/>
         </w:rPr>
         <w:t>algorithms</w:t>
       </w:r>
       <w:r>
         <w:rPr>
           <w:rFonts w:ascii="Arial" w:hAnsi="Arial" w:cs="Arial"/>
+          <w:sz w:val="18"/>
         </w:rPr>
         <w:t xml:space="preserve">, and </w:t>
       </w:r>
@@ -4715,12 +4441,14 @@
         <w:rPr>
           <w:rStyle w:val="Strong"/>
           <w:rFonts w:ascii="Arial" w:hAnsi="Arial" w:cs="Arial"/>
+          <w:sz w:val="18"/>
         </w:rPr>
         <w:t>data structures</w:t>
       </w:r>
       <w:r>
         <w:rPr>
           <w:rFonts w:ascii="Arial" w:hAnsi="Arial" w:cs="Arial"/>
+          <w:sz w:val="18"/>
         </w:rPr>
         <w:t>, with project work emphasizing reliable software design and production-grade engineering practices.</w:t>
       </w:r>
@@ -4795,13 +4523,13 @@
         <w:jc w:val="both"/>
         <w:rPr>
           <w:rFonts w:ascii="Arial" w:hAnsi="Arial" w:cs="Arial"/>
-          <w:sz w:val="20"/>
-        </w:rPr>
-      </w:pPr>
-      <w:r>
-        <w:rPr>
-          <w:rFonts w:ascii="Arial" w:hAnsi="Arial" w:cs="Arial"/>
-          <w:sz w:val="20"/>
+          <w:sz w:val="18"/>
+        </w:rPr>
+      </w:pPr>
+      <w:r>
+        <w:rPr>
+          <w:rFonts w:ascii="Arial" w:hAnsi="Arial" w:cs="Arial"/>
+          <w:sz w:val="18"/>
         </w:rPr>
         <w:t xml:space="preserve">Designed a multi-tenant workflow platform using </w:t>
       </w:r>
@@ -4809,7 +4537,7 @@
         <w:rPr>
           <w:rStyle w:val="Strong"/>
           <w:rFonts w:ascii="Arial" w:hAnsi="Arial" w:cs="Arial"/>
-          <w:sz w:val="20"/>
+          <w:sz w:val="18"/>
         </w:rPr>
         <w:t>Node.js (</w:t>
       </w:r>
@@ -4818,7 +4546,7 @@
         <w:rPr>
           <w:rStyle w:val="Strong"/>
           <w:rFonts w:ascii="Arial" w:hAnsi="Arial" w:cs="Arial"/>
-          <w:sz w:val="20"/>
+          <w:sz w:val="18"/>
         </w:rPr>
         <w:t>NestJS</w:t>
       </w:r>
@@ -4827,31 +4555,23 @@
         <w:rPr>
           <w:rStyle w:val="Strong"/>
           <w:rFonts w:ascii="Arial" w:hAnsi="Arial" w:cs="Arial"/>
-          <w:sz w:val="20"/>
+          <w:sz w:val="18"/>
         </w:rPr>
         <w:t>/Express)</w:t>
       </w:r>
       <w:r>
         <w:rPr>
           <w:rFonts w:ascii="Arial" w:hAnsi="Arial" w:cs="Arial"/>
-          <w:sz w:val="20"/>
+          <w:sz w:val="18"/>
         </w:rPr>
         <w:t xml:space="preserve"> and </w:t>
       </w:r>
-      <w:r>
-        <w:rPr>
-          <w:rStyle w:val="Strong"/>
-          <w:rFonts w:ascii="Arial" w:hAnsi="Arial" w:cs="Arial"/>
-          <w:sz w:val="20"/>
-        </w:rPr>
-        <w:t>React/</w:t>
-      </w:r>
-      <w:proofErr w:type="spellStart"/>
-      <w:r>
-        <w:rPr>
-          <w:rStyle w:val="Strong"/>
-          <w:rFonts w:ascii="Arial" w:hAnsi="Arial" w:cs="Arial"/>
-          <w:sz w:val="20"/>
+      <w:proofErr w:type="spellStart"/>
+      <w:r>
+        <w:rPr>
+          <w:rStyle w:val="Strong"/>
+          <w:rFonts w:ascii="Arial" w:hAnsi="Arial" w:cs="Arial"/>
+          <w:sz w:val="18"/>
         </w:rPr>
         <w:t>Vue</w:t>
       </w:r>
@@ -4859,7 +4579,7 @@
       <w:r>
         <w:rPr>
           <w:rFonts w:ascii="Arial" w:hAnsi="Arial" w:cs="Arial"/>
-          <w:sz w:val="20"/>
+          <w:sz w:val="18"/>
         </w:rPr>
         <w:t xml:space="preserve"> surfaces, centered on </w:t>
       </w:r>
@@ -4867,14 +4587,14 @@
         <w:rPr>
           <w:rStyle w:val="Strong"/>
           <w:rFonts w:ascii="Arial" w:hAnsi="Arial" w:cs="Arial"/>
-          <w:sz w:val="20"/>
+          <w:sz w:val="18"/>
         </w:rPr>
         <w:t>contract-first REST APIs</w:t>
       </w:r>
       <w:r>
         <w:rPr>
           <w:rFonts w:ascii="Arial" w:hAnsi="Arial" w:cs="Arial"/>
-          <w:sz w:val="20"/>
+          <w:sz w:val="18"/>
         </w:rPr>
         <w:t xml:space="preserve"> and predictable UI state boundaries.</w:t>
       </w:r>
@@ -4889,13 +4609,13 @@
         <w:jc w:val="both"/>
         <w:rPr>
           <w:rFonts w:ascii="Arial" w:hAnsi="Arial" w:cs="Arial"/>
-          <w:sz w:val="20"/>
-        </w:rPr>
-      </w:pPr>
-      <w:r>
-        <w:rPr>
-          <w:rFonts w:ascii="Arial" w:hAnsi="Arial" w:cs="Arial"/>
-          <w:sz w:val="20"/>
+          <w:sz w:val="18"/>
+        </w:rPr>
+      </w:pPr>
+      <w:r>
+        <w:rPr>
+          <w:rFonts w:ascii="Arial" w:hAnsi="Arial" w:cs="Arial"/>
+          <w:sz w:val="18"/>
         </w:rPr>
         <w:t xml:space="preserve">Built background execution with </w:t>
       </w:r>
@@ -4903,14 +4623,14 @@
         <w:rPr>
           <w:rStyle w:val="Strong"/>
           <w:rFonts w:ascii="Arial" w:hAnsi="Arial" w:cs="Arial"/>
-          <w:sz w:val="20"/>
+          <w:sz w:val="18"/>
         </w:rPr>
         <w:t>AWS SQS/SNS</w:t>
       </w:r>
       <w:r>
         <w:rPr>
           <w:rFonts w:ascii="Arial" w:hAnsi="Arial" w:cs="Arial"/>
-          <w:sz w:val="20"/>
+          <w:sz w:val="18"/>
         </w:rPr>
         <w:t xml:space="preserve">, </w:t>
       </w:r>
@@ -4918,14 +4638,14 @@
         <w:rPr>
           <w:rStyle w:val="Strong"/>
           <w:rFonts w:ascii="Arial" w:hAnsi="Arial" w:cs="Arial"/>
-          <w:sz w:val="20"/>
+          <w:sz w:val="18"/>
         </w:rPr>
         <w:t>Kafka</w:t>
       </w:r>
       <w:r>
         <w:rPr>
           <w:rFonts w:ascii="Arial" w:hAnsi="Arial" w:cs="Arial"/>
-          <w:sz w:val="20"/>
+          <w:sz w:val="18"/>
         </w:rPr>
         <w:t xml:space="preserve">, and </w:t>
       </w:r>
@@ -4934,7 +4654,7 @@
         <w:rPr>
           <w:rStyle w:val="Strong"/>
           <w:rFonts w:ascii="Arial" w:hAnsi="Arial" w:cs="Arial"/>
-          <w:sz w:val="20"/>
+          <w:sz w:val="18"/>
         </w:rPr>
         <w:t>RabbitMQ</w:t>
       </w:r>
@@ -4942,7 +4662,7 @@
       <w:r>
         <w:rPr>
           <w:rFonts w:ascii="Arial" w:hAnsi="Arial" w:cs="Arial"/>
-          <w:sz w:val="20"/>
+          <w:sz w:val="18"/>
         </w:rPr>
         <w:t xml:space="preserve"> workers, implementing </w:t>
       </w:r>
@@ -4950,7 +4670,7 @@
       <w:r>
         <w:rPr>
           <w:rFonts w:ascii="Arial" w:hAnsi="Arial" w:cs="Arial"/>
-          <w:sz w:val="20"/>
+          <w:sz w:val="18"/>
         </w:rPr>
         <w:t>idempotency</w:t>
       </w:r>
@@ -4958,7 +4678,7 @@
       <w:r>
         <w:rPr>
           <w:rFonts w:ascii="Arial" w:hAnsi="Arial" w:cs="Arial"/>
-          <w:sz w:val="20"/>
+          <w:sz w:val="18"/>
         </w:rPr>
         <w:t>, retries, and DLQs to keep processing safe under failure and replays.</w:t>
       </w:r>
@@ -4973,13 +4693,13 @@
         <w:jc w:val="both"/>
         <w:rPr>
           <w:rFonts w:ascii="Arial" w:hAnsi="Arial" w:cs="Arial"/>
-          <w:sz w:val="20"/>
-        </w:rPr>
-      </w:pPr>
-      <w:r>
-        <w:rPr>
-          <w:rFonts w:ascii="Arial" w:hAnsi="Arial" w:cs="Arial"/>
-          <w:sz w:val="20"/>
+          <w:sz w:val="18"/>
+        </w:rPr>
+      </w:pPr>
+      <w:r>
+        <w:rPr>
+          <w:rFonts w:ascii="Arial" w:hAnsi="Arial" w:cs="Arial"/>
+          <w:sz w:val="18"/>
         </w:rPr>
         <w:t xml:space="preserve">Implemented storage and data modeling across </w:t>
       </w:r>
@@ -4988,7 +4708,7 @@
         <w:rPr>
           <w:rStyle w:val="Strong"/>
           <w:rFonts w:ascii="Arial" w:hAnsi="Arial" w:cs="Arial"/>
-          <w:sz w:val="20"/>
+          <w:sz w:val="18"/>
         </w:rPr>
         <w:t>PostgreSQL</w:t>
       </w:r>
@@ -4996,7 +4716,7 @@
       <w:r>
         <w:rPr>
           <w:rFonts w:ascii="Arial" w:hAnsi="Arial" w:cs="Arial"/>
-          <w:sz w:val="20"/>
+          <w:sz w:val="18"/>
         </w:rPr>
         <w:t xml:space="preserve">, </w:t>
       </w:r>
@@ -5005,7 +4725,7 @@
         <w:rPr>
           <w:rStyle w:val="Strong"/>
           <w:rFonts w:ascii="Arial" w:hAnsi="Arial" w:cs="Arial"/>
-          <w:sz w:val="20"/>
+          <w:sz w:val="18"/>
         </w:rPr>
         <w:t>DynamoDB</w:t>
       </w:r>
@@ -5013,7 +4733,7 @@
       <w:r>
         <w:rPr>
           <w:rFonts w:ascii="Arial" w:hAnsi="Arial" w:cs="Arial"/>
-          <w:sz w:val="20"/>
+          <w:sz w:val="18"/>
         </w:rPr>
         <w:t xml:space="preserve">, </w:t>
       </w:r>
@@ -5022,7 +4742,7 @@
         <w:rPr>
           <w:rStyle w:val="Strong"/>
           <w:rFonts w:ascii="Arial" w:hAnsi="Arial" w:cs="Arial"/>
-          <w:sz w:val="20"/>
+          <w:sz w:val="18"/>
         </w:rPr>
         <w:t>MongoDB</w:t>
       </w:r>
@@ -5030,7 +4750,7 @@
       <w:r>
         <w:rPr>
           <w:rFonts w:ascii="Arial" w:hAnsi="Arial" w:cs="Arial"/>
-          <w:sz w:val="20"/>
+          <w:sz w:val="18"/>
         </w:rPr>
         <w:t xml:space="preserve">, and </w:t>
       </w:r>
@@ -5039,7 +4759,7 @@
         <w:rPr>
           <w:rStyle w:val="Strong"/>
           <w:rFonts w:ascii="Arial" w:hAnsi="Arial" w:cs="Arial"/>
-          <w:sz w:val="20"/>
+          <w:sz w:val="18"/>
         </w:rPr>
         <w:t>Redis</w:t>
       </w:r>
@@ -5048,7 +4768,7 @@
         <w:rPr>
           <w:rStyle w:val="Strong"/>
           <w:rFonts w:ascii="Arial" w:hAnsi="Arial" w:cs="Arial"/>
-          <w:sz w:val="20"/>
+          <w:sz w:val="18"/>
         </w:rPr>
         <w:t>/</w:t>
       </w:r>
@@ -5057,7 +4777,7 @@
         <w:rPr>
           <w:rStyle w:val="Strong"/>
           <w:rFonts w:ascii="Arial" w:hAnsi="Arial" w:cs="Arial"/>
-          <w:sz w:val="20"/>
+          <w:sz w:val="18"/>
         </w:rPr>
         <w:t>ElastiCache</w:t>
       </w:r>
@@ -5065,7 +4785,7 @@
       <w:r>
         <w:rPr>
           <w:rFonts w:ascii="Arial" w:hAnsi="Arial" w:cs="Arial"/>
-          <w:sz w:val="20"/>
+          <w:sz w:val="18"/>
         </w:rPr>
         <w:t>, choosing persistence based on consistency and access-pattern needs.</w:t>
       </w:r>
@@ -5080,13 +4800,13 @@
         <w:jc w:val="both"/>
         <w:rPr>
           <w:rFonts w:ascii="Arial" w:hAnsi="Arial" w:cs="Arial"/>
-          <w:sz w:val="20"/>
-        </w:rPr>
-      </w:pPr>
-      <w:r>
-        <w:rPr>
-          <w:rFonts w:ascii="Arial" w:hAnsi="Arial" w:cs="Arial"/>
-          <w:sz w:val="20"/>
+          <w:sz w:val="18"/>
+        </w:rPr>
+      </w:pPr>
+      <w:r>
+        <w:rPr>
+          <w:rFonts w:ascii="Arial" w:hAnsi="Arial" w:cs="Arial"/>
+          <w:sz w:val="18"/>
         </w:rPr>
         <w:t xml:space="preserve">Added search and discovery using </w:t>
       </w:r>
@@ -5095,7 +4815,7 @@
         <w:rPr>
           <w:rStyle w:val="Strong"/>
           <w:rFonts w:ascii="Arial" w:hAnsi="Arial" w:cs="Arial"/>
-          <w:sz w:val="20"/>
+          <w:sz w:val="18"/>
         </w:rPr>
         <w:t>Elasticsearch</w:t>
       </w:r>
@@ -5104,14 +4824,14 @@
         <w:rPr>
           <w:rStyle w:val="Strong"/>
           <w:rFonts w:ascii="Arial" w:hAnsi="Arial" w:cs="Arial"/>
-          <w:sz w:val="20"/>
+          <w:sz w:val="18"/>
         </w:rPr>
         <w:t>/OpenSearch</w:t>
       </w:r>
       <w:r>
         <w:rPr>
           <w:rFonts w:ascii="Arial" w:hAnsi="Arial" w:cs="Arial"/>
-          <w:sz w:val="20"/>
+          <w:sz w:val="18"/>
         </w:rPr>
         <w:t>, improving operational investigations with structured filtering, pagination, and audit-friendly results.</w:t>
       </w:r>
@@ -5126,13 +4846,14 @@
         <w:jc w:val="both"/>
         <w:rPr>
           <w:rFonts w:ascii="Arial" w:hAnsi="Arial" w:cs="Arial"/>
-          <w:sz w:val="20"/>
-        </w:rPr>
-      </w:pPr>
-      <w:r>
-        <w:rPr>
-          <w:rFonts w:ascii="Arial" w:hAnsi="Arial" w:cs="Arial"/>
-          <w:sz w:val="20"/>
+          <w:sz w:val="18"/>
+        </w:rPr>
+      </w:pPr>
+      <w:bookmarkStart w:id="0" w:name="_GoBack"/>
+      <w:r>
+        <w:rPr>
+          <w:rFonts w:ascii="Arial" w:hAnsi="Arial" w:cs="Arial"/>
+          <w:sz w:val="18"/>
         </w:rPr>
         <w:t xml:space="preserve">Deployed on </w:t>
       </w:r>
@@ -5140,7 +4861,7 @@
         <w:rPr>
           <w:rStyle w:val="Strong"/>
           <w:rFonts w:ascii="Arial" w:hAnsi="Arial" w:cs="Arial"/>
-          <w:sz w:val="20"/>
+          <w:sz w:val="18"/>
         </w:rPr>
         <w:t>AWS (EKS/ECS/Lambda/API Gateway/S3/</w:t>
       </w:r>
@@ -5149,7 +4870,7 @@
         <w:rPr>
           <w:rStyle w:val="Strong"/>
           <w:rFonts w:ascii="Arial" w:hAnsi="Arial" w:cs="Arial"/>
-          <w:sz w:val="20"/>
+          <w:sz w:val="18"/>
         </w:rPr>
         <w:t>CloudFront</w:t>
       </w:r>
@@ -5158,7 +4879,7 @@
         <w:rPr>
           <w:rStyle w:val="Strong"/>
           <w:rFonts w:ascii="Arial" w:hAnsi="Arial" w:cs="Arial"/>
-          <w:sz w:val="20"/>
+          <w:sz w:val="18"/>
         </w:rPr>
         <w:t>/RDS/</w:t>
       </w:r>
@@ -5167,7 +4888,7 @@
         <w:rPr>
           <w:rStyle w:val="Strong"/>
           <w:rFonts w:ascii="Arial" w:hAnsi="Arial" w:cs="Arial"/>
-          <w:sz w:val="20"/>
+          <w:sz w:val="18"/>
         </w:rPr>
         <w:t>EventBridge</w:t>
       </w:r>
@@ -5176,14 +4897,14 @@
         <w:rPr>
           <w:rStyle w:val="Strong"/>
           <w:rFonts w:ascii="Arial" w:hAnsi="Arial" w:cs="Arial"/>
-          <w:sz w:val="20"/>
+          <w:sz w:val="18"/>
         </w:rPr>
         <w:t>/Step Functions/IAM)</w:t>
       </w:r>
       <w:r>
         <w:rPr>
           <w:rFonts w:ascii="Arial" w:hAnsi="Arial" w:cs="Arial"/>
-          <w:sz w:val="20"/>
+          <w:sz w:val="18"/>
         </w:rPr>
         <w:t xml:space="preserve"> with </w:t>
       </w:r>
@@ -5191,7 +4912,7 @@
       <w:r>
         <w:rPr>
           <w:rFonts w:ascii="Arial" w:hAnsi="Arial" w:cs="Arial"/>
-          <w:sz w:val="20"/>
+          <w:sz w:val="18"/>
         </w:rPr>
         <w:t>IaC</w:t>
       </w:r>
@@ -5199,7 +4920,7 @@
       <w:r>
         <w:rPr>
           <w:rFonts w:ascii="Arial" w:hAnsi="Arial" w:cs="Arial"/>
-          <w:sz w:val="20"/>
+          <w:sz w:val="18"/>
         </w:rPr>
         <w:t xml:space="preserve"> via </w:t>
       </w:r>
@@ -5208,7 +4929,7 @@
         <w:rPr>
           <w:rStyle w:val="Strong"/>
           <w:rFonts w:ascii="Arial" w:hAnsi="Arial" w:cs="Arial"/>
-          <w:sz w:val="20"/>
+          <w:sz w:val="18"/>
         </w:rPr>
         <w:t>Terraform</w:t>
       </w:r>
@@ -5217,7 +4938,7 @@
         <w:rPr>
           <w:rStyle w:val="Strong"/>
           <w:rFonts w:ascii="Arial" w:hAnsi="Arial" w:cs="Arial"/>
-          <w:sz w:val="20"/>
+          <w:sz w:val="18"/>
         </w:rPr>
         <w:t>/</w:t>
       </w:r>
@@ -5226,7 +4947,7 @@
         <w:rPr>
           <w:rStyle w:val="Strong"/>
           <w:rFonts w:ascii="Arial" w:hAnsi="Arial" w:cs="Arial"/>
-          <w:sz w:val="20"/>
+          <w:sz w:val="18"/>
         </w:rPr>
         <w:t>CloudFormation</w:t>
       </w:r>
@@ -5234,7 +4955,7 @@
       <w:r>
         <w:rPr>
           <w:rFonts w:ascii="Arial" w:hAnsi="Arial" w:cs="Arial"/>
-          <w:sz w:val="20"/>
+          <w:sz w:val="18"/>
         </w:rPr>
         <w:t xml:space="preserve">, releases via </w:t>
       </w:r>
@@ -5242,7 +4963,7 @@
         <w:rPr>
           <w:rStyle w:val="Strong"/>
           <w:rFonts w:ascii="Arial" w:hAnsi="Arial" w:cs="Arial"/>
-          <w:sz w:val="20"/>
+          <w:sz w:val="18"/>
         </w:rPr>
         <w:t>Argo CD (</w:t>
       </w:r>
@@ -5251,7 +4972,7 @@
         <w:rPr>
           <w:rStyle w:val="Strong"/>
           <w:rFonts w:ascii="Arial" w:hAnsi="Arial" w:cs="Arial"/>
-          <w:sz w:val="20"/>
+          <w:sz w:val="18"/>
         </w:rPr>
         <w:t>GitOps</w:t>
       </w:r>
@@ -5260,14 +4981,14 @@
         <w:rPr>
           <w:rStyle w:val="Strong"/>
           <w:rFonts w:ascii="Arial" w:hAnsi="Arial" w:cs="Arial"/>
-          <w:sz w:val="20"/>
+          <w:sz w:val="18"/>
         </w:rPr>
         <w:t>)</w:t>
       </w:r>
       <w:r>
         <w:rPr>
           <w:rFonts w:ascii="Arial" w:hAnsi="Arial" w:cs="Arial"/>
-          <w:sz w:val="20"/>
+          <w:sz w:val="18"/>
         </w:rPr>
         <w:t xml:space="preserve">, and CI/CD using </w:t>
       </w:r>
@@ -5276,7 +4997,7 @@
         <w:rPr>
           <w:rStyle w:val="Strong"/>
           <w:rFonts w:ascii="Arial" w:hAnsi="Arial" w:cs="Arial"/>
-          <w:sz w:val="20"/>
+          <w:sz w:val="18"/>
         </w:rPr>
         <w:t>GitHub</w:t>
       </w:r>
@@ -5285,7 +5006,7 @@
         <w:rPr>
           <w:rStyle w:val="Strong"/>
           <w:rFonts w:ascii="Arial" w:hAnsi="Arial" w:cs="Arial"/>
-          <w:sz w:val="20"/>
+          <w:sz w:val="18"/>
         </w:rPr>
         <w:t xml:space="preserve"> Actions/</w:t>
       </w:r>
@@ -5294,7 +5015,7 @@
         <w:rPr>
           <w:rStyle w:val="Strong"/>
           <w:rFonts w:ascii="Arial" w:hAnsi="Arial" w:cs="Arial"/>
-          <w:sz w:val="20"/>
+          <w:sz w:val="18"/>
         </w:rPr>
         <w:t>GitLab</w:t>
       </w:r>
@@ -5303,18 +5024,19 @@
         <w:rPr>
           <w:rStyle w:val="Strong"/>
           <w:rFonts w:ascii="Arial" w:hAnsi="Arial" w:cs="Arial"/>
-          <w:sz w:val="20"/>
+          <w:sz w:val="18"/>
         </w:rPr>
         <w:t xml:space="preserve"> CI/Jenkins</w:t>
       </w:r>
       <w:r>
         <w:rPr>
           <w:rFonts w:ascii="Arial" w:hAnsi="Arial" w:cs="Arial"/>
-          <w:sz w:val="20"/>
+          <w:sz w:val="18"/>
         </w:rPr>
         <w:t>.</w:t>
       </w:r>
     </w:p>
+    <w:bookmarkEnd w:id="0"/>
     <w:p>
       <w:pPr>
         <w:pStyle w:val="NormalWeb"/>
@@ -5325,13 +5047,13 @@
         <w:jc w:val="both"/>
         <w:rPr>
           <w:rFonts w:ascii="Arial" w:hAnsi="Arial" w:cs="Arial"/>
-          <w:sz w:val="20"/>
-        </w:rPr>
-      </w:pPr>
-      <w:r>
-        <w:rPr>
-          <w:rFonts w:ascii="Arial" w:hAnsi="Arial" w:cs="Arial"/>
-          <w:sz w:val="20"/>
+          <w:sz w:val="18"/>
+        </w:rPr>
+      </w:pPr>
+      <w:r>
+        <w:rPr>
+          <w:rFonts w:ascii="Arial" w:hAnsi="Arial" w:cs="Arial"/>
+          <w:sz w:val="18"/>
         </w:rPr>
         <w:t xml:space="preserve">Operationalized with </w:t>
       </w:r>
@@ -5340,7 +5062,7 @@
         <w:rPr>
           <w:rStyle w:val="Strong"/>
           <w:rFonts w:ascii="Arial" w:hAnsi="Arial" w:cs="Arial"/>
-          <w:sz w:val="20"/>
+          <w:sz w:val="18"/>
         </w:rPr>
         <w:t>OpenTelemetry</w:t>
       </w:r>
@@ -5348,7 +5070,7 @@
       <w:r>
         <w:rPr>
           <w:rFonts w:ascii="Arial" w:hAnsi="Arial" w:cs="Arial"/>
-          <w:sz w:val="20"/>
+          <w:sz w:val="18"/>
         </w:rPr>
         <w:t xml:space="preserve">, </w:t>
       </w:r>
@@ -5357,7 +5079,7 @@
         <w:rPr>
           <w:rStyle w:val="Strong"/>
           <w:rFonts w:ascii="Arial" w:hAnsi="Arial" w:cs="Arial"/>
-          <w:sz w:val="20"/>
+          <w:sz w:val="18"/>
         </w:rPr>
         <w:t>Datadog</w:t>
       </w:r>
@@ -5365,7 +5087,7 @@
       <w:r>
         <w:rPr>
           <w:rFonts w:ascii="Arial" w:hAnsi="Arial" w:cs="Arial"/>
-          <w:sz w:val="20"/>
+          <w:sz w:val="18"/>
         </w:rPr>
         <w:t xml:space="preserve">, </w:t>
       </w:r>
@@ -5373,7 +5095,7 @@
         <w:rPr>
           <w:rStyle w:val="Strong"/>
           <w:rFonts w:ascii="Arial" w:hAnsi="Arial" w:cs="Arial"/>
-          <w:sz w:val="20"/>
+          <w:sz w:val="18"/>
         </w:rPr>
         <w:t>Prometheus/</w:t>
       </w:r>
@@ -5382,7 +5104,7 @@
         <w:rPr>
           <w:rStyle w:val="Strong"/>
           <w:rFonts w:ascii="Arial" w:hAnsi="Arial" w:cs="Arial"/>
-          <w:sz w:val="20"/>
+          <w:sz w:val="18"/>
         </w:rPr>
         <w:t>Grafana</w:t>
       </w:r>
@@ -5390,7 +5112,7 @@
       <w:r>
         <w:rPr>
           <w:rFonts w:ascii="Arial" w:hAnsi="Arial" w:cs="Arial"/>
-          <w:sz w:val="20"/>
+          <w:sz w:val="18"/>
         </w:rPr>
         <w:t xml:space="preserve">, </w:t>
       </w:r>
@@ -5398,14 +5120,14 @@
         <w:rPr>
           <w:rStyle w:val="Strong"/>
           <w:rFonts w:ascii="Arial" w:hAnsi="Arial" w:cs="Arial"/>
-          <w:sz w:val="20"/>
+          <w:sz w:val="18"/>
         </w:rPr>
         <w:t>ELK/EFK</w:t>
       </w:r>
       <w:r>
         <w:rPr>
           <w:rFonts w:ascii="Arial" w:hAnsi="Arial" w:cs="Arial"/>
-          <w:sz w:val="20"/>
+          <w:sz w:val="18"/>
         </w:rPr>
         <w:t xml:space="preserve">, and </w:t>
       </w:r>
@@ -5414,7 +5136,7 @@
         <w:rPr>
           <w:rStyle w:val="Strong"/>
           <w:rFonts w:ascii="Arial" w:hAnsi="Arial" w:cs="Arial"/>
-          <w:sz w:val="20"/>
+          <w:sz w:val="18"/>
         </w:rPr>
         <w:t>CloudWatch</w:t>
       </w:r>
@@ -5422,7 +5144,7 @@
       <w:r>
         <w:rPr>
           <w:rFonts w:ascii="Arial" w:hAnsi="Arial" w:cs="Arial"/>
-          <w:sz w:val="20"/>
+          <w:sz w:val="18"/>
         </w:rPr>
         <w:t xml:space="preserve">, plus security controls using </w:t>
       </w:r>
@@ -5430,14 +5152,14 @@
         <w:rPr>
           <w:rStyle w:val="Strong"/>
           <w:rFonts w:ascii="Arial" w:hAnsi="Arial" w:cs="Arial"/>
-          <w:sz w:val="20"/>
+          <w:sz w:val="18"/>
         </w:rPr>
         <w:t>OAuth2/OIDC</w:t>
       </w:r>
       <w:r>
         <w:rPr>
           <w:rFonts w:ascii="Arial" w:hAnsi="Arial" w:cs="Arial"/>
-          <w:sz w:val="20"/>
+          <w:sz w:val="18"/>
         </w:rPr>
         <w:t xml:space="preserve">, </w:t>
       </w:r>
@@ -5445,14 +5167,14 @@
         <w:rPr>
           <w:rStyle w:val="Strong"/>
           <w:rFonts w:ascii="Arial" w:hAnsi="Arial" w:cs="Arial"/>
-          <w:sz w:val="20"/>
+          <w:sz w:val="18"/>
         </w:rPr>
         <w:t>JWT</w:t>
       </w:r>
       <w:r>
         <w:rPr>
           <w:rFonts w:ascii="Arial" w:hAnsi="Arial" w:cs="Arial"/>
-          <w:sz w:val="20"/>
+          <w:sz w:val="18"/>
         </w:rPr>
         <w:t xml:space="preserve">, </w:t>
       </w:r>
@@ -5461,7 +5183,7 @@
         <w:rPr>
           <w:rStyle w:val="Strong"/>
           <w:rFonts w:ascii="Arial" w:hAnsi="Arial" w:cs="Arial"/>
-          <w:sz w:val="20"/>
+          <w:sz w:val="18"/>
         </w:rPr>
         <w:t>Okta</w:t>
       </w:r>
@@ -5470,7 +5192,7 @@
         <w:rPr>
           <w:rStyle w:val="Strong"/>
           <w:rFonts w:ascii="Arial" w:hAnsi="Arial" w:cs="Arial"/>
-          <w:sz w:val="20"/>
+          <w:sz w:val="18"/>
         </w:rPr>
         <w:t xml:space="preserve">/Auth0/AWS </w:t>
       </w:r>
@@ -5479,7 +5201,7 @@
         <w:rPr>
           <w:rStyle w:val="Strong"/>
           <w:rFonts w:ascii="Arial" w:hAnsi="Arial" w:cs="Arial"/>
-          <w:sz w:val="20"/>
+          <w:sz w:val="18"/>
         </w:rPr>
         <w:t>Cognito</w:t>
       </w:r>
@@ -5487,7 +5209,7 @@
       <w:r>
         <w:rPr>
           <w:rFonts w:ascii="Arial" w:hAnsi="Arial" w:cs="Arial"/>
-          <w:sz w:val="20"/>
+          <w:sz w:val="18"/>
         </w:rPr>
         <w:t xml:space="preserve">, rate limiting, and </w:t>
       </w:r>
@@ -5495,14 +5217,14 @@
         <w:rPr>
           <w:rStyle w:val="Strong"/>
           <w:rFonts w:ascii="Arial" w:hAnsi="Arial" w:cs="Arial"/>
-          <w:sz w:val="20"/>
+          <w:sz w:val="18"/>
         </w:rPr>
         <w:t>audit logging</w:t>
       </w:r>
       <w:r>
         <w:rPr>
           <w:rFonts w:ascii="Arial" w:hAnsi="Arial" w:cs="Arial"/>
-          <w:sz w:val="20"/>
+          <w:sz w:val="18"/>
         </w:rPr>
         <w:t>.</w:t>
       </w:r>
@@ -5517,13 +5239,13 @@
         <w:jc w:val="both"/>
         <w:rPr>
           <w:rFonts w:ascii="Arial" w:hAnsi="Arial" w:cs="Arial"/>
-          <w:sz w:val="20"/>
-        </w:rPr>
-      </w:pPr>
-      <w:r>
-        <w:rPr>
-          <w:rFonts w:ascii="Arial" w:hAnsi="Arial" w:cs="Arial"/>
-          <w:sz w:val="20"/>
+          <w:sz w:val="18"/>
+        </w:rPr>
+      </w:pPr>
+      <w:r>
+        <w:rPr>
+          <w:rFonts w:ascii="Arial" w:hAnsi="Arial" w:cs="Arial"/>
+          <w:sz w:val="18"/>
         </w:rPr>
         <w:t xml:space="preserve">Supported analytics exports to </w:t>
       </w:r>
@@ -5531,14 +5253,14 @@
         <w:rPr>
           <w:rStyle w:val="Strong"/>
           <w:rFonts w:ascii="Arial" w:hAnsi="Arial" w:cs="Arial"/>
-          <w:sz w:val="20"/>
+          <w:sz w:val="18"/>
         </w:rPr>
         <w:t>Redshift</w:t>
       </w:r>
       <w:r>
         <w:rPr>
           <w:rFonts w:ascii="Arial" w:hAnsi="Arial" w:cs="Arial"/>
-          <w:sz w:val="20"/>
+          <w:sz w:val="18"/>
         </w:rPr>
         <w:t xml:space="preserve"> and </w:t>
       </w:r>
@@ -5547,7 +5269,7 @@
         <w:rPr>
           <w:rStyle w:val="Strong"/>
           <w:rFonts w:ascii="Arial" w:hAnsi="Arial" w:cs="Arial"/>
-          <w:sz w:val="20"/>
+          <w:sz w:val="18"/>
         </w:rPr>
         <w:t>BigQuery</w:t>
       </w:r>
@@ -5555,7 +5277,7 @@
       <w:r>
         <w:rPr>
           <w:rFonts w:ascii="Arial" w:hAnsi="Arial" w:cs="Arial"/>
-          <w:sz w:val="20"/>
+          <w:sz w:val="18"/>
         </w:rPr>
         <w:t>, standardizing event schemas and validation to keep reporting consistent across environments.</w:t>
       </w:r>
@@ -5570,13 +5292,13 @@
         <w:jc w:val="both"/>
         <w:rPr>
           <w:rFonts w:ascii="Arial" w:hAnsi="Arial" w:cs="Arial"/>
-          <w:sz w:val="20"/>
-        </w:rPr>
-      </w:pPr>
-      <w:r>
-        <w:rPr>
-          <w:rFonts w:ascii="Arial" w:hAnsi="Arial" w:cs="Arial"/>
-          <w:sz w:val="20"/>
+          <w:sz w:val="18"/>
+        </w:rPr>
+      </w:pPr>
+      <w:r>
+        <w:rPr>
+          <w:rFonts w:ascii="Arial" w:hAnsi="Arial" w:cs="Arial"/>
+          <w:sz w:val="18"/>
         </w:rPr>
         <w:t xml:space="preserve">Enabled multi-cloud portability patterns with targeted integrations for </w:t>
       </w:r>
@@ -5584,7 +5306,7 @@
         <w:rPr>
           <w:rStyle w:val="Strong"/>
           <w:rFonts w:ascii="Arial" w:hAnsi="Arial" w:cs="Arial"/>
-          <w:sz w:val="20"/>
+          <w:sz w:val="18"/>
         </w:rPr>
         <w:t xml:space="preserve">Azure (AKS, Service Bus, Key Vault, </w:t>
       </w:r>
@@ -5593,7 +5315,7 @@
         <w:rPr>
           <w:rStyle w:val="Strong"/>
           <w:rFonts w:ascii="Arial" w:hAnsi="Arial" w:cs="Arial"/>
-          <w:sz w:val="20"/>
+          <w:sz w:val="18"/>
         </w:rPr>
         <w:t>Application</w:t>
       </w:r>
@@ -5602,14 +5324,14 @@
         <w:rPr>
           <w:rStyle w:val="Strong"/>
           <w:rFonts w:ascii="Arial" w:hAnsi="Arial" w:cs="Arial"/>
-          <w:sz w:val="20"/>
+          <w:sz w:val="18"/>
         </w:rPr>
         <w:t xml:space="preserve"> Insights)</w:t>
       </w:r>
       <w:r>
         <w:rPr>
           <w:rFonts w:ascii="Arial" w:hAnsi="Arial" w:cs="Arial"/>
-          <w:sz w:val="20"/>
+          <w:sz w:val="18"/>
         </w:rPr>
         <w:t xml:space="preserve"> and </w:t>
       </w:r>
@@ -5617,7 +5339,7 @@
         <w:rPr>
           <w:rStyle w:val="Strong"/>
           <w:rFonts w:ascii="Arial" w:hAnsi="Arial" w:cs="Arial"/>
-          <w:sz w:val="20"/>
+          <w:sz w:val="18"/>
         </w:rPr>
         <w:t xml:space="preserve">GCP (GKE, Pub/Sub, Cloud Run, Cloud Storage, </w:t>
       </w:r>
@@ -5626,7 +5348,7 @@
         <w:rPr>
           <w:rStyle w:val="Strong"/>
           <w:rFonts w:ascii="Arial" w:hAnsi="Arial" w:cs="Arial"/>
-          <w:sz w:val="20"/>
+          <w:sz w:val="18"/>
         </w:rPr>
         <w:t>BigQuery</w:t>
       </w:r>
@@ -5635,19 +5357,17 @@
         <w:rPr>
           <w:rStyle w:val="Strong"/>
           <w:rFonts w:ascii="Arial" w:hAnsi="Arial" w:cs="Arial"/>
-          <w:sz w:val="20"/>
+          <w:sz w:val="18"/>
         </w:rPr>
         <w:t>)</w:t>
       </w:r>
       <w:r>
         <w:rPr>
           <w:rFonts w:ascii="Arial" w:hAnsi="Arial" w:cs="Arial"/>
-          <w:sz w:val="20"/>
+          <w:sz w:val="18"/>
         </w:rPr>
         <w:t xml:space="preserve"> where customer requirements demanded it.</w:t>
       </w:r>
-      <w:bookmarkStart w:id="0" w:name="_GoBack"/>
-      <w:bookmarkEnd w:id="0"/>
     </w:p>
     <w:sectPr>
       <w:pgSz w:w="11906" w:h="16838"/>
@@ -6113,6 +5833,119 @@
     </w:lvl>
   </w:abstractNum>
   <w:abstractNum w:abstractNumId="4">
+    <w:nsid w:val="3AD35E46"/>
+    <w:multiLevelType w:val="hybridMultilevel"/>
+    <w:tmpl w:val="F904B30C"/>
+    <w:lvl w:ilvl="0" w:tplc="D320F798">
+      <w:start w:val="1"/>
+      <w:numFmt w:val="bullet"/>
+      <w:lvlText w:val="-"/>
+      <w:lvlJc w:val="left"/>
+      <w:pPr>
+        <w:ind w:left="360" w:hanging="360"/>
+      </w:pPr>
+      <w:rPr>
+        <w:rFonts w:ascii="Yu Gothic" w:eastAsia="Yu Gothic" w:hAnsi="Yu Gothic" w:hint="eastAsia"/>
+      </w:rPr>
+    </w:lvl>
+    <w:lvl w:ilvl="1" w:tplc="04090003" w:tentative="1">
+      <w:start w:val="1"/>
+      <w:numFmt w:val="bullet"/>
+      <w:lvlText w:val="o"/>
+      <w:lvlJc w:val="left"/>
+      <w:pPr>
+        <w:ind w:left="1080" w:hanging="360"/>
+      </w:pPr>
+      <w:rPr>
+        <w:rFonts w:ascii="Courier New" w:hAnsi="Courier New" w:cs="Courier New" w:hint="default"/>
+      </w:rPr>
+    </w:lvl>
+    <w:lvl w:ilvl="2" w:tplc="04090005" w:tentative="1">
+      <w:start w:val="1"/>
+      <w:numFmt w:val="bullet"/>
+      <w:lvlText w:val=""/>
+      <w:lvlJc w:val="left"/>
+      <w:pPr>
+        <w:ind w:left="1800" w:hanging="360"/>
+      </w:pPr>
+      <w:rPr>
+        <w:rFonts w:ascii="Wingdings" w:hAnsi="Wingdings" w:hint="default"/>
+      </w:rPr>
+    </w:lvl>
+    <w:lvl w:ilvl="3" w:tplc="04090001" w:tentative="1">
+      <w:start w:val="1"/>
+      <w:numFmt w:val="bullet"/>
+      <w:lvlText w:val=""/>
+      <w:lvlJc w:val="left"/>
+      <w:pPr>
+        <w:ind w:left="2520" w:hanging="360"/>
+      </w:pPr>
+      <w:rPr>
+        <w:rFonts w:ascii="Symbol" w:hAnsi="Symbol" w:hint="default"/>
+      </w:rPr>
+    </w:lvl>
+    <w:lvl w:ilvl="4" w:tplc="04090003" w:tentative="1">
+      <w:start w:val="1"/>
+      <w:numFmt w:val="bullet"/>
+      <w:lvlText w:val="o"/>
+      <w:lvlJc w:val="left"/>
+      <w:pPr>
+        <w:ind w:left="3240" w:hanging="360"/>
+      </w:pPr>
+      <w:rPr>
+        <w:rFonts w:ascii="Courier New" w:hAnsi="Courier New" w:cs="Courier New" w:hint="default"/>
+      </w:rPr>
+    </w:lvl>
+    <w:lvl w:ilvl="5" w:tplc="04090005" w:tentative="1">
+      <w:start w:val="1"/>
+      <w:numFmt w:val="bullet"/>
+      <w:lvlText w:val=""/>
+      <w:lvlJc w:val="left"/>
+      <w:pPr>
+        <w:ind w:left="3960" w:hanging="360"/>
+      </w:pPr>
+      <w:rPr>
+        <w:rFonts w:ascii="Wingdings" w:hAnsi="Wingdings" w:hint="default"/>
+      </w:rPr>
+    </w:lvl>
+    <w:lvl w:ilvl="6" w:tplc="04090001" w:tentative="1">
+      <w:start w:val="1"/>
+      <w:numFmt w:val="bullet"/>
+      <w:lvlText w:val=""/>
+      <w:lvlJc w:val="left"/>
+      <w:pPr>
+        <w:ind w:left="4680" w:hanging="360"/>
+      </w:pPr>
+      <w:rPr>
+        <w:rFonts w:ascii="Symbol" w:hAnsi="Symbol" w:hint="default"/>
+      </w:rPr>
+    </w:lvl>
+    <w:lvl w:ilvl="7" w:tplc="04090003" w:tentative="1">
+      <w:start w:val="1"/>
+      <w:numFmt w:val="bullet"/>
+      <w:lvlText w:val="o"/>
+      <w:lvlJc w:val="left"/>
+      <w:pPr>
+        <w:ind w:left="5400" w:hanging="360"/>
+      </w:pPr>
+      <w:rPr>
+        <w:rFonts w:ascii="Courier New" w:hAnsi="Courier New" w:cs="Courier New" w:hint="default"/>
+      </w:rPr>
+    </w:lvl>
+    <w:lvl w:ilvl="8" w:tplc="04090005" w:tentative="1">
+      <w:start w:val="1"/>
+      <w:numFmt w:val="bullet"/>
+      <w:lvlText w:val=""/>
+      <w:lvlJc w:val="left"/>
+      <w:pPr>
+        <w:ind w:left="6120" w:hanging="360"/>
+      </w:pPr>
+      <w:rPr>
+        <w:rFonts w:ascii="Wingdings" w:hAnsi="Wingdings" w:hint="default"/>
+      </w:rPr>
+    </w:lvl>
+  </w:abstractNum>
+  <w:abstractNum w:abstractNumId="5">
     <w:nsid w:val="48BD2E99"/>
     <w:multiLevelType w:val="multilevel"/>
     <w:tmpl w:val="A9C43756"/>
@@ -6261,7 +6094,7 @@
       </w:rPr>
     </w:lvl>
   </w:abstractNum>
-  <w:abstractNum w:abstractNumId="5">
+  <w:abstractNum w:abstractNumId="6">
     <w:nsid w:val="54EC3B65"/>
     <w:multiLevelType w:val="hybridMultilevel"/>
     <w:tmpl w:val="99D882B8"/>
@@ -6374,7 +6207,7 @@
       </w:rPr>
     </w:lvl>
   </w:abstractNum>
-  <w:abstractNum w:abstractNumId="6">
+  <w:abstractNum w:abstractNumId="7">
     <w:nsid w:val="581855D2"/>
     <w:multiLevelType w:val="multilevel"/>
     <w:tmpl w:val="5204E876"/>
@@ -6523,7 +6356,7 @@
       </w:rPr>
     </w:lvl>
   </w:abstractNum>
-  <w:abstractNum w:abstractNumId="7">
+  <w:abstractNum w:abstractNumId="8">
     <w:nsid w:val="5A9A153E"/>
     <w:multiLevelType w:val="hybridMultilevel"/>
     <w:tmpl w:val="A8EC0E94"/>
@@ -6635,7 +6468,7 @@
       </w:rPr>
     </w:lvl>
   </w:abstractNum>
-  <w:abstractNum w:abstractNumId="8">
+  <w:abstractNum w:abstractNumId="9">
     <w:nsid w:val="5AE67752"/>
     <w:multiLevelType w:val="multilevel"/>
     <w:tmpl w:val="946428AA"/>
@@ -6784,7 +6617,7 @@
       </w:rPr>
     </w:lvl>
   </w:abstractNum>
-  <w:abstractNum w:abstractNumId="9">
+  <w:abstractNum w:abstractNumId="10">
     <w:nsid w:val="5BDC6244"/>
     <w:multiLevelType w:val="hybridMultilevel"/>
     <w:tmpl w:val="CE38EFBC"/>
@@ -6896,7 +6729,7 @@
       </w:rPr>
     </w:lvl>
   </w:abstractNum>
-  <w:abstractNum w:abstractNumId="10">
+  <w:abstractNum w:abstractNumId="11">
     <w:nsid w:val="60EB74E8"/>
     <w:multiLevelType w:val="hybridMultilevel"/>
     <w:tmpl w:val="7D0C9C22"/>
@@ -7009,7 +6842,7 @@
       </w:rPr>
     </w:lvl>
   </w:abstractNum>
-  <w:abstractNum w:abstractNumId="11">
+  <w:abstractNum w:abstractNumId="12">
     <w:nsid w:val="64CD60F9"/>
     <w:multiLevelType w:val="multilevel"/>
     <w:tmpl w:val="1C3C8864"/>
@@ -7158,7 +6991,7 @@
       </w:rPr>
     </w:lvl>
   </w:abstractNum>
-  <w:abstractNum w:abstractNumId="12">
+  <w:abstractNum w:abstractNumId="13">
     <w:nsid w:val="6E590EA0"/>
     <w:multiLevelType w:val="hybridMultilevel"/>
     <w:tmpl w:val="680E5000"/>
@@ -7244,7 +7077,7 @@
       </w:pPr>
     </w:lvl>
   </w:abstractNum>
-  <w:abstractNum w:abstractNumId="13">
+  <w:abstractNum w:abstractNumId="14">
     <w:nsid w:val="7416347A"/>
     <w:multiLevelType w:val="hybridMultilevel"/>
     <w:tmpl w:val="26C25DDA"/>
@@ -7356,7 +7189,7 @@
       </w:rPr>
     </w:lvl>
   </w:abstractNum>
-  <w:abstractNum w:abstractNumId="14">
+  <w:abstractNum w:abstractNumId="15">
     <w:nsid w:val="74801C9C"/>
     <w:multiLevelType w:val="hybridMultilevel"/>
     <w:tmpl w:val="854071C0"/>
@@ -7469,7 +7302,7 @@
       </w:rPr>
     </w:lvl>
   </w:abstractNum>
-  <w:abstractNum w:abstractNumId="15">
+  <w:abstractNum w:abstractNumId="16">
     <w:nsid w:val="7B3561FF"/>
     <w:multiLevelType w:val="multilevel"/>
     <w:tmpl w:val="946428AA"/>
@@ -7619,13 +7452,13 @@
     </w:lvl>
   </w:abstractNum>
   <w:num w:numId="1">
-    <w:abstractNumId w:val="12"/>
+    <w:abstractNumId w:val="13"/>
     <w:lvlOverride w:ilvl="0">
       <w:startOverride w:val="1"/>
     </w:lvlOverride>
   </w:num>
   <w:num w:numId="2">
-    <w:abstractNumId w:val="5"/>
+    <w:abstractNumId w:val="6"/>
   </w:num>
   <w:num w:numId="3">
     <w:abstractNumId w:val="0"/>
@@ -7634,40 +7467,43 @@
     <w:abstractNumId w:val="2"/>
   </w:num>
   <w:num w:numId="5">
-    <w:abstractNumId w:val="10"/>
+    <w:abstractNumId w:val="11"/>
   </w:num>
   <w:num w:numId="6">
     <w:abstractNumId w:val="1"/>
   </w:num>
   <w:num w:numId="7">
-    <w:abstractNumId w:val="13"/>
+    <w:abstractNumId w:val="14"/>
   </w:num>
   <w:num w:numId="8">
-    <w:abstractNumId w:val="14"/>
+    <w:abstractNumId w:val="15"/>
   </w:num>
   <w:num w:numId="9">
-    <w:abstractNumId w:val="7"/>
+    <w:abstractNumId w:val="8"/>
   </w:num>
   <w:num w:numId="10">
     <w:abstractNumId w:val="3"/>
   </w:num>
   <w:num w:numId="11">
+    <w:abstractNumId w:val="10"/>
+  </w:num>
+  <w:num w:numId="12">
+    <w:abstractNumId w:val="5"/>
+  </w:num>
+  <w:num w:numId="13">
     <w:abstractNumId w:val="9"/>
   </w:num>
-  <w:num w:numId="12">
-    <w:abstractNumId w:val="4"/>
-  </w:num>
-  <w:num w:numId="13">
-    <w:abstractNumId w:val="8"/>
-  </w:num>
   <w:num w:numId="14">
-    <w:abstractNumId w:val="15"/>
+    <w:abstractNumId w:val="16"/>
   </w:num>
   <w:num w:numId="15">
-    <w:abstractNumId w:val="6"/>
+    <w:abstractNumId w:val="7"/>
   </w:num>
   <w:num w:numId="16">
-    <w:abstractNumId w:val="11"/>
+    <w:abstractNumId w:val="12"/>
+  </w:num>
+  <w:num w:numId="17">
+    <w:abstractNumId w:val="4"/>
   </w:num>
 </w:numbering>
 </file>

--- a/idris/Vue/Idris_Sadiq.docx
+++ b/idris/Vue/Idris_Sadiq.docx
@@ -47,7 +47,6 @@
               <w:spacing w:after="40"/>
               <w:jc w:val="center"/>
             </w:pPr>
-            <w:proofErr w:type="spellStart"/>
             <w:r>
               <w:rPr>
                 <w:rFonts w:ascii="Arial" w:eastAsia="Arial" w:hAnsi="Arial" w:cs="Arial"/>
@@ -57,33 +56,8 @@
                 <w:sz w:val="48"/>
                 <w:szCs w:val="48"/>
               </w:rPr>
-              <w:t>Idris</w:t>
+              <w:t>Idris Sadiq</w:t>
             </w:r>
-            <w:proofErr w:type="spellEnd"/>
-            <w:r>
-              <w:rPr>
-                <w:rFonts w:ascii="Arial" w:eastAsia="Arial" w:hAnsi="Arial" w:cs="Arial"/>
-                <w:b/>
-                <w:bCs/>
-                <w:color w:val="FFFFFF"/>
-                <w:sz w:val="48"/>
-                <w:szCs w:val="48"/>
-              </w:rPr>
-              <w:t xml:space="preserve"> </w:t>
-            </w:r>
-            <w:proofErr w:type="spellStart"/>
-            <w:r>
-              <w:rPr>
-                <w:rFonts w:ascii="Arial" w:eastAsia="Arial" w:hAnsi="Arial" w:cs="Arial"/>
-                <w:b/>
-                <w:bCs/>
-                <w:color w:val="FFFFFF"/>
-                <w:sz w:val="48"/>
-                <w:szCs w:val="48"/>
-              </w:rPr>
-              <w:t>Sadiq</w:t>
-            </w:r>
-            <w:proofErr w:type="spellEnd"/>
           </w:p>
           <w:p>
             <w:pPr>
@@ -104,41 +78,27 @@
             <w:pPr>
               <w:spacing w:after="40"/>
               <w:jc w:val="center"/>
+              <w:rPr>
+                <w:rFonts w:ascii="Arial" w:eastAsia="Arial" w:hAnsi="Arial" w:cs="Arial"/>
+                <w:color w:val="BBBBBB"/>
+              </w:rPr>
             </w:pPr>
             <w:r>
               <w:rPr>
                 <w:rFonts w:ascii="Arial" w:eastAsia="Arial" w:hAnsi="Arial" w:cs="Arial"/>
                 <w:color w:val="BBBBBB"/>
               </w:rPr>
-              <w:t xml:space="preserve">Idrissadiq.pro@outlook.com  </w:t>
+              <w:t>Idrissdev@outlook.com | +1 (424) 458-6548 | Spring Valley, California, United States</w:t>
+            </w:r>
+            <w:r>
+              <w:t xml:space="preserve"> </w:t>
             </w:r>
             <w:r>
               <w:rPr>
                 <w:rFonts w:ascii="Arial" w:eastAsia="Arial" w:hAnsi="Arial" w:cs="Arial"/>
                 <w:color w:val="BBBBBB"/>
               </w:rPr>
-              <w:t>+1 (424) 458-6548</w:t>
-            </w:r>
-            <w:r>
-              <w:rPr>
-                <w:rFonts w:ascii="Arial" w:eastAsia="Arial" w:hAnsi="Arial" w:cs="Arial"/>
-                <w:color w:val="BBBBBB"/>
-              </w:rPr>
-              <w:t xml:space="preserve">|  </w:t>
-            </w:r>
-            <w:r>
-              <w:rPr>
-                <w:rFonts w:ascii="Arial" w:eastAsia="Arial" w:hAnsi="Arial" w:cs="Arial"/>
-                <w:color w:val="BBBBBB"/>
-              </w:rPr>
-              <w:t>Spring Valley</w:t>
-            </w:r>
-            <w:r>
-              <w:rPr>
-                <w:rFonts w:ascii="Arial" w:eastAsia="Arial" w:hAnsi="Arial" w:cs="Arial"/>
-                <w:color w:val="BBBBBB"/>
-              </w:rPr>
-              <w:t>, California, United States</w:t>
+              <w:t xml:space="preserve">https://www.linkedin.com/in/idris-sadiq-1b824b3b4 </w:t>
             </w:r>
           </w:p>
           <w:p>
@@ -150,15 +110,10 @@
                 <w:rFonts w:ascii="Arial" w:eastAsia="Arial" w:hAnsi="Arial" w:cs="Arial"/>
                 <w:color w:val="BBBBBB"/>
               </w:rPr>
-              <w:t xml:space="preserve">LinkedIn: </w:t>
+              <w:t>US citizen | White | English (Native)</w:t>
             </w:r>
-            <w:r>
-              <w:rPr>
-                <w:rFonts w:ascii="Arial" w:eastAsia="Arial" w:hAnsi="Arial" w:cs="Arial"/>
-                <w:color w:val="BBBBBB"/>
-              </w:rPr>
-              <w:t>https://www.linkedin.com/in/idris-sadiq-0640ab3b4/</w:t>
-            </w:r>
+            <w:bookmarkStart w:id="0" w:name="_GoBack"/>
+            <w:bookmarkEnd w:id="0"/>
           </w:p>
         </w:tc>
       </w:tr>
@@ -292,7 +247,6 @@
         </w:rPr>
         <w:t xml:space="preserve">, and running production workloads with </w:t>
       </w:r>
-      <w:proofErr w:type="spellStart"/>
       <w:r>
         <w:rPr>
           <w:rStyle w:val="Strong"/>
@@ -300,7 +254,6 @@
         </w:rPr>
         <w:t>observability</w:t>
       </w:r>
-      <w:proofErr w:type="spellEnd"/>
       <w:r>
         <w:rPr>
           <w:rFonts w:ascii="Arial" w:hAnsi="Arial" w:cs="Arial"/>
@@ -312,17 +265,8 @@
           <w:rStyle w:val="Strong"/>
           <w:rFonts w:ascii="Arial" w:hAnsi="Arial" w:cs="Arial"/>
         </w:rPr>
-        <w:t xml:space="preserve">secure </w:t>
-      </w:r>
-      <w:proofErr w:type="spellStart"/>
-      <w:r>
-        <w:rPr>
-          <w:rStyle w:val="Strong"/>
-          <w:rFonts w:ascii="Arial" w:hAnsi="Arial" w:cs="Arial"/>
-        </w:rPr>
-        <w:t>auth</w:t>
-      </w:r>
-      <w:proofErr w:type="spellEnd"/>
+        <w:t>secure auth</w:t>
+      </w:r>
       <w:r>
         <w:rPr>
           <w:rFonts w:ascii="Arial" w:hAnsi="Arial" w:cs="Arial"/>
@@ -442,167 +386,7 @@
           <w:sz w:val="18"/>
           <w:szCs w:val="22"/>
         </w:rPr>
-        <w:t xml:space="preserve"> — React, Next.js, </w:t>
-      </w:r>
-      <w:proofErr w:type="spellStart"/>
-      <w:r>
-        <w:rPr>
-          <w:rFonts w:ascii="Arial" w:hAnsi="Arial" w:cs="Arial"/>
-          <w:color w:val="000000"/>
-          <w:sz w:val="18"/>
-          <w:szCs w:val="22"/>
-        </w:rPr>
-        <w:t>TypeScript</w:t>
-      </w:r>
-      <w:proofErr w:type="spellEnd"/>
-      <w:r>
-        <w:rPr>
-          <w:rFonts w:ascii="Arial" w:hAnsi="Arial" w:cs="Arial"/>
-          <w:color w:val="000000"/>
-          <w:sz w:val="18"/>
-          <w:szCs w:val="22"/>
-        </w:rPr>
-        <w:t xml:space="preserve">, </w:t>
-      </w:r>
-      <w:proofErr w:type="spellStart"/>
-      <w:r>
-        <w:rPr>
-          <w:rFonts w:ascii="Arial" w:hAnsi="Arial" w:cs="Arial"/>
-          <w:color w:val="000000"/>
-          <w:sz w:val="18"/>
-          <w:szCs w:val="22"/>
-        </w:rPr>
-        <w:t>Vue</w:t>
-      </w:r>
-      <w:proofErr w:type="spellEnd"/>
-      <w:r>
-        <w:rPr>
-          <w:rFonts w:ascii="Arial" w:hAnsi="Arial" w:cs="Arial"/>
-          <w:color w:val="000000"/>
-          <w:sz w:val="18"/>
-          <w:szCs w:val="22"/>
-        </w:rPr>
-        <w:t xml:space="preserve">, </w:t>
-      </w:r>
-      <w:proofErr w:type="spellStart"/>
-      <w:r>
-        <w:rPr>
-          <w:rFonts w:ascii="Arial" w:hAnsi="Arial" w:cs="Arial"/>
-          <w:color w:val="000000"/>
-          <w:sz w:val="18"/>
-          <w:szCs w:val="22"/>
-        </w:rPr>
-        <w:t>Nuxt</w:t>
-      </w:r>
-      <w:proofErr w:type="spellEnd"/>
-      <w:r>
-        <w:rPr>
-          <w:rFonts w:ascii="Arial" w:hAnsi="Arial" w:cs="Arial"/>
-          <w:color w:val="000000"/>
-          <w:sz w:val="18"/>
-          <w:szCs w:val="22"/>
-        </w:rPr>
-        <w:t xml:space="preserve">, </w:t>
-      </w:r>
-      <w:proofErr w:type="spellStart"/>
-      <w:r>
-        <w:rPr>
-          <w:rFonts w:ascii="Arial" w:hAnsi="Arial" w:cs="Arial"/>
-          <w:color w:val="000000"/>
-          <w:sz w:val="18"/>
-          <w:szCs w:val="22"/>
-        </w:rPr>
-        <w:t>Redux</w:t>
-      </w:r>
-      <w:proofErr w:type="spellEnd"/>
-      <w:r>
-        <w:rPr>
-          <w:rFonts w:ascii="Arial" w:hAnsi="Arial" w:cs="Arial"/>
-          <w:color w:val="000000"/>
-          <w:sz w:val="18"/>
-          <w:szCs w:val="22"/>
-        </w:rPr>
-        <w:t xml:space="preserve">, React Query, </w:t>
-      </w:r>
-      <w:proofErr w:type="spellStart"/>
-      <w:r>
-        <w:rPr>
-          <w:rFonts w:ascii="Arial" w:hAnsi="Arial" w:cs="Arial"/>
-          <w:color w:val="000000"/>
-          <w:sz w:val="18"/>
-          <w:szCs w:val="22"/>
-        </w:rPr>
-        <w:t>Vuex</w:t>
-      </w:r>
-      <w:proofErr w:type="spellEnd"/>
-      <w:r>
-        <w:rPr>
-          <w:rFonts w:ascii="Arial" w:hAnsi="Arial" w:cs="Arial"/>
-          <w:color w:val="000000"/>
-          <w:sz w:val="18"/>
-          <w:szCs w:val="22"/>
-        </w:rPr>
-        <w:t xml:space="preserve">, </w:t>
-      </w:r>
-      <w:proofErr w:type="spellStart"/>
-      <w:r>
-        <w:rPr>
-          <w:rFonts w:ascii="Arial" w:hAnsi="Arial" w:cs="Arial"/>
-          <w:color w:val="000000"/>
-          <w:sz w:val="18"/>
-          <w:szCs w:val="22"/>
-        </w:rPr>
-        <w:t>Pinia</w:t>
-      </w:r>
-      <w:proofErr w:type="spellEnd"/>
-      <w:r>
-        <w:rPr>
-          <w:rFonts w:ascii="Arial" w:hAnsi="Arial" w:cs="Arial"/>
-          <w:color w:val="000000"/>
-          <w:sz w:val="18"/>
-          <w:szCs w:val="22"/>
-        </w:rPr>
-        <w:t xml:space="preserve">, </w:t>
-      </w:r>
-      <w:proofErr w:type="spellStart"/>
-      <w:r>
-        <w:rPr>
-          <w:rFonts w:ascii="Arial" w:hAnsi="Arial" w:cs="Arial"/>
-          <w:color w:val="000000"/>
-          <w:sz w:val="18"/>
-          <w:szCs w:val="22"/>
-        </w:rPr>
-        <w:t>Vite</w:t>
-      </w:r>
-      <w:proofErr w:type="spellEnd"/>
-      <w:r>
-        <w:rPr>
-          <w:rFonts w:ascii="Arial" w:hAnsi="Arial" w:cs="Arial"/>
-          <w:color w:val="000000"/>
-          <w:sz w:val="18"/>
-          <w:szCs w:val="22"/>
-        </w:rPr>
-        <w:t xml:space="preserve">, </w:t>
-      </w:r>
-      <w:proofErr w:type="spellStart"/>
-      <w:r>
-        <w:rPr>
-          <w:rFonts w:ascii="Arial" w:hAnsi="Arial" w:cs="Arial"/>
-          <w:color w:val="000000"/>
-          <w:sz w:val="18"/>
-          <w:szCs w:val="22"/>
-        </w:rPr>
-        <w:t>Webpack</w:t>
-      </w:r>
-      <w:proofErr w:type="spellEnd"/>
-      <w:r>
-        <w:rPr>
-          <w:rFonts w:ascii="Arial" w:hAnsi="Arial" w:cs="Arial"/>
-          <w:color w:val="000000"/>
-          <w:sz w:val="18"/>
-          <w:szCs w:val="22"/>
-        </w:rPr>
-        <w:t>, Tailwind CSS, Material UI, Storybook, micro-frontend patterns, accessibility, performance profiling</w:t>
+        <w:t xml:space="preserve"> — React, Next.js, TypeScript, Vue, Nuxt, Redux, React Query, Vuex, Pinia, Vite, Webpack, Tailwind CSS, Material UI, Storybook, micro-frontend patterns, accessibility, performance profiling</w:t>
       </w:r>
     </w:p>
     <w:p>
@@ -640,107 +424,7 @@
           <w:sz w:val="18"/>
           <w:szCs w:val="22"/>
         </w:rPr>
-        <w:t xml:space="preserve"> — Node.js, Express, </w:t>
-      </w:r>
-      <w:proofErr w:type="spellStart"/>
-      <w:r>
-        <w:rPr>
-          <w:rFonts w:ascii="Arial" w:hAnsi="Arial" w:cs="Arial"/>
-          <w:color w:val="000000"/>
-          <w:sz w:val="18"/>
-          <w:szCs w:val="22"/>
-        </w:rPr>
-        <w:t>NestJS</w:t>
-      </w:r>
-      <w:proofErr w:type="spellEnd"/>
-      <w:r>
-        <w:rPr>
-          <w:rFonts w:ascii="Arial" w:hAnsi="Arial" w:cs="Arial"/>
-          <w:color w:val="000000"/>
-          <w:sz w:val="18"/>
-          <w:szCs w:val="22"/>
-        </w:rPr>
-        <w:t xml:space="preserve">, REST API design, </w:t>
-      </w:r>
-      <w:proofErr w:type="spellStart"/>
-      <w:r>
-        <w:rPr>
-          <w:rFonts w:ascii="Arial" w:hAnsi="Arial" w:cs="Arial"/>
-          <w:color w:val="000000"/>
-          <w:sz w:val="18"/>
-          <w:szCs w:val="22"/>
-        </w:rPr>
-        <w:t>GraphQL</w:t>
-      </w:r>
-      <w:proofErr w:type="spellEnd"/>
-      <w:r>
-        <w:rPr>
-          <w:rFonts w:ascii="Arial" w:hAnsi="Arial" w:cs="Arial"/>
-          <w:color w:val="000000"/>
-          <w:sz w:val="18"/>
-          <w:szCs w:val="22"/>
-        </w:rPr>
-        <w:t xml:space="preserve">, </w:t>
-      </w:r>
-      <w:proofErr w:type="spellStart"/>
-      <w:r>
-        <w:rPr>
-          <w:rFonts w:ascii="Arial" w:hAnsi="Arial" w:cs="Arial"/>
-          <w:color w:val="000000"/>
-          <w:sz w:val="18"/>
-          <w:szCs w:val="22"/>
-        </w:rPr>
-        <w:t>WebSockets</w:t>
-      </w:r>
-      <w:proofErr w:type="spellEnd"/>
-      <w:r>
-        <w:rPr>
-          <w:rFonts w:ascii="Arial" w:hAnsi="Arial" w:cs="Arial"/>
-          <w:color w:val="000000"/>
-          <w:sz w:val="18"/>
-          <w:szCs w:val="22"/>
-        </w:rPr>
-        <w:t xml:space="preserve">, background jobs, event-driven architecture, schema-first validation, </w:t>
-      </w:r>
-      <w:proofErr w:type="spellStart"/>
-      <w:r>
-        <w:rPr>
-          <w:rFonts w:ascii="Arial" w:hAnsi="Arial" w:cs="Arial"/>
-          <w:color w:val="000000"/>
-          <w:sz w:val="18"/>
-          <w:szCs w:val="22"/>
-        </w:rPr>
-        <w:t>idempotency</w:t>
-      </w:r>
-      <w:proofErr w:type="spellEnd"/>
-      <w:r>
-        <w:rPr>
-          <w:rFonts w:ascii="Arial" w:hAnsi="Arial" w:cs="Arial"/>
-          <w:color w:val="000000"/>
-          <w:sz w:val="18"/>
-          <w:szCs w:val="22"/>
-        </w:rPr>
-        <w:t xml:space="preserve">, </w:t>
-      </w:r>
-      <w:proofErr w:type="spellStart"/>
-      <w:r>
-        <w:rPr>
-          <w:rFonts w:ascii="Arial" w:hAnsi="Arial" w:cs="Arial"/>
-          <w:color w:val="000000"/>
-          <w:sz w:val="18"/>
-          <w:szCs w:val="22"/>
-        </w:rPr>
-        <w:t>webhook</w:t>
-      </w:r>
-      <w:proofErr w:type="spellEnd"/>
-      <w:r>
-        <w:rPr>
-          <w:rFonts w:ascii="Arial" w:hAnsi="Arial" w:cs="Arial"/>
-          <w:color w:val="000000"/>
-          <w:sz w:val="18"/>
-          <w:szCs w:val="22"/>
-        </w:rPr>
-        <w:t xml:space="preserve"> verification, rate limiting &amp; retries</w:t>
+        <w:t xml:space="preserve"> — Node.js, Express, NestJS, REST API design, GraphQL, WebSockets, background jobs, event-driven architecture, schema-first validation, idempotency, webhook verification, rate limiting &amp; retries</w:t>
       </w:r>
     </w:p>
     <w:p>
@@ -797,29 +481,8 @@
           <w:sz w:val="18"/>
           <w:szCs w:val="22"/>
         </w:rPr>
-        <w:t xml:space="preserve">: </w:t>
-      </w:r>
-      <w:proofErr w:type="spellStart"/>
-      <w:r>
-        <w:rPr>
-          <w:rFonts w:ascii="Arial" w:hAnsi="Arial" w:cs="Arial"/>
-          <w:color w:val="000000"/>
-          <w:sz w:val="18"/>
-          <w:szCs w:val="22"/>
-        </w:rPr>
-        <w:t>PostgreSQL</w:t>
-      </w:r>
-      <w:proofErr w:type="spellEnd"/>
-      <w:r>
-        <w:rPr>
-          <w:rFonts w:ascii="Arial" w:hAnsi="Arial" w:cs="Arial"/>
-          <w:color w:val="000000"/>
-          <w:sz w:val="18"/>
-          <w:szCs w:val="22"/>
-        </w:rPr>
-        <w:t xml:space="preserve">, MySQL, SQL Server • </w:t>
-      </w:r>
-      <w:proofErr w:type="spellStart"/>
+        <w:t xml:space="preserve">: PostgreSQL, MySQL, SQL Server • </w:t>
+      </w:r>
       <w:r>
         <w:rPr>
           <w:rFonts w:ascii="Arial" w:hAnsi="Arial" w:cs="Arial"/>
@@ -830,7 +493,6 @@
         </w:rPr>
         <w:t>NoSQL</w:t>
       </w:r>
-      <w:proofErr w:type="spellEnd"/>
       <w:r>
         <w:rPr>
           <w:rFonts w:ascii="Arial" w:hAnsi="Arial" w:cs="Arial"/>
@@ -838,67 +500,7 @@
           <w:sz w:val="18"/>
           <w:szCs w:val="22"/>
         </w:rPr>
-        <w:t xml:space="preserve">: </w:t>
-      </w:r>
-      <w:proofErr w:type="spellStart"/>
-      <w:r>
-        <w:rPr>
-          <w:rFonts w:ascii="Arial" w:hAnsi="Arial" w:cs="Arial"/>
-          <w:color w:val="000000"/>
-          <w:sz w:val="18"/>
-          <w:szCs w:val="22"/>
-        </w:rPr>
-        <w:t>Redis</w:t>
-      </w:r>
-      <w:proofErr w:type="spellEnd"/>
-      <w:r>
-        <w:rPr>
-          <w:rFonts w:ascii="Arial" w:hAnsi="Arial" w:cs="Arial"/>
-          <w:color w:val="000000"/>
-          <w:sz w:val="18"/>
-          <w:szCs w:val="22"/>
-        </w:rPr>
-        <w:t xml:space="preserve">, </w:t>
-      </w:r>
-      <w:proofErr w:type="spellStart"/>
-      <w:r>
-        <w:rPr>
-          <w:rFonts w:ascii="Arial" w:hAnsi="Arial" w:cs="Arial"/>
-          <w:color w:val="000000"/>
-          <w:sz w:val="18"/>
-          <w:szCs w:val="22"/>
-        </w:rPr>
-        <w:t>MongoDB</w:t>
-      </w:r>
-      <w:proofErr w:type="spellEnd"/>
-      <w:r>
-        <w:rPr>
-          <w:rFonts w:ascii="Arial" w:hAnsi="Arial" w:cs="Arial"/>
-          <w:color w:val="000000"/>
-          <w:sz w:val="18"/>
-          <w:szCs w:val="22"/>
-        </w:rPr>
-        <w:t xml:space="preserve">, </w:t>
-      </w:r>
-      <w:proofErr w:type="spellStart"/>
-      <w:r>
-        <w:rPr>
-          <w:rFonts w:ascii="Arial" w:hAnsi="Arial" w:cs="Arial"/>
-          <w:color w:val="000000"/>
-          <w:sz w:val="18"/>
-          <w:szCs w:val="22"/>
-        </w:rPr>
-        <w:t>DynamoDB</w:t>
-      </w:r>
-      <w:proofErr w:type="spellEnd"/>
-      <w:r>
-        <w:rPr>
-          <w:rFonts w:ascii="Arial" w:hAnsi="Arial" w:cs="Arial"/>
-          <w:color w:val="000000"/>
-          <w:sz w:val="18"/>
-          <w:szCs w:val="22"/>
-        </w:rPr>
-        <w:t xml:space="preserve"> • </w:t>
+        <w:t xml:space="preserve">: Redis, MongoDB, DynamoDB • </w:t>
       </w:r>
       <w:r>
         <w:rPr>
@@ -917,47 +519,7 @@
           <w:sz w:val="18"/>
           <w:szCs w:val="22"/>
         </w:rPr>
-        <w:t xml:space="preserve">: AWS SQS/SNS, Kafka, </w:t>
-      </w:r>
-      <w:proofErr w:type="spellStart"/>
-      <w:r>
-        <w:rPr>
-          <w:rFonts w:ascii="Arial" w:hAnsi="Arial" w:cs="Arial"/>
-          <w:color w:val="000000"/>
-          <w:sz w:val="18"/>
-          <w:szCs w:val="22"/>
-        </w:rPr>
-        <w:t>RabbitMQ</w:t>
-      </w:r>
-      <w:proofErr w:type="spellEnd"/>
-      <w:r>
-        <w:rPr>
-          <w:rFonts w:ascii="Arial" w:hAnsi="Arial" w:cs="Arial"/>
-          <w:color w:val="000000"/>
-          <w:sz w:val="18"/>
-          <w:szCs w:val="22"/>
-        </w:rPr>
-        <w:t xml:space="preserve"> • Search: </w:t>
-      </w:r>
-      <w:proofErr w:type="spellStart"/>
-      <w:r>
-        <w:rPr>
-          <w:rFonts w:ascii="Arial" w:hAnsi="Arial" w:cs="Arial"/>
-          <w:color w:val="000000"/>
-          <w:sz w:val="18"/>
-          <w:szCs w:val="22"/>
-        </w:rPr>
-        <w:t>Elasticsearch</w:t>
-      </w:r>
-      <w:proofErr w:type="spellEnd"/>
-      <w:r>
-        <w:rPr>
-          <w:rFonts w:ascii="Arial" w:hAnsi="Arial" w:cs="Arial"/>
-          <w:color w:val="000000"/>
-          <w:sz w:val="18"/>
-          <w:szCs w:val="22"/>
-        </w:rPr>
-        <w:t xml:space="preserve">, OpenSearch • </w:t>
+        <w:t xml:space="preserve">: AWS SQS/SNS, Kafka, RabbitMQ • Search: Elasticsearch, OpenSearch • </w:t>
       </w:r>
       <w:r>
         <w:rPr>
@@ -976,19 +538,8 @@
           <w:sz w:val="18"/>
           <w:szCs w:val="22"/>
         </w:rPr>
-        <w:t xml:space="preserve">: Redshift, </w:t>
-      </w:r>
-      <w:proofErr w:type="spellStart"/>
-      <w:r>
-        <w:rPr>
-          <w:rFonts w:ascii="Arial" w:hAnsi="Arial" w:cs="Arial"/>
-          <w:color w:val="000000"/>
-          <w:sz w:val="18"/>
-          <w:szCs w:val="22"/>
-        </w:rPr>
-        <w:t>BigQuery</w:t>
-      </w:r>
-      <w:proofErr w:type="spellEnd"/>
+        <w:t>: Redshift, BigQuery</w:t>
+      </w:r>
     </w:p>
     <w:p>
       <w:pPr>
@@ -1016,9 +567,17 @@
           <w:sz w:val="18"/>
           <w:szCs w:val="22"/>
         </w:rPr>
-        <w:t xml:space="preserve">Cloud &amp; </w:t>
-      </w:r>
-      <w:proofErr w:type="spellStart"/>
+        <w:t>Cloud &amp; DevOps</w:t>
+      </w:r>
+      <w:r>
+        <w:rPr>
+          <w:rFonts w:ascii="Arial" w:hAnsi="Arial" w:cs="Arial"/>
+          <w:color w:val="000000"/>
+          <w:sz w:val="18"/>
+          <w:szCs w:val="22"/>
+        </w:rPr>
+        <w:t xml:space="preserve"> — </w:t>
+      </w:r>
       <w:r>
         <w:rPr>
           <w:rFonts w:ascii="Arial" w:hAnsi="Arial" w:cs="Arial"/>
@@ -1027,9 +586,8 @@
           <w:sz w:val="18"/>
           <w:szCs w:val="22"/>
         </w:rPr>
-        <w:t>DevOps</w:t>
-      </w:r>
-      <w:proofErr w:type="spellEnd"/>
+        <w:t>AWS</w:t>
+      </w:r>
       <w:r>
         <w:rPr>
           <w:rFonts w:ascii="Arial" w:hAnsi="Arial" w:cs="Arial"/>
@@ -1037,7 +595,7 @@
           <w:sz w:val="18"/>
           <w:szCs w:val="22"/>
         </w:rPr>
-        <w:t xml:space="preserve"> — </w:t>
+        <w:t xml:space="preserve">: EKS, ECS, EC2, Lambda, API Gateway, S3, CloudFront, RDS, DynamoDB, ElastiCache, EventBridge, Step Functions, IAM • </w:t>
       </w:r>
       <w:r>
         <w:rPr>
@@ -1047,7 +605,7 @@
           <w:sz w:val="18"/>
           <w:szCs w:val="22"/>
         </w:rPr>
-        <w:t>AWS</w:t>
+        <w:t>Azure</w:t>
       </w:r>
       <w:r>
         <w:rPr>
@@ -1056,87 +614,7 @@
           <w:sz w:val="18"/>
           <w:szCs w:val="22"/>
         </w:rPr>
-        <w:t xml:space="preserve">: EKS, ECS, EC2, Lambda, API Gateway, S3, </w:t>
-      </w:r>
-      <w:proofErr w:type="spellStart"/>
-      <w:r>
-        <w:rPr>
-          <w:rFonts w:ascii="Arial" w:hAnsi="Arial" w:cs="Arial"/>
-          <w:color w:val="000000"/>
-          <w:sz w:val="18"/>
-          <w:szCs w:val="22"/>
-        </w:rPr>
-        <w:t>CloudFront</w:t>
-      </w:r>
-      <w:proofErr w:type="spellEnd"/>
-      <w:r>
-        <w:rPr>
-          <w:rFonts w:ascii="Arial" w:hAnsi="Arial" w:cs="Arial"/>
-          <w:color w:val="000000"/>
-          <w:sz w:val="18"/>
-          <w:szCs w:val="22"/>
-        </w:rPr>
-        <w:t xml:space="preserve">, RDS, </w:t>
-      </w:r>
-      <w:proofErr w:type="spellStart"/>
-      <w:r>
-        <w:rPr>
-          <w:rFonts w:ascii="Arial" w:hAnsi="Arial" w:cs="Arial"/>
-          <w:color w:val="000000"/>
-          <w:sz w:val="18"/>
-          <w:szCs w:val="22"/>
-        </w:rPr>
-        <w:t>DynamoDB</w:t>
-      </w:r>
-      <w:proofErr w:type="spellEnd"/>
-      <w:r>
-        <w:rPr>
-          <w:rFonts w:ascii="Arial" w:hAnsi="Arial" w:cs="Arial"/>
-          <w:color w:val="000000"/>
-          <w:sz w:val="18"/>
-          <w:szCs w:val="22"/>
-        </w:rPr>
-        <w:t xml:space="preserve">, </w:t>
-      </w:r>
-      <w:proofErr w:type="spellStart"/>
-      <w:r>
-        <w:rPr>
-          <w:rFonts w:ascii="Arial" w:hAnsi="Arial" w:cs="Arial"/>
-          <w:color w:val="000000"/>
-          <w:sz w:val="18"/>
-          <w:szCs w:val="22"/>
-        </w:rPr>
-        <w:t>ElastiCache</w:t>
-      </w:r>
-      <w:proofErr w:type="spellEnd"/>
-      <w:r>
-        <w:rPr>
-          <w:rFonts w:ascii="Arial" w:hAnsi="Arial" w:cs="Arial"/>
-          <w:color w:val="000000"/>
-          <w:sz w:val="18"/>
-          <w:szCs w:val="22"/>
-        </w:rPr>
-        <w:t xml:space="preserve">, </w:t>
-      </w:r>
-      <w:proofErr w:type="spellStart"/>
-      <w:r>
-        <w:rPr>
-          <w:rFonts w:ascii="Arial" w:hAnsi="Arial" w:cs="Arial"/>
-          <w:color w:val="000000"/>
-          <w:sz w:val="18"/>
-          <w:szCs w:val="22"/>
-        </w:rPr>
-        <w:t>EventBridge</w:t>
-      </w:r>
-      <w:proofErr w:type="spellEnd"/>
-      <w:r>
-        <w:rPr>
-          <w:rFonts w:ascii="Arial" w:hAnsi="Arial" w:cs="Arial"/>
-          <w:color w:val="000000"/>
-          <w:sz w:val="18"/>
-          <w:szCs w:val="22"/>
-        </w:rPr>
-        <w:t xml:space="preserve">, Step Functions, IAM • </w:t>
+        <w:t xml:space="preserve">: AKS, App Service, Azure SQL, Service Bus, Key Vault, Application Insights • </w:t>
       </w:r>
       <w:r>
         <w:rPr>
@@ -1146,7 +624,7 @@
           <w:sz w:val="18"/>
           <w:szCs w:val="22"/>
         </w:rPr>
-        <w:t>Azure</w:t>
+        <w:t>GCP</w:t>
       </w:r>
       <w:r>
         <w:rPr>
@@ -1155,7 +633,25 @@
           <w:sz w:val="18"/>
           <w:szCs w:val="22"/>
         </w:rPr>
-        <w:t xml:space="preserve">: AKS, App Service, Azure SQL, Service Bus, Key Vault, Application Insights • </w:t>
+        <w:t>: GKE, Cloud Run, Pub</w:t>
+      </w:r>
+      <w:r>
+        <w:rPr>
+          <w:rFonts w:ascii="Arial" w:hAnsi="Arial" w:cs="Arial"/>
+          <w:color w:val="000000"/>
+          <w:sz w:val="18"/>
+          <w:szCs w:val="22"/>
+        </w:rPr>
+        <w:t xml:space="preserve">/Sub, Cloud Storage, BigQuery, </w:t>
+      </w:r>
+      <w:r>
+        <w:rPr>
+          <w:rFonts w:ascii="Arial" w:hAnsi="Arial" w:cs="Arial"/>
+          <w:color w:val="000000"/>
+          <w:sz w:val="18"/>
+          <w:szCs w:val="22"/>
+        </w:rPr>
+        <w:t xml:space="preserve">Docker, Kubernetes, Helm, Argo CD, GitOps, Terraform, CloudFormation • </w:t>
       </w:r>
       <w:r>
         <w:rPr>
@@ -1165,7 +661,7 @@
           <w:sz w:val="18"/>
           <w:szCs w:val="22"/>
         </w:rPr>
-        <w:t>GCP</w:t>
+        <w:t>CI/CD</w:t>
       </w:r>
       <w:r>
         <w:rPr>
@@ -1174,227 +670,8 @@
           <w:sz w:val="18"/>
           <w:szCs w:val="22"/>
         </w:rPr>
-        <w:t>: GKE, Cloud Run, Pub</w:t>
-      </w:r>
-      <w:r>
-        <w:rPr>
-          <w:rFonts w:ascii="Arial" w:hAnsi="Arial" w:cs="Arial"/>
-          <w:color w:val="000000"/>
-          <w:sz w:val="18"/>
-          <w:szCs w:val="22"/>
-        </w:rPr>
-        <w:t xml:space="preserve">/Sub, Cloud Storage, </w:t>
-      </w:r>
-      <w:proofErr w:type="spellStart"/>
-      <w:r>
-        <w:rPr>
-          <w:rFonts w:ascii="Arial" w:hAnsi="Arial" w:cs="Arial"/>
-          <w:color w:val="000000"/>
-          <w:sz w:val="18"/>
-          <w:szCs w:val="22"/>
-        </w:rPr>
-        <w:t>BigQuery</w:t>
-      </w:r>
-      <w:proofErr w:type="spellEnd"/>
-      <w:r>
-        <w:rPr>
-          <w:rFonts w:ascii="Arial" w:hAnsi="Arial" w:cs="Arial"/>
-          <w:color w:val="000000"/>
-          <w:sz w:val="18"/>
-          <w:szCs w:val="22"/>
-        </w:rPr>
-        <w:t xml:space="preserve">, </w:t>
-      </w:r>
-      <w:proofErr w:type="spellStart"/>
-      <w:r>
-        <w:rPr>
-          <w:rFonts w:ascii="Arial" w:hAnsi="Arial" w:cs="Arial"/>
-          <w:color w:val="000000"/>
-          <w:sz w:val="18"/>
-          <w:szCs w:val="22"/>
-        </w:rPr>
-        <w:t>Docker</w:t>
-      </w:r>
-      <w:proofErr w:type="spellEnd"/>
-      <w:r>
-        <w:rPr>
-          <w:rFonts w:ascii="Arial" w:hAnsi="Arial" w:cs="Arial"/>
-          <w:color w:val="000000"/>
-          <w:sz w:val="18"/>
-          <w:szCs w:val="22"/>
-        </w:rPr>
-        <w:t xml:space="preserve">, </w:t>
-      </w:r>
-      <w:proofErr w:type="spellStart"/>
-      <w:r>
-        <w:rPr>
-          <w:rFonts w:ascii="Arial" w:hAnsi="Arial" w:cs="Arial"/>
-          <w:color w:val="000000"/>
-          <w:sz w:val="18"/>
-          <w:szCs w:val="22"/>
-        </w:rPr>
-        <w:t>Kubernetes</w:t>
-      </w:r>
-      <w:proofErr w:type="spellEnd"/>
-      <w:r>
-        <w:rPr>
-          <w:rFonts w:ascii="Arial" w:hAnsi="Arial" w:cs="Arial"/>
-          <w:color w:val="000000"/>
-          <w:sz w:val="18"/>
-          <w:szCs w:val="22"/>
-        </w:rPr>
-        <w:t xml:space="preserve">, Helm, Argo CD, </w:t>
-      </w:r>
-      <w:proofErr w:type="spellStart"/>
-      <w:r>
-        <w:rPr>
-          <w:rFonts w:ascii="Arial" w:hAnsi="Arial" w:cs="Arial"/>
-          <w:color w:val="000000"/>
-          <w:sz w:val="18"/>
-          <w:szCs w:val="22"/>
-        </w:rPr>
-        <w:t>GitOps</w:t>
-      </w:r>
-      <w:proofErr w:type="spellEnd"/>
-      <w:r>
-        <w:rPr>
-          <w:rFonts w:ascii="Arial" w:hAnsi="Arial" w:cs="Arial"/>
-          <w:color w:val="000000"/>
-          <w:sz w:val="18"/>
-          <w:szCs w:val="22"/>
-        </w:rPr>
-        <w:t xml:space="preserve">, </w:t>
-      </w:r>
-      <w:proofErr w:type="spellStart"/>
-      <w:r>
-        <w:rPr>
-          <w:rFonts w:ascii="Arial" w:hAnsi="Arial" w:cs="Arial"/>
-          <w:color w:val="000000"/>
-          <w:sz w:val="18"/>
-          <w:szCs w:val="22"/>
-        </w:rPr>
-        <w:t>Terraform</w:t>
-      </w:r>
-      <w:proofErr w:type="spellEnd"/>
-      <w:r>
-        <w:rPr>
-          <w:rFonts w:ascii="Arial" w:hAnsi="Arial" w:cs="Arial"/>
-          <w:color w:val="000000"/>
-          <w:sz w:val="18"/>
-          <w:szCs w:val="22"/>
-        </w:rPr>
-        <w:t xml:space="preserve">, </w:t>
-      </w:r>
-      <w:proofErr w:type="spellStart"/>
-      <w:r>
-        <w:rPr>
-          <w:rFonts w:ascii="Arial" w:hAnsi="Arial" w:cs="Arial"/>
-          <w:color w:val="000000"/>
-          <w:sz w:val="18"/>
-          <w:szCs w:val="22"/>
-        </w:rPr>
-        <w:t>CloudFormation</w:t>
-      </w:r>
-      <w:proofErr w:type="spellEnd"/>
-      <w:r>
-        <w:rPr>
-          <w:rFonts w:ascii="Arial" w:hAnsi="Arial" w:cs="Arial"/>
-          <w:color w:val="000000"/>
-          <w:sz w:val="18"/>
-          <w:szCs w:val="22"/>
-        </w:rPr>
-        <w:t xml:space="preserve"> • </w:t>
-      </w:r>
-      <w:r>
-        <w:rPr>
-          <w:rFonts w:ascii="Arial" w:hAnsi="Arial" w:cs="Arial"/>
-          <w:b/>
-          <w:color w:val="000000"/>
-          <w:sz w:val="18"/>
-          <w:szCs w:val="22"/>
-        </w:rPr>
-        <w:t>CI/CD</w:t>
-      </w:r>
-      <w:r>
-        <w:rPr>
-          <w:rFonts w:ascii="Arial" w:hAnsi="Arial" w:cs="Arial"/>
-          <w:color w:val="000000"/>
-          <w:sz w:val="18"/>
-          <w:szCs w:val="22"/>
-        </w:rPr>
-        <w:t xml:space="preserve">: </w:t>
-      </w:r>
-      <w:proofErr w:type="spellStart"/>
-      <w:r>
-        <w:rPr>
-          <w:rFonts w:ascii="Arial" w:hAnsi="Arial" w:cs="Arial"/>
-          <w:color w:val="000000"/>
-          <w:sz w:val="18"/>
-          <w:szCs w:val="22"/>
-        </w:rPr>
-        <w:t>GitHub</w:t>
-      </w:r>
-      <w:proofErr w:type="spellEnd"/>
-      <w:r>
-        <w:rPr>
-          <w:rFonts w:ascii="Arial" w:hAnsi="Arial" w:cs="Arial"/>
-          <w:color w:val="000000"/>
-          <w:sz w:val="18"/>
-          <w:szCs w:val="22"/>
-        </w:rPr>
-        <w:t xml:space="preserve"> Actions, </w:t>
-      </w:r>
-      <w:proofErr w:type="spellStart"/>
-      <w:r>
-        <w:rPr>
-          <w:rFonts w:ascii="Arial" w:hAnsi="Arial" w:cs="Arial"/>
-          <w:color w:val="000000"/>
-          <w:sz w:val="18"/>
-          <w:szCs w:val="22"/>
-        </w:rPr>
-        <w:t>GitLab</w:t>
-      </w:r>
-      <w:proofErr w:type="spellEnd"/>
-      <w:r>
-        <w:rPr>
-          <w:rFonts w:ascii="Arial" w:hAnsi="Arial" w:cs="Arial"/>
-          <w:color w:val="000000"/>
-          <w:sz w:val="18"/>
-          <w:szCs w:val="22"/>
-        </w:rPr>
-        <w:t xml:space="preserve"> CI, Jenkins, Azure </w:t>
-      </w:r>
-      <w:proofErr w:type="spellStart"/>
-      <w:r>
-        <w:rPr>
-          <w:rFonts w:ascii="Arial" w:hAnsi="Arial" w:cs="Arial"/>
-          <w:color w:val="000000"/>
-          <w:sz w:val="18"/>
-          <w:szCs w:val="22"/>
-        </w:rPr>
-        <w:t>DevOps</w:t>
-      </w:r>
-      <w:proofErr w:type="spellEnd"/>
-      <w:r>
-        <w:rPr>
-          <w:rFonts w:ascii="Arial" w:hAnsi="Arial" w:cs="Arial"/>
-          <w:color w:val="000000"/>
-          <w:sz w:val="18"/>
-          <w:szCs w:val="22"/>
-        </w:rPr>
-        <w:t xml:space="preserve">, </w:t>
-      </w:r>
-      <w:proofErr w:type="spellStart"/>
-      <w:r>
-        <w:rPr>
-          <w:rFonts w:ascii="Arial" w:hAnsi="Arial" w:cs="Arial"/>
-          <w:color w:val="000000"/>
-          <w:sz w:val="18"/>
-          <w:szCs w:val="22"/>
-        </w:rPr>
-        <w:t>CircleCI</w:t>
-      </w:r>
-      <w:proofErr w:type="spellEnd"/>
+        <w:t>: GitHub Actions, GitLab CI, Jenkins, Azure DevOps, CircleCI</w:t>
+      </w:r>
     </w:p>
     <w:p>
       <w:pPr>
@@ -1414,7 +691,6 @@
           <w:szCs w:val="22"/>
         </w:rPr>
       </w:pPr>
-      <w:proofErr w:type="spellStart"/>
       <w:r>
         <w:rPr>
           <w:rFonts w:ascii="Arial" w:hAnsi="Arial" w:cs="Arial"/>
@@ -1423,9 +699,17 @@
           <w:sz w:val="18"/>
           <w:szCs w:val="22"/>
         </w:rPr>
-        <w:t>Observability</w:t>
-      </w:r>
-      <w:proofErr w:type="spellEnd"/>
+        <w:t>Observability, Quality &amp; Security</w:t>
+      </w:r>
+      <w:r>
+        <w:rPr>
+          <w:rFonts w:ascii="Arial" w:hAnsi="Arial" w:cs="Arial"/>
+          <w:color w:val="000000"/>
+          <w:sz w:val="18"/>
+          <w:szCs w:val="22"/>
+        </w:rPr>
+        <w:t xml:space="preserve"> — OpenTelemetry, Datadog, Prometheus, Grafana, ELK/EFK, CloudWatch, structured logging • </w:t>
+      </w:r>
       <w:r>
         <w:rPr>
           <w:rFonts w:ascii="Arial" w:hAnsi="Arial" w:cs="Arial"/>
@@ -1434,7 +718,7 @@
           <w:sz w:val="18"/>
           <w:szCs w:val="22"/>
         </w:rPr>
-        <w:t>, Quality &amp; Security</w:t>
+        <w:t>Testing</w:t>
       </w:r>
       <w:r>
         <w:rPr>
@@ -1443,87 +727,7 @@
           <w:sz w:val="18"/>
           <w:szCs w:val="22"/>
         </w:rPr>
-        <w:t xml:space="preserve"> — </w:t>
-      </w:r>
-      <w:proofErr w:type="spellStart"/>
-      <w:r>
-        <w:rPr>
-          <w:rFonts w:ascii="Arial" w:hAnsi="Arial" w:cs="Arial"/>
-          <w:color w:val="000000"/>
-          <w:sz w:val="18"/>
-          <w:szCs w:val="22"/>
-        </w:rPr>
-        <w:t>OpenTelemetry</w:t>
-      </w:r>
-      <w:proofErr w:type="spellEnd"/>
-      <w:r>
-        <w:rPr>
-          <w:rFonts w:ascii="Arial" w:hAnsi="Arial" w:cs="Arial"/>
-          <w:color w:val="000000"/>
-          <w:sz w:val="18"/>
-          <w:szCs w:val="22"/>
-        </w:rPr>
-        <w:t xml:space="preserve">, </w:t>
-      </w:r>
-      <w:proofErr w:type="spellStart"/>
-      <w:r>
-        <w:rPr>
-          <w:rFonts w:ascii="Arial" w:hAnsi="Arial" w:cs="Arial"/>
-          <w:color w:val="000000"/>
-          <w:sz w:val="18"/>
-          <w:szCs w:val="22"/>
-        </w:rPr>
-        <w:t>Datadog</w:t>
-      </w:r>
-      <w:proofErr w:type="spellEnd"/>
-      <w:r>
-        <w:rPr>
-          <w:rFonts w:ascii="Arial" w:hAnsi="Arial" w:cs="Arial"/>
-          <w:color w:val="000000"/>
-          <w:sz w:val="18"/>
-          <w:szCs w:val="22"/>
-        </w:rPr>
-        <w:t xml:space="preserve">, Prometheus, </w:t>
-      </w:r>
-      <w:proofErr w:type="spellStart"/>
-      <w:r>
-        <w:rPr>
-          <w:rFonts w:ascii="Arial" w:hAnsi="Arial" w:cs="Arial"/>
-          <w:color w:val="000000"/>
-          <w:sz w:val="18"/>
-          <w:szCs w:val="22"/>
-        </w:rPr>
-        <w:t>Grafana</w:t>
-      </w:r>
-      <w:proofErr w:type="spellEnd"/>
-      <w:r>
-        <w:rPr>
-          <w:rFonts w:ascii="Arial" w:hAnsi="Arial" w:cs="Arial"/>
-          <w:color w:val="000000"/>
-          <w:sz w:val="18"/>
-          <w:szCs w:val="22"/>
-        </w:rPr>
-        <w:t xml:space="preserve">, ELK/EFK, </w:t>
-      </w:r>
-      <w:proofErr w:type="spellStart"/>
-      <w:r>
-        <w:rPr>
-          <w:rFonts w:ascii="Arial" w:hAnsi="Arial" w:cs="Arial"/>
-          <w:color w:val="000000"/>
-          <w:sz w:val="18"/>
-          <w:szCs w:val="22"/>
-        </w:rPr>
-        <w:t>CloudWatch</w:t>
-      </w:r>
-      <w:proofErr w:type="spellEnd"/>
-      <w:r>
-        <w:rPr>
-          <w:rFonts w:ascii="Arial" w:hAnsi="Arial" w:cs="Arial"/>
-          <w:color w:val="000000"/>
-          <w:sz w:val="18"/>
-          <w:szCs w:val="22"/>
-        </w:rPr>
-        <w:t xml:space="preserve">, structured logging • </w:t>
+        <w:t xml:space="preserve">: Jest, Mocha, Chai, React Testing Library, Cypress, Playwright, API contract tests (Pact-style) • </w:t>
       </w:r>
       <w:r>
         <w:rPr>
@@ -1533,7 +737,7 @@
           <w:sz w:val="18"/>
           <w:szCs w:val="22"/>
         </w:rPr>
-        <w:t>Testing</w:t>
+        <w:t>Security</w:t>
       </w:r>
       <w:r>
         <w:rPr>
@@ -1542,86 +746,7 @@
           <w:sz w:val="18"/>
           <w:szCs w:val="22"/>
         </w:rPr>
-        <w:t xml:space="preserve">: Jest, Mocha, Chai, React Testing Library, Cypress, Playwright, API contract tests (Pact-style) • </w:t>
-      </w:r>
-      <w:r>
-        <w:rPr>
-          <w:rFonts w:ascii="Arial" w:hAnsi="Arial" w:cs="Arial"/>
-          <w:b/>
-          <w:color w:val="000000"/>
-          <w:sz w:val="18"/>
-          <w:szCs w:val="22"/>
-        </w:rPr>
-        <w:t>Security</w:t>
-      </w:r>
-      <w:r>
-        <w:rPr>
-          <w:rFonts w:ascii="Arial" w:hAnsi="Arial" w:cs="Arial"/>
-          <w:color w:val="000000"/>
-          <w:sz w:val="18"/>
-          <w:szCs w:val="22"/>
-        </w:rPr>
-        <w:t xml:space="preserve">: OAuth2, </w:t>
-      </w:r>
-      <w:proofErr w:type="spellStart"/>
-      <w:r>
-        <w:rPr>
-          <w:rFonts w:ascii="Arial" w:hAnsi="Arial" w:cs="Arial"/>
-          <w:color w:val="000000"/>
-          <w:sz w:val="18"/>
-          <w:szCs w:val="22"/>
-        </w:rPr>
-        <w:t>OpenID</w:t>
-      </w:r>
-      <w:proofErr w:type="spellEnd"/>
-      <w:r>
-        <w:rPr>
-          <w:rFonts w:ascii="Arial" w:hAnsi="Arial" w:cs="Arial"/>
-          <w:color w:val="000000"/>
-          <w:sz w:val="18"/>
-          <w:szCs w:val="22"/>
-        </w:rPr>
-        <w:t xml:space="preserve"> Connect, JWT, </w:t>
-      </w:r>
-      <w:proofErr w:type="spellStart"/>
-      <w:r>
-        <w:rPr>
-          <w:rFonts w:ascii="Arial" w:hAnsi="Arial" w:cs="Arial"/>
-          <w:color w:val="000000"/>
-          <w:sz w:val="18"/>
-          <w:szCs w:val="22"/>
-        </w:rPr>
-        <w:t>Okta</w:t>
-      </w:r>
-      <w:proofErr w:type="spellEnd"/>
-      <w:r>
-        <w:rPr>
-          <w:rFonts w:ascii="Arial" w:hAnsi="Arial" w:cs="Arial"/>
-          <w:color w:val="000000"/>
-          <w:sz w:val="18"/>
-          <w:szCs w:val="22"/>
-        </w:rPr>
-        <w:t xml:space="preserve">, Auth0, AWS </w:t>
-      </w:r>
-      <w:proofErr w:type="spellStart"/>
-      <w:r>
-        <w:rPr>
-          <w:rFonts w:ascii="Arial" w:hAnsi="Arial" w:cs="Arial"/>
-          <w:color w:val="000000"/>
-          <w:sz w:val="18"/>
-          <w:szCs w:val="22"/>
-        </w:rPr>
-        <w:t>Cognito</w:t>
-      </w:r>
-      <w:proofErr w:type="spellEnd"/>
-      <w:r>
-        <w:rPr>
-          <w:rFonts w:ascii="Arial" w:hAnsi="Arial" w:cs="Arial"/>
-          <w:color w:val="000000"/>
-          <w:sz w:val="18"/>
-          <w:szCs w:val="22"/>
-        </w:rPr>
-        <w:t>, rate limiting, RBAC/ABAC, audit logging</w:t>
+        <w:t>: OAuth2, OpenID Connect, JWT, Okta, Auth0, AWS Cognito, rate limiting, RBAC/ABAC, audit logging</w:t>
       </w:r>
     </w:p>
     <w:p>
@@ -1656,7 +781,6 @@
       </w:r>
     </w:p>
     <w:p>
-      <w:proofErr w:type="spellStart"/>
       <w:proofErr w:type="gramStart"/>
       <w:r>
         <w:rPr>
@@ -1665,17 +789,7 @@
           <w:sz w:val="21"/>
           <w:szCs w:val="21"/>
         </w:rPr>
-        <w:t>SumatoSoft</w:t>
-      </w:r>
-      <w:proofErr w:type="spellEnd"/>
-      <w:r>
-        <w:rPr>
-          <w:rFonts w:ascii="Arial" w:eastAsia="Arial" w:hAnsi="Arial" w:cs="Arial"/>
-          <w:color w:val="555555"/>
-          <w:sz w:val="21"/>
-          <w:szCs w:val="21"/>
-        </w:rPr>
-        <w:t xml:space="preserve">  |</w:t>
+        <w:t>SumatoSoft  |</w:t>
       </w:r>
       <w:proofErr w:type="gramEnd"/>
       <w:r>
@@ -1708,7 +822,6 @@
         </w:rPr>
         <w:t xml:space="preserve">Led a multi-quarter UI modernization, migrating legacy screens into a maintainable </w:t>
       </w:r>
-      <w:proofErr w:type="spellStart"/>
       <w:r>
         <w:rPr>
           <w:rStyle w:val="Strong"/>
@@ -1717,7 +830,6 @@
         </w:rPr>
         <w:t>Vue</w:t>
       </w:r>
-      <w:proofErr w:type="spellEnd"/>
       <w:r>
         <w:rPr>
           <w:rFonts w:ascii="Arial" w:hAnsi="Arial" w:cs="Arial"/>
@@ -1782,34 +894,14 @@
         </w:rPr>
         <w:t xml:space="preserve">Implemented state ownership patterns using </w:t>
       </w:r>
-      <w:proofErr w:type="spellStart"/>
-      <w:r>
-        <w:rPr>
-          <w:rStyle w:val="Strong"/>
-          <w:rFonts w:ascii="Arial" w:hAnsi="Arial" w:cs="Arial"/>
-          <w:sz w:val="18"/>
-        </w:rPr>
-        <w:t>Pinia</w:t>
-      </w:r>
-      <w:proofErr w:type="spellEnd"/>
-      <w:r>
-        <w:rPr>
-          <w:rStyle w:val="Strong"/>
-          <w:rFonts w:ascii="Arial" w:hAnsi="Arial" w:cs="Arial"/>
-          <w:sz w:val="18"/>
-        </w:rPr>
-        <w:t>/</w:t>
-      </w:r>
-      <w:proofErr w:type="spellStart"/>
-      <w:r>
-        <w:rPr>
-          <w:rStyle w:val="Strong"/>
-          <w:rFonts w:ascii="Arial" w:hAnsi="Arial" w:cs="Arial"/>
-          <w:sz w:val="18"/>
-        </w:rPr>
-        <w:t>Vuex</w:t>
-      </w:r>
-      <w:proofErr w:type="spellEnd"/>
+      <w:r>
+        <w:rPr>
+          <w:rStyle w:val="Strong"/>
+          <w:rFonts w:ascii="Arial" w:hAnsi="Arial" w:cs="Arial"/>
+          <w:sz w:val="18"/>
+        </w:rPr>
+        <w:t>Pinia/Vuex</w:t>
+      </w:r>
       <w:r>
         <w:rPr>
           <w:rFonts w:ascii="Arial" w:hAnsi="Arial" w:cs="Arial"/>
@@ -1865,25 +957,7 @@
           <w:rFonts w:ascii="Arial" w:hAnsi="Arial" w:cs="Arial"/>
           <w:sz w:val="18"/>
         </w:rPr>
-        <w:t>Node.js (Express/</w:t>
-      </w:r>
-      <w:proofErr w:type="spellStart"/>
-      <w:r>
-        <w:rPr>
-          <w:rStyle w:val="Strong"/>
-          <w:rFonts w:ascii="Arial" w:hAnsi="Arial" w:cs="Arial"/>
-          <w:sz w:val="18"/>
-        </w:rPr>
-        <w:t>NestJS</w:t>
-      </w:r>
-      <w:proofErr w:type="spellEnd"/>
-      <w:r>
-        <w:rPr>
-          <w:rStyle w:val="Strong"/>
-          <w:rFonts w:ascii="Arial" w:hAnsi="Arial" w:cs="Arial"/>
-          <w:sz w:val="18"/>
-        </w:rPr>
-        <w:t>)</w:t>
+        <w:t>Node.js (Express/NestJS)</w:t>
       </w:r>
       <w:r>
         <w:rPr>
@@ -1943,23 +1017,13 @@
         </w:rPr>
         <w:t xml:space="preserve">, </w:t>
       </w:r>
-      <w:proofErr w:type="spellStart"/>
-      <w:r>
-        <w:rPr>
-          <w:rStyle w:val="Strong"/>
-          <w:rFonts w:ascii="Arial" w:hAnsi="Arial" w:cs="Arial"/>
-          <w:sz w:val="18"/>
-        </w:rPr>
-        <w:t>OpenID</w:t>
-      </w:r>
-      <w:proofErr w:type="spellEnd"/>
-      <w:r>
-        <w:rPr>
-          <w:rStyle w:val="Strong"/>
-          <w:rFonts w:ascii="Arial" w:hAnsi="Arial" w:cs="Arial"/>
-          <w:sz w:val="18"/>
-        </w:rPr>
-        <w:t xml:space="preserve"> Connect</w:t>
+      <w:r>
+        <w:rPr>
+          <w:rStyle w:val="Strong"/>
+          <w:rFonts w:ascii="Arial" w:hAnsi="Arial" w:cs="Arial"/>
+          <w:sz w:val="18"/>
+        </w:rPr>
+        <w:t>OpenID Connect</w:t>
       </w:r>
       <w:r>
         <w:rPr>
@@ -2049,7 +1113,6 @@
         </w:rPr>
         <w:t xml:space="preserve"> and </w:t>
       </w:r>
-      <w:proofErr w:type="spellStart"/>
       <w:r>
         <w:rPr>
           <w:rStyle w:val="Strong"/>
@@ -2058,29 +1121,12 @@
         </w:rPr>
         <w:t>RabbitMQ</w:t>
       </w:r>
-      <w:proofErr w:type="spellEnd"/>
-      <w:r>
-        <w:rPr>
-          <w:rFonts w:ascii="Arial" w:hAnsi="Arial" w:cs="Arial"/>
-          <w:sz w:val="18"/>
-        </w:rPr>
-        <w:t xml:space="preserve">, with </w:t>
-      </w:r>
-      <w:proofErr w:type="spellStart"/>
-      <w:r>
-        <w:rPr>
-          <w:rFonts w:ascii="Arial" w:hAnsi="Arial" w:cs="Arial"/>
-          <w:sz w:val="18"/>
-        </w:rPr>
-        <w:t>idempotency</w:t>
-      </w:r>
-      <w:proofErr w:type="spellEnd"/>
-      <w:r>
-        <w:rPr>
-          <w:rFonts w:ascii="Arial" w:hAnsi="Arial" w:cs="Arial"/>
-          <w:sz w:val="18"/>
-        </w:rPr>
-        <w:t xml:space="preserve"> keys, retries, and DLQ handling for safe reprocessing.</w:t>
+      <w:r>
+        <w:rPr>
+          <w:rFonts w:ascii="Arial" w:hAnsi="Arial" w:cs="Arial"/>
+          <w:sz w:val="18"/>
+        </w:rPr>
+        <w:t>, with idempotency keys, retries, and DLQ handling for safe reprocessing.</w:t>
       </w:r>
     </w:p>
     <w:p>
@@ -2116,23 +1162,7 @@
           <w:rFonts w:ascii="Arial" w:hAnsi="Arial" w:cs="Arial"/>
           <w:sz w:val="18"/>
         </w:rPr>
-        <w:t xml:space="preserve"> for streaming use cases and building consumers with operationally safe retry and </w:t>
-      </w:r>
-      <w:proofErr w:type="spellStart"/>
-      <w:r>
-        <w:rPr>
-          <w:rFonts w:ascii="Arial" w:hAnsi="Arial" w:cs="Arial"/>
-          <w:sz w:val="18"/>
-        </w:rPr>
-        <w:t>deduplication</w:t>
-      </w:r>
-      <w:proofErr w:type="spellEnd"/>
-      <w:r>
-        <w:rPr>
-          <w:rFonts w:ascii="Arial" w:hAnsi="Arial" w:cs="Arial"/>
-          <w:sz w:val="18"/>
-        </w:rPr>
-        <w:t xml:space="preserve"> behavior.</w:t>
+        <w:t xml:space="preserve"> for streaming use cases and building consumers with operationally safe retry and deduplication behavior.</w:t>
       </w:r>
     </w:p>
     <w:p>
@@ -2155,7 +1185,6 @@
         </w:rPr>
         <w:t xml:space="preserve">Tuned relational performance across </w:t>
       </w:r>
-      <w:proofErr w:type="spellStart"/>
       <w:r>
         <w:rPr>
           <w:rStyle w:val="Strong"/>
@@ -2164,7 +1193,6 @@
         </w:rPr>
         <w:t>PostgreSQL</w:t>
       </w:r>
-      <w:proofErr w:type="spellEnd"/>
       <w:r>
         <w:rPr>
           <w:rFonts w:ascii="Arial" w:hAnsi="Arial" w:cs="Arial"/>
@@ -2223,7 +1251,6 @@
         </w:rPr>
         <w:t xml:space="preserve">Used </w:t>
       </w:r>
-      <w:proofErr w:type="spellStart"/>
       <w:r>
         <w:rPr>
           <w:rStyle w:val="Strong"/>
@@ -2232,7 +1259,6 @@
         </w:rPr>
         <w:t>Redis</w:t>
       </w:r>
-      <w:proofErr w:type="spellEnd"/>
       <w:r>
         <w:rPr>
           <w:rFonts w:ascii="Arial" w:hAnsi="Arial" w:cs="Arial"/>
@@ -2240,7 +1266,6 @@
         </w:rPr>
         <w:t xml:space="preserve"> and </w:t>
       </w:r>
-      <w:proofErr w:type="spellStart"/>
       <w:r>
         <w:rPr>
           <w:rStyle w:val="Strong"/>
@@ -2249,7 +1274,6 @@
         </w:rPr>
         <w:t>ElastiCache</w:t>
       </w:r>
-      <w:proofErr w:type="spellEnd"/>
       <w:r>
         <w:rPr>
           <w:rFonts w:ascii="Arial" w:hAnsi="Arial" w:cs="Arial"/>
@@ -2278,23 +1302,13 @@
         </w:rPr>
         <w:t xml:space="preserve">Implemented search indexing and relevance improvements using </w:t>
       </w:r>
-      <w:proofErr w:type="spellStart"/>
-      <w:r>
-        <w:rPr>
-          <w:rStyle w:val="Strong"/>
-          <w:rFonts w:ascii="Arial" w:hAnsi="Arial" w:cs="Arial"/>
-          <w:sz w:val="18"/>
-        </w:rPr>
-        <w:t>Elasticsearch</w:t>
-      </w:r>
-      <w:proofErr w:type="spellEnd"/>
-      <w:r>
-        <w:rPr>
-          <w:rStyle w:val="Strong"/>
-          <w:rFonts w:ascii="Arial" w:hAnsi="Arial" w:cs="Arial"/>
-          <w:sz w:val="18"/>
-        </w:rPr>
-        <w:t>/OpenSearch</w:t>
+      <w:r>
+        <w:rPr>
+          <w:rStyle w:val="Strong"/>
+          <w:rFonts w:ascii="Arial" w:hAnsi="Arial" w:cs="Arial"/>
+          <w:sz w:val="18"/>
+        </w:rPr>
+        <w:t>Elasticsearch/OpenSearch</w:t>
       </w:r>
       <w:r>
         <w:rPr>
@@ -2399,7 +1413,6 @@
         </w:rPr>
         <w:t xml:space="preserve">, </w:t>
       </w:r>
-      <w:proofErr w:type="spellStart"/>
       <w:r>
         <w:rPr>
           <w:rStyle w:val="Strong"/>
@@ -2408,7 +1421,6 @@
         </w:rPr>
         <w:t>CloudFront</w:t>
       </w:r>
-      <w:proofErr w:type="spellEnd"/>
       <w:r>
         <w:rPr>
           <w:rFonts w:ascii="Arial" w:hAnsi="Arial" w:cs="Arial"/>
@@ -2431,7 +1443,6 @@
         </w:rPr>
         <w:t xml:space="preserve">, </w:t>
       </w:r>
-      <w:proofErr w:type="spellStart"/>
       <w:r>
         <w:rPr>
           <w:rStyle w:val="Strong"/>
@@ -2440,7 +1451,6 @@
         </w:rPr>
         <w:t>DynamoDB</w:t>
       </w:r>
-      <w:proofErr w:type="spellEnd"/>
       <w:r>
         <w:rPr>
           <w:rFonts w:ascii="Arial" w:hAnsi="Arial" w:cs="Arial"/>
@@ -2448,7 +1458,6 @@
         </w:rPr>
         <w:t xml:space="preserve">, </w:t>
       </w:r>
-      <w:proofErr w:type="spellStart"/>
       <w:r>
         <w:rPr>
           <w:rStyle w:val="Strong"/>
@@ -2457,7 +1466,6 @@
         </w:rPr>
         <w:t>EventBridge</w:t>
       </w:r>
-      <w:proofErr w:type="spellEnd"/>
       <w:r>
         <w:rPr>
           <w:rFonts w:ascii="Arial" w:hAnsi="Arial" w:cs="Arial"/>
@@ -2514,25 +1522,8 @@
           <w:rFonts w:ascii="Arial" w:hAnsi="Arial" w:cs="Arial"/>
           <w:sz w:val="18"/>
         </w:rPr>
-        <w:t xml:space="preserve">Operationalized end-to-end </w:t>
-      </w:r>
-      <w:proofErr w:type="spellStart"/>
-      <w:r>
-        <w:rPr>
-          <w:rFonts w:ascii="Arial" w:hAnsi="Arial" w:cs="Arial"/>
-          <w:sz w:val="18"/>
-        </w:rPr>
-        <w:t>observability</w:t>
-      </w:r>
-      <w:proofErr w:type="spellEnd"/>
-      <w:r>
-        <w:rPr>
-          <w:rFonts w:ascii="Arial" w:hAnsi="Arial" w:cs="Arial"/>
-          <w:sz w:val="18"/>
-        </w:rPr>
-        <w:t xml:space="preserve"> with </w:t>
-      </w:r>
-      <w:proofErr w:type="spellStart"/>
+        <w:t xml:space="preserve">Operationalized end-to-end observability with </w:t>
+      </w:r>
       <w:r>
         <w:rPr>
           <w:rStyle w:val="Strong"/>
@@ -2541,7 +1532,6 @@
         </w:rPr>
         <w:t>OpenTelemetry</w:t>
       </w:r>
-      <w:proofErr w:type="spellEnd"/>
       <w:r>
         <w:rPr>
           <w:rFonts w:ascii="Arial" w:hAnsi="Arial" w:cs="Arial"/>
@@ -2549,7 +1539,6 @@
         </w:rPr>
         <w:t xml:space="preserve">, </w:t>
       </w:r>
-      <w:proofErr w:type="spellStart"/>
       <w:r>
         <w:rPr>
           <w:rStyle w:val="Strong"/>
@@ -2558,7 +1547,6 @@
         </w:rPr>
         <w:t>Datadog</w:t>
       </w:r>
-      <w:proofErr w:type="spellEnd"/>
       <w:r>
         <w:rPr>
           <w:rFonts w:ascii="Arial" w:hAnsi="Arial" w:cs="Arial"/>
@@ -2572,18 +1560,8 @@
           <w:rFonts w:ascii="Arial" w:hAnsi="Arial" w:cs="Arial"/>
           <w:sz w:val="18"/>
         </w:rPr>
-        <w:t>Prometheus/</w:t>
-      </w:r>
-      <w:proofErr w:type="spellStart"/>
-      <w:r>
-        <w:rPr>
-          <w:rStyle w:val="Strong"/>
-          <w:rFonts w:ascii="Arial" w:hAnsi="Arial" w:cs="Arial"/>
-          <w:sz w:val="18"/>
-        </w:rPr>
-        <w:t>Grafana</w:t>
-      </w:r>
-      <w:proofErr w:type="spellEnd"/>
+        <w:t>Prometheus/Grafana</w:t>
+      </w:r>
       <w:r>
         <w:rPr>
           <w:rFonts w:ascii="Arial" w:hAnsi="Arial" w:cs="Arial"/>
@@ -2606,7 +1584,6 @@
         </w:rPr>
         <w:t xml:space="preserve">, and </w:t>
       </w:r>
-      <w:proofErr w:type="spellStart"/>
       <w:r>
         <w:rPr>
           <w:rStyle w:val="Strong"/>
@@ -2615,7 +1592,6 @@
         </w:rPr>
         <w:t>CloudWatch</w:t>
       </w:r>
-      <w:proofErr w:type="spellEnd"/>
       <w:r>
         <w:rPr>
           <w:rFonts w:ascii="Arial" w:hAnsi="Arial" w:cs="Arial"/>
@@ -2642,9 +1618,9 @@
           <w:rFonts w:ascii="Arial" w:hAnsi="Arial" w:cs="Arial"/>
           <w:sz w:val="18"/>
         </w:rPr>
+        <w:lastRenderedPageBreak/>
         <w:t xml:space="preserve">Delivered safe releases with </w:t>
       </w:r>
-      <w:proofErr w:type="spellStart"/>
       <w:r>
         <w:rPr>
           <w:rStyle w:val="Strong"/>
@@ -2653,7 +1629,6 @@
         </w:rPr>
         <w:t>GitOps</w:t>
       </w:r>
-      <w:proofErr w:type="spellEnd"/>
       <w:r>
         <w:rPr>
           <w:rFonts w:ascii="Arial" w:hAnsi="Arial" w:cs="Arial"/>
@@ -2689,52 +1664,16 @@
           <w:rFonts w:ascii="Arial" w:hAnsi="Arial" w:cs="Arial"/>
           <w:sz w:val="18"/>
         </w:rPr>
-        <w:t xml:space="preserve">, and </w:t>
-      </w:r>
-      <w:proofErr w:type="spellStart"/>
-      <w:r>
-        <w:rPr>
-          <w:rFonts w:ascii="Arial" w:hAnsi="Arial" w:cs="Arial"/>
-          <w:sz w:val="18"/>
-        </w:rPr>
-        <w:t>IaC</w:t>
-      </w:r>
-      <w:proofErr w:type="spellEnd"/>
-      <w:r>
-        <w:rPr>
-          <w:rFonts w:ascii="Arial" w:hAnsi="Arial" w:cs="Arial"/>
-          <w:sz w:val="18"/>
-        </w:rPr>
-        <w:t xml:space="preserve"> via </w:t>
-      </w:r>
-      <w:proofErr w:type="spellStart"/>
-      <w:r>
-        <w:rPr>
-          <w:rStyle w:val="Strong"/>
-          <w:rFonts w:ascii="Arial" w:hAnsi="Arial" w:cs="Arial"/>
-          <w:sz w:val="18"/>
-        </w:rPr>
-        <w:t>Terraform</w:t>
-      </w:r>
-      <w:proofErr w:type="spellEnd"/>
-      <w:r>
-        <w:rPr>
-          <w:rStyle w:val="Strong"/>
-          <w:rFonts w:ascii="Arial" w:hAnsi="Arial" w:cs="Arial"/>
-          <w:sz w:val="18"/>
-        </w:rPr>
-        <w:t>/</w:t>
-      </w:r>
-      <w:proofErr w:type="spellStart"/>
-      <w:r>
-        <w:rPr>
-          <w:rStyle w:val="Strong"/>
-          <w:rFonts w:ascii="Arial" w:hAnsi="Arial" w:cs="Arial"/>
-          <w:sz w:val="18"/>
-        </w:rPr>
-        <w:t>CloudFormation</w:t>
-      </w:r>
-      <w:proofErr w:type="spellEnd"/>
+        <w:t xml:space="preserve">, and IaC via </w:t>
+      </w:r>
+      <w:r>
+        <w:rPr>
+          <w:rStyle w:val="Strong"/>
+          <w:rFonts w:ascii="Arial" w:hAnsi="Arial" w:cs="Arial"/>
+          <w:sz w:val="18"/>
+        </w:rPr>
+        <w:t>Terraform/CloudFormation</w:t>
+      </w:r>
       <w:r>
         <w:rPr>
           <w:rFonts w:ascii="Arial" w:hAnsi="Arial" w:cs="Arial"/>
@@ -2742,23 +1681,13 @@
         </w:rPr>
         <w:t xml:space="preserve">, backed by </w:t>
       </w:r>
-      <w:proofErr w:type="spellStart"/>
-      <w:r>
-        <w:rPr>
-          <w:rStyle w:val="Strong"/>
-          <w:rFonts w:ascii="Arial" w:hAnsi="Arial" w:cs="Arial"/>
-          <w:sz w:val="18"/>
-        </w:rPr>
-        <w:t>GitHub</w:t>
-      </w:r>
-      <w:proofErr w:type="spellEnd"/>
-      <w:r>
-        <w:rPr>
-          <w:rStyle w:val="Strong"/>
-          <w:rFonts w:ascii="Arial" w:hAnsi="Arial" w:cs="Arial"/>
-          <w:sz w:val="18"/>
-        </w:rPr>
-        <w:t xml:space="preserve"> Actions/Jenkins</w:t>
+      <w:r>
+        <w:rPr>
+          <w:rStyle w:val="Strong"/>
+          <w:rFonts w:ascii="Arial" w:hAnsi="Arial" w:cs="Arial"/>
+          <w:sz w:val="18"/>
+        </w:rPr>
+        <w:t>GitHub Actions/Jenkins</w:t>
       </w:r>
       <w:r>
         <w:rPr>
@@ -2785,7 +1714,6 @@
           <w:rFonts w:ascii="Arial" w:hAnsi="Arial" w:cs="Arial"/>
           <w:sz w:val="18"/>
         </w:rPr>
-        <w:lastRenderedPageBreak/>
         <w:t xml:space="preserve">Enabled analytics exports and reporting pipelines integrating </w:t>
       </w:r>
       <w:r>
@@ -2803,7 +1731,6 @@
         </w:rPr>
         <w:t xml:space="preserve"> and </w:t>
       </w:r>
-      <w:proofErr w:type="spellStart"/>
       <w:r>
         <w:rPr>
           <w:rStyle w:val="Strong"/>
@@ -2812,7 +1739,6 @@
         </w:rPr>
         <w:t>BigQuery</w:t>
       </w:r>
-      <w:proofErr w:type="spellEnd"/>
       <w:r>
         <w:rPr>
           <w:rFonts w:ascii="Arial" w:hAnsi="Arial" w:cs="Arial"/>
@@ -2887,7 +1813,6 @@
         </w:rPr>
         <w:t xml:space="preserve">Owned a complex operations SPA built with </w:t>
       </w:r>
-      <w:proofErr w:type="spellStart"/>
       <w:r>
         <w:rPr>
           <w:rStyle w:val="Strong"/>
@@ -2897,7 +1822,6 @@
         </w:rPr>
         <w:t>Vue</w:t>
       </w:r>
-      <w:proofErr w:type="spellEnd"/>
       <w:r>
         <w:rPr>
           <w:rFonts w:ascii="Arial" w:hAnsi="Arial" w:cs="Arial"/>
@@ -2929,7 +1853,6 @@
         </w:rPr>
         <w:t xml:space="preserve">Standardized state transitions with </w:t>
       </w:r>
-      <w:proofErr w:type="spellStart"/>
       <w:r>
         <w:rPr>
           <w:rStyle w:val="Strong"/>
@@ -2939,7 +1862,6 @@
         </w:rPr>
         <w:t>Vuex</w:t>
       </w:r>
-      <w:proofErr w:type="spellEnd"/>
       <w:r>
         <w:rPr>
           <w:rFonts w:ascii="Arial" w:hAnsi="Arial" w:cs="Arial"/>
@@ -3055,25 +1977,7 @@
           <w:sz w:val="18"/>
           <w:szCs w:val="20"/>
         </w:rPr>
-        <w:t xml:space="preserve">Implemented API resilience using </w:t>
-      </w:r>
-      <w:proofErr w:type="spellStart"/>
-      <w:r>
-        <w:rPr>
-          <w:rFonts w:ascii="Arial" w:hAnsi="Arial" w:cs="Arial"/>
-          <w:sz w:val="18"/>
-          <w:szCs w:val="20"/>
-        </w:rPr>
-        <w:t>idempotency</w:t>
-      </w:r>
-      <w:proofErr w:type="spellEnd"/>
-      <w:r>
-        <w:rPr>
-          <w:rFonts w:ascii="Arial" w:hAnsi="Arial" w:cs="Arial"/>
-          <w:sz w:val="18"/>
-          <w:szCs w:val="20"/>
-        </w:rPr>
-        <w:t xml:space="preserve"> patterns, retry-safe write paths, and explicit error mapping for support-friendly diagnostics.</w:t>
+        <w:t>Implemented API resilience using idempotency patterns, retry-safe write paths, and explicit error mapping for support-friendly diagnostics.</w:t>
       </w:r>
     </w:p>
     <w:p>
@@ -3098,7 +2002,6 @@
         </w:rPr>
         <w:t xml:space="preserve">Reduced database load with caching strategies using </w:t>
       </w:r>
-      <w:proofErr w:type="spellStart"/>
       <w:r>
         <w:rPr>
           <w:rStyle w:val="Strong"/>
@@ -3108,7 +2011,6 @@
         </w:rPr>
         <w:t>Redis</w:t>
       </w:r>
-      <w:proofErr w:type="spellEnd"/>
       <w:r>
         <w:rPr>
           <w:rFonts w:ascii="Arial" w:hAnsi="Arial" w:cs="Arial"/>
@@ -3157,7 +2059,6 @@
         </w:rPr>
         <w:t xml:space="preserve"> and </w:t>
       </w:r>
-      <w:proofErr w:type="spellStart"/>
       <w:r>
         <w:rPr>
           <w:rStyle w:val="Strong"/>
@@ -3167,7 +2068,6 @@
         </w:rPr>
         <w:t>RabbitMQ</w:t>
       </w:r>
-      <w:proofErr w:type="spellEnd"/>
       <w:r>
         <w:rPr>
           <w:rFonts w:ascii="Arial" w:hAnsi="Arial" w:cs="Arial"/>
@@ -3199,7 +2099,6 @@
         </w:rPr>
         <w:t xml:space="preserve">Integrated search experiences using </w:t>
       </w:r>
-      <w:proofErr w:type="spellStart"/>
       <w:r>
         <w:rPr>
           <w:rStyle w:val="Strong"/>
@@ -3209,7 +2108,6 @@
         </w:rPr>
         <w:t>Elasticsearch</w:t>
       </w:r>
-      <w:proofErr w:type="spellEnd"/>
       <w:r>
         <w:rPr>
           <w:rFonts w:ascii="Arial" w:hAnsi="Arial" w:cs="Arial"/>
@@ -3248,19 +2146,8 @@
           <w:sz w:val="18"/>
           <w:szCs w:val="20"/>
         </w:rPr>
-        <w:t>Prometheus/</w:t>
-      </w:r>
-      <w:proofErr w:type="spellStart"/>
-      <w:r>
-        <w:rPr>
-          <w:rStyle w:val="Strong"/>
-          <w:rFonts w:ascii="Arial" w:hAnsi="Arial" w:cs="Arial"/>
-          <w:sz w:val="18"/>
-          <w:szCs w:val="20"/>
-        </w:rPr>
-        <w:t>Grafana</w:t>
-      </w:r>
-      <w:proofErr w:type="spellEnd"/>
+        <w:t>Prometheus/Grafana</w:t>
+      </w:r>
       <w:r>
         <w:rPr>
           <w:rFonts w:ascii="Arial" w:hAnsi="Arial" w:cs="Arial"/>
@@ -3269,7 +2156,6 @@
         </w:rPr>
         <w:t xml:space="preserve"> and </w:t>
       </w:r>
-      <w:proofErr w:type="spellStart"/>
       <w:r>
         <w:rPr>
           <w:rStyle w:val="Strong"/>
@@ -3279,7 +2165,6 @@
         </w:rPr>
         <w:t>Datadog</w:t>
       </w:r>
-      <w:proofErr w:type="spellEnd"/>
       <w:r>
         <w:rPr>
           <w:rFonts w:ascii="Arial" w:hAnsi="Arial" w:cs="Arial"/>
@@ -3328,25 +2213,14 @@
         </w:rPr>
         <w:t xml:space="preserve"> workflows in </w:t>
       </w:r>
-      <w:proofErr w:type="spellStart"/>
-      <w:r>
-        <w:rPr>
-          <w:rStyle w:val="Strong"/>
-          <w:rFonts w:ascii="Arial" w:hAnsi="Arial" w:cs="Arial"/>
-          <w:sz w:val="18"/>
-          <w:szCs w:val="20"/>
-        </w:rPr>
-        <w:t>GitLab</w:t>
-      </w:r>
-      <w:proofErr w:type="spellEnd"/>
-      <w:r>
-        <w:rPr>
-          <w:rStyle w:val="Strong"/>
-          <w:rFonts w:ascii="Arial" w:hAnsi="Arial" w:cs="Arial"/>
-          <w:sz w:val="18"/>
-          <w:szCs w:val="20"/>
-        </w:rPr>
-        <w:t xml:space="preserve"> CI</w:t>
+      <w:r>
+        <w:rPr>
+          <w:rStyle w:val="Strong"/>
+          <w:rFonts w:ascii="Arial" w:hAnsi="Arial" w:cs="Arial"/>
+          <w:sz w:val="18"/>
+          <w:szCs w:val="20"/>
+        </w:rPr>
+        <w:t>GitLab CI</w:t>
       </w:r>
       <w:r>
         <w:rPr>
@@ -3599,7 +2473,6 @@
         </w:rPr>
         <w:t xml:space="preserve">Built early </w:t>
       </w:r>
-      <w:proofErr w:type="spellStart"/>
       <w:r>
         <w:rPr>
           <w:rStyle w:val="Strong"/>
@@ -3608,7 +2481,6 @@
         </w:rPr>
         <w:t>Vue</w:t>
       </w:r>
-      <w:proofErr w:type="spellEnd"/>
       <w:r>
         <w:rPr>
           <w:rFonts w:ascii="Arial" w:hAnsi="Arial" w:cs="Arial"/>
@@ -3616,23 +2488,13 @@
         </w:rPr>
         <w:t xml:space="preserve"> modules with </w:t>
       </w:r>
-      <w:proofErr w:type="spellStart"/>
-      <w:r>
-        <w:rPr>
-          <w:rStyle w:val="Strong"/>
-          <w:rFonts w:ascii="Arial" w:hAnsi="Arial" w:cs="Arial"/>
-          <w:sz w:val="18"/>
-        </w:rPr>
-        <w:t>Vue</w:t>
-      </w:r>
-      <w:proofErr w:type="spellEnd"/>
-      <w:r>
-        <w:rPr>
-          <w:rStyle w:val="Strong"/>
-          <w:rFonts w:ascii="Arial" w:hAnsi="Arial" w:cs="Arial"/>
-          <w:sz w:val="18"/>
-        </w:rPr>
-        <w:t xml:space="preserve"> Router</w:t>
+      <w:r>
+        <w:rPr>
+          <w:rStyle w:val="Strong"/>
+          <w:rFonts w:ascii="Arial" w:hAnsi="Arial" w:cs="Arial"/>
+          <w:sz w:val="18"/>
+        </w:rPr>
+        <w:t>Vue Router</w:t>
       </w:r>
       <w:r>
         <w:rPr>
@@ -3698,7 +2560,6 @@
         </w:rPr>
         <w:t xml:space="preserve">Modeled schemas and migrations across </w:t>
       </w:r>
-      <w:proofErr w:type="spellStart"/>
       <w:r>
         <w:rPr>
           <w:rStyle w:val="Strong"/>
@@ -3707,7 +2568,6 @@
         </w:rPr>
         <w:t>PostgreSQL</w:t>
       </w:r>
-      <w:proofErr w:type="spellEnd"/>
       <w:r>
         <w:rPr>
           <w:rFonts w:ascii="Arial" w:hAnsi="Arial" w:cs="Arial"/>
@@ -3766,7 +2626,6 @@
         </w:rPr>
         <w:t xml:space="preserve">Added caching and session patterns using </w:t>
       </w:r>
-      <w:proofErr w:type="spellStart"/>
       <w:proofErr w:type="gramStart"/>
       <w:r>
         <w:rPr>
@@ -3776,7 +2635,6 @@
         </w:rPr>
         <w:t>Redis</w:t>
       </w:r>
-      <w:proofErr w:type="spellEnd"/>
       <w:proofErr w:type="gramEnd"/>
       <w:r>
         <w:rPr>
@@ -3806,7 +2664,6 @@
         </w:rPr>
         <w:t xml:space="preserve">Implemented asynchronous processing using </w:t>
       </w:r>
-      <w:proofErr w:type="spellStart"/>
       <w:r>
         <w:rPr>
           <w:rStyle w:val="Strong"/>
@@ -3815,7 +2672,6 @@
         </w:rPr>
         <w:t>RabbitMQ</w:t>
       </w:r>
-      <w:proofErr w:type="spellEnd"/>
       <w:r>
         <w:rPr>
           <w:rFonts w:ascii="Arial" w:hAnsi="Arial" w:cs="Arial"/>
@@ -3844,7 +2700,6 @@
         </w:rPr>
         <w:t xml:space="preserve">Introduced search indexing with </w:t>
       </w:r>
-      <w:proofErr w:type="spellStart"/>
       <w:r>
         <w:rPr>
           <w:rStyle w:val="Strong"/>
@@ -3853,7 +2708,6 @@
         </w:rPr>
         <w:t>Elasticsearch</w:t>
       </w:r>
-      <w:proofErr w:type="spellEnd"/>
       <w:r>
         <w:rPr>
           <w:rFonts w:ascii="Arial" w:hAnsi="Arial" w:cs="Arial"/>
@@ -3897,7 +2751,6 @@
         </w:rPr>
         <w:t xml:space="preserve"> and </w:t>
       </w:r>
-      <w:proofErr w:type="spellStart"/>
       <w:r>
         <w:rPr>
           <w:rStyle w:val="Strong"/>
@@ -3906,7 +2759,6 @@
         </w:rPr>
         <w:t>CloudWatch</w:t>
       </w:r>
-      <w:proofErr w:type="spellEnd"/>
       <w:r>
         <w:rPr>
           <w:rFonts w:ascii="Arial" w:hAnsi="Arial" w:cs="Arial"/>
@@ -3935,7 +2787,6 @@
         </w:rPr>
         <w:t xml:space="preserve">Containerized key services with </w:t>
       </w:r>
-      <w:proofErr w:type="spellStart"/>
       <w:r>
         <w:rPr>
           <w:rStyle w:val="Strong"/>
@@ -3944,29 +2795,12 @@
         </w:rPr>
         <w:t>Docker</w:t>
       </w:r>
-      <w:proofErr w:type="spellEnd"/>
-      <w:r>
-        <w:rPr>
-          <w:rFonts w:ascii="Arial" w:hAnsi="Arial" w:cs="Arial"/>
-          <w:sz w:val="18"/>
-        </w:rPr>
-        <w:t xml:space="preserve"> and promoted consistent </w:t>
-      </w:r>
-      <w:proofErr w:type="spellStart"/>
-      <w:r>
-        <w:rPr>
-          <w:rFonts w:ascii="Arial" w:hAnsi="Arial" w:cs="Arial"/>
-          <w:sz w:val="18"/>
-        </w:rPr>
-        <w:t>dev</w:t>
-      </w:r>
-      <w:proofErr w:type="spellEnd"/>
-      <w:r>
-        <w:rPr>
-          <w:rFonts w:ascii="Arial" w:hAnsi="Arial" w:cs="Arial"/>
-          <w:sz w:val="18"/>
-        </w:rPr>
-        <w:t xml:space="preserve"> environments to reduce “works locally” deployment friction.</w:t>
+      <w:r>
+        <w:rPr>
+          <w:rFonts w:ascii="Arial" w:hAnsi="Arial" w:cs="Arial"/>
+          <w:sz w:val="18"/>
+        </w:rPr>
+        <w:t xml:space="preserve"> and promoted consistent dev environments to reduce “works locally” deployment friction.</w:t>
       </w:r>
     </w:p>
     <w:p>
@@ -3989,34 +2823,14 @@
         </w:rPr>
         <w:t xml:space="preserve">Supported infrastructure automation patterns using </w:t>
       </w:r>
-      <w:proofErr w:type="spellStart"/>
-      <w:r>
-        <w:rPr>
-          <w:rStyle w:val="Strong"/>
-          <w:rFonts w:ascii="Arial" w:hAnsi="Arial" w:cs="Arial"/>
-          <w:sz w:val="18"/>
-        </w:rPr>
-        <w:t>Terraform</w:t>
-      </w:r>
-      <w:proofErr w:type="spellEnd"/>
-      <w:r>
-        <w:rPr>
-          <w:rStyle w:val="Strong"/>
-          <w:rFonts w:ascii="Arial" w:hAnsi="Arial" w:cs="Arial"/>
-          <w:sz w:val="18"/>
-        </w:rPr>
-        <w:t>/</w:t>
-      </w:r>
-      <w:proofErr w:type="spellStart"/>
-      <w:r>
-        <w:rPr>
-          <w:rStyle w:val="Strong"/>
-          <w:rFonts w:ascii="Arial" w:hAnsi="Arial" w:cs="Arial"/>
-          <w:sz w:val="18"/>
-        </w:rPr>
-        <w:t>CloudFormation</w:t>
-      </w:r>
-      <w:proofErr w:type="spellEnd"/>
+      <w:r>
+        <w:rPr>
+          <w:rStyle w:val="Strong"/>
+          <w:rFonts w:ascii="Arial" w:hAnsi="Arial" w:cs="Arial"/>
+          <w:sz w:val="18"/>
+        </w:rPr>
+        <w:t>Terraform/CloudFormation</w:t>
+      </w:r>
       <w:r>
         <w:rPr>
           <w:rFonts w:ascii="Arial" w:hAnsi="Arial" w:cs="Arial"/>
@@ -4488,29 +3302,7 @@
           <w:color w:val="auto"/>
           <w:sz w:val="20"/>
         </w:rPr>
-        <w:t xml:space="preserve">Event-Driven Workflow Platform (Multi-Tenant </w:t>
-      </w:r>
-      <w:proofErr w:type="spellStart"/>
-      <w:r>
-        <w:rPr>
-          <w:rStyle w:val="Strong"/>
-          <w:rFonts w:ascii="Arial" w:hAnsi="Arial" w:cs="Arial"/>
-          <w:bCs w:val="0"/>
-          <w:color w:val="auto"/>
-          <w:sz w:val="20"/>
-        </w:rPr>
-        <w:t>SaaS</w:t>
-      </w:r>
-      <w:proofErr w:type="spellEnd"/>
-      <w:r>
-        <w:rPr>
-          <w:rStyle w:val="Strong"/>
-          <w:rFonts w:ascii="Arial" w:hAnsi="Arial" w:cs="Arial"/>
-          <w:bCs w:val="0"/>
-          <w:color w:val="auto"/>
-          <w:sz w:val="20"/>
-        </w:rPr>
-        <w:t>)</w:t>
+        <w:t>Event-Driven Workflow Platform (Multi-Tenant SaaS)</w:t>
       </w:r>
     </w:p>
     <w:p>
@@ -4539,25 +3331,7 @@
           <w:rFonts w:ascii="Arial" w:hAnsi="Arial" w:cs="Arial"/>
           <w:sz w:val="18"/>
         </w:rPr>
-        <w:t>Node.js (</w:t>
-      </w:r>
-      <w:proofErr w:type="spellStart"/>
-      <w:r>
-        <w:rPr>
-          <w:rStyle w:val="Strong"/>
-          <w:rFonts w:ascii="Arial" w:hAnsi="Arial" w:cs="Arial"/>
-          <w:sz w:val="18"/>
-        </w:rPr>
-        <w:t>NestJS</w:t>
-      </w:r>
-      <w:proofErr w:type="spellEnd"/>
-      <w:r>
-        <w:rPr>
-          <w:rStyle w:val="Strong"/>
-          <w:rFonts w:ascii="Arial" w:hAnsi="Arial" w:cs="Arial"/>
-          <w:sz w:val="18"/>
-        </w:rPr>
-        <w:t>/Express)</w:t>
+        <w:t>Node.js (NestJS/Express)</w:t>
       </w:r>
       <w:r>
         <w:rPr>
@@ -4566,7 +3340,6 @@
         </w:rPr>
         <w:t xml:space="preserve"> and </w:t>
       </w:r>
-      <w:proofErr w:type="spellStart"/>
       <w:r>
         <w:rPr>
           <w:rStyle w:val="Strong"/>
@@ -4575,7 +3348,6 @@
         </w:rPr>
         <w:t>Vue</w:t>
       </w:r>
-      <w:proofErr w:type="spellEnd"/>
       <w:r>
         <w:rPr>
           <w:rFonts w:ascii="Arial" w:hAnsi="Arial" w:cs="Arial"/>
@@ -4649,7 +3421,6 @@
         </w:rPr>
         <w:t xml:space="preserve">, and </w:t>
       </w:r>
-      <w:proofErr w:type="spellStart"/>
       <w:r>
         <w:rPr>
           <w:rStyle w:val="Strong"/>
@@ -4658,29 +3429,12 @@
         </w:rPr>
         <w:t>RabbitMQ</w:t>
       </w:r>
-      <w:proofErr w:type="spellEnd"/>
-      <w:r>
-        <w:rPr>
-          <w:rFonts w:ascii="Arial" w:hAnsi="Arial" w:cs="Arial"/>
-          <w:sz w:val="18"/>
-        </w:rPr>
-        <w:t xml:space="preserve"> workers, implementing </w:t>
-      </w:r>
-      <w:proofErr w:type="spellStart"/>
-      <w:r>
-        <w:rPr>
-          <w:rFonts w:ascii="Arial" w:hAnsi="Arial" w:cs="Arial"/>
-          <w:sz w:val="18"/>
-        </w:rPr>
-        <w:t>idempotency</w:t>
-      </w:r>
-      <w:proofErr w:type="spellEnd"/>
-      <w:r>
-        <w:rPr>
-          <w:rFonts w:ascii="Arial" w:hAnsi="Arial" w:cs="Arial"/>
-          <w:sz w:val="18"/>
-        </w:rPr>
-        <w:t>, retries, and DLQs to keep processing safe under failure and replays.</w:t>
+      <w:r>
+        <w:rPr>
+          <w:rFonts w:ascii="Arial" w:hAnsi="Arial" w:cs="Arial"/>
+          <w:sz w:val="18"/>
+        </w:rPr>
+        <w:t xml:space="preserve"> workers, implementing idempotency, retries, and DLQs to keep processing safe under failure and replays.</w:t>
       </w:r>
     </w:p>
     <w:p>
@@ -4703,7 +3457,6 @@
         </w:rPr>
         <w:t xml:space="preserve">Implemented storage and data modeling across </w:t>
       </w:r>
-      <w:proofErr w:type="spellStart"/>
       <w:r>
         <w:rPr>
           <w:rStyle w:val="Strong"/>
@@ -4712,7 +3465,6 @@
         </w:rPr>
         <w:t>PostgreSQL</w:t>
       </w:r>
-      <w:proofErr w:type="spellEnd"/>
       <w:r>
         <w:rPr>
           <w:rFonts w:ascii="Arial" w:hAnsi="Arial" w:cs="Arial"/>
@@ -4720,7 +3472,6 @@
         </w:rPr>
         <w:t xml:space="preserve">, </w:t>
       </w:r>
-      <w:proofErr w:type="spellStart"/>
       <w:r>
         <w:rPr>
           <w:rStyle w:val="Strong"/>
@@ -4729,7 +3480,6 @@
         </w:rPr>
         <w:t>DynamoDB</w:t>
       </w:r>
-      <w:proofErr w:type="spellEnd"/>
       <w:r>
         <w:rPr>
           <w:rFonts w:ascii="Arial" w:hAnsi="Arial" w:cs="Arial"/>
@@ -4737,7 +3487,6 @@
         </w:rPr>
         <w:t xml:space="preserve">, </w:t>
       </w:r>
-      <w:proofErr w:type="spellStart"/>
       <w:r>
         <w:rPr>
           <w:rStyle w:val="Strong"/>
@@ -4746,7 +3495,6 @@
         </w:rPr>
         <w:t>MongoDB</w:t>
       </w:r>
-      <w:proofErr w:type="spellEnd"/>
       <w:r>
         <w:rPr>
           <w:rFonts w:ascii="Arial" w:hAnsi="Arial" w:cs="Arial"/>
@@ -4754,34 +3502,14 @@
         </w:rPr>
         <w:t xml:space="preserve">, and </w:t>
       </w:r>
-      <w:proofErr w:type="spellStart"/>
-      <w:r>
-        <w:rPr>
-          <w:rStyle w:val="Strong"/>
-          <w:rFonts w:ascii="Arial" w:hAnsi="Arial" w:cs="Arial"/>
-          <w:sz w:val="18"/>
-        </w:rPr>
-        <w:t>Redis</w:t>
-      </w:r>
-      <w:proofErr w:type="spellEnd"/>
-      <w:r>
-        <w:rPr>
-          <w:rStyle w:val="Strong"/>
-          <w:rFonts w:ascii="Arial" w:hAnsi="Arial" w:cs="Arial"/>
-          <w:sz w:val="18"/>
-        </w:rPr>
-        <w:t>/</w:t>
-      </w:r>
-      <w:proofErr w:type="spellStart"/>
-      <w:r>
-        <w:rPr>
-          <w:rStyle w:val="Strong"/>
-          <w:rFonts w:ascii="Arial" w:hAnsi="Arial" w:cs="Arial"/>
-          <w:sz w:val="18"/>
-        </w:rPr>
-        <w:t>ElastiCache</w:t>
-      </w:r>
-      <w:proofErr w:type="spellEnd"/>
+      <w:r>
+        <w:rPr>
+          <w:rStyle w:val="Strong"/>
+          <w:rFonts w:ascii="Arial" w:hAnsi="Arial" w:cs="Arial"/>
+          <w:sz w:val="18"/>
+        </w:rPr>
+        <w:t>Redis/ElastiCache</w:t>
+      </w:r>
       <w:r>
         <w:rPr>
           <w:rFonts w:ascii="Arial" w:hAnsi="Arial" w:cs="Arial"/>
@@ -4810,23 +3538,13 @@
         </w:rPr>
         <w:t xml:space="preserve">Added search and discovery using </w:t>
       </w:r>
-      <w:proofErr w:type="spellStart"/>
-      <w:r>
-        <w:rPr>
-          <w:rStyle w:val="Strong"/>
-          <w:rFonts w:ascii="Arial" w:hAnsi="Arial" w:cs="Arial"/>
-          <w:sz w:val="18"/>
-        </w:rPr>
-        <w:t>Elasticsearch</w:t>
-      </w:r>
-      <w:proofErr w:type="spellEnd"/>
-      <w:r>
-        <w:rPr>
-          <w:rStyle w:val="Strong"/>
-          <w:rFonts w:ascii="Arial" w:hAnsi="Arial" w:cs="Arial"/>
-          <w:sz w:val="18"/>
-        </w:rPr>
-        <w:t>/OpenSearch</w:t>
+      <w:r>
+        <w:rPr>
+          <w:rStyle w:val="Strong"/>
+          <w:rFonts w:ascii="Arial" w:hAnsi="Arial" w:cs="Arial"/>
+          <w:sz w:val="18"/>
+        </w:rPr>
+        <w:t>Elasticsearch/OpenSearch</w:t>
       </w:r>
       <w:r>
         <w:rPr>
@@ -4849,7 +3567,6 @@
           <w:sz w:val="18"/>
         </w:rPr>
       </w:pPr>
-      <w:bookmarkStart w:id="0" w:name="_GoBack"/>
       <w:r>
         <w:rPr>
           <w:rFonts w:ascii="Arial" w:hAnsi="Arial" w:cs="Arial"/>
@@ -4863,95 +3580,23 @@
           <w:rFonts w:ascii="Arial" w:hAnsi="Arial" w:cs="Arial"/>
           <w:sz w:val="18"/>
         </w:rPr>
-        <w:t>AWS (EKS/ECS/Lambda/API Gateway/S3/</w:t>
-      </w:r>
-      <w:proofErr w:type="spellStart"/>
-      <w:r>
-        <w:rPr>
-          <w:rStyle w:val="Strong"/>
-          <w:rFonts w:ascii="Arial" w:hAnsi="Arial" w:cs="Arial"/>
-          <w:sz w:val="18"/>
-        </w:rPr>
-        <w:t>CloudFront</w:t>
-      </w:r>
-      <w:proofErr w:type="spellEnd"/>
-      <w:r>
-        <w:rPr>
-          <w:rStyle w:val="Strong"/>
-          <w:rFonts w:ascii="Arial" w:hAnsi="Arial" w:cs="Arial"/>
-          <w:sz w:val="18"/>
-        </w:rPr>
-        <w:t>/RDS/</w:t>
-      </w:r>
-      <w:proofErr w:type="spellStart"/>
-      <w:r>
-        <w:rPr>
-          <w:rStyle w:val="Strong"/>
-          <w:rFonts w:ascii="Arial" w:hAnsi="Arial" w:cs="Arial"/>
-          <w:sz w:val="18"/>
-        </w:rPr>
-        <w:t>EventBridge</w:t>
-      </w:r>
-      <w:proofErr w:type="spellEnd"/>
-      <w:r>
-        <w:rPr>
-          <w:rStyle w:val="Strong"/>
-          <w:rFonts w:ascii="Arial" w:hAnsi="Arial" w:cs="Arial"/>
-          <w:sz w:val="18"/>
-        </w:rPr>
-        <w:t>/Step Functions/IAM)</w:t>
-      </w:r>
-      <w:r>
-        <w:rPr>
-          <w:rFonts w:ascii="Arial" w:hAnsi="Arial" w:cs="Arial"/>
-          <w:sz w:val="18"/>
-        </w:rPr>
-        <w:t xml:space="preserve"> with </w:t>
-      </w:r>
-      <w:proofErr w:type="spellStart"/>
-      <w:r>
-        <w:rPr>
-          <w:rFonts w:ascii="Arial" w:hAnsi="Arial" w:cs="Arial"/>
-          <w:sz w:val="18"/>
-        </w:rPr>
-        <w:t>IaC</w:t>
-      </w:r>
-      <w:proofErr w:type="spellEnd"/>
-      <w:r>
-        <w:rPr>
-          <w:rFonts w:ascii="Arial" w:hAnsi="Arial" w:cs="Arial"/>
-          <w:sz w:val="18"/>
-        </w:rPr>
-        <w:t xml:space="preserve"> via </w:t>
-      </w:r>
-      <w:proofErr w:type="spellStart"/>
-      <w:r>
-        <w:rPr>
-          <w:rStyle w:val="Strong"/>
-          <w:rFonts w:ascii="Arial" w:hAnsi="Arial" w:cs="Arial"/>
-          <w:sz w:val="18"/>
-        </w:rPr>
-        <w:t>Terraform</w:t>
-      </w:r>
-      <w:proofErr w:type="spellEnd"/>
-      <w:r>
-        <w:rPr>
-          <w:rStyle w:val="Strong"/>
-          <w:rFonts w:ascii="Arial" w:hAnsi="Arial" w:cs="Arial"/>
-          <w:sz w:val="18"/>
-        </w:rPr>
-        <w:t>/</w:t>
-      </w:r>
-      <w:proofErr w:type="spellStart"/>
-      <w:r>
-        <w:rPr>
-          <w:rStyle w:val="Strong"/>
-          <w:rFonts w:ascii="Arial" w:hAnsi="Arial" w:cs="Arial"/>
-          <w:sz w:val="18"/>
-        </w:rPr>
-        <w:t>CloudFormation</w:t>
-      </w:r>
-      <w:proofErr w:type="spellEnd"/>
+        <w:t>AWS (EKS/ECS/Lambda/API Gateway/S3/CloudFront/RDS/EventBridge/Step Functions/IAM)</w:t>
+      </w:r>
+      <w:r>
+        <w:rPr>
+          <w:rFonts w:ascii="Arial" w:hAnsi="Arial" w:cs="Arial"/>
+          <w:sz w:val="18"/>
+        </w:rPr>
+        <w:t xml:space="preserve"> with IaC via </w:t>
+      </w:r>
+      <w:r>
+        <w:rPr>
+          <w:rStyle w:val="Strong"/>
+          <w:rFonts w:ascii="Arial" w:hAnsi="Arial" w:cs="Arial"/>
+          <w:sz w:val="18"/>
+        </w:rPr>
+        <w:t>Terraform/CloudFormation</w:t>
+      </w:r>
       <w:r>
         <w:rPr>
           <w:rFonts w:ascii="Arial" w:hAnsi="Arial" w:cs="Arial"/>
@@ -4965,25 +3610,7 @@
           <w:rFonts w:ascii="Arial" w:hAnsi="Arial" w:cs="Arial"/>
           <w:sz w:val="18"/>
         </w:rPr>
-        <w:t>Argo CD (</w:t>
-      </w:r>
-      <w:proofErr w:type="spellStart"/>
-      <w:r>
-        <w:rPr>
-          <w:rStyle w:val="Strong"/>
-          <w:rFonts w:ascii="Arial" w:hAnsi="Arial" w:cs="Arial"/>
-          <w:sz w:val="18"/>
-        </w:rPr>
-        <w:t>GitOps</w:t>
-      </w:r>
-      <w:proofErr w:type="spellEnd"/>
-      <w:r>
-        <w:rPr>
-          <w:rStyle w:val="Strong"/>
-          <w:rFonts w:ascii="Arial" w:hAnsi="Arial" w:cs="Arial"/>
-          <w:sz w:val="18"/>
-        </w:rPr>
-        <w:t>)</w:t>
+        <w:t>Argo CD (GitOps)</w:t>
       </w:r>
       <w:r>
         <w:rPr>
@@ -4992,41 +3619,13 @@
         </w:rPr>
         <w:t xml:space="preserve">, and CI/CD using </w:t>
       </w:r>
-      <w:proofErr w:type="spellStart"/>
-      <w:r>
-        <w:rPr>
-          <w:rStyle w:val="Strong"/>
-          <w:rFonts w:ascii="Arial" w:hAnsi="Arial" w:cs="Arial"/>
-          <w:sz w:val="18"/>
-        </w:rPr>
-        <w:t>GitHub</w:t>
-      </w:r>
-      <w:proofErr w:type="spellEnd"/>
-      <w:r>
-        <w:rPr>
-          <w:rStyle w:val="Strong"/>
-          <w:rFonts w:ascii="Arial" w:hAnsi="Arial" w:cs="Arial"/>
-          <w:sz w:val="18"/>
-        </w:rPr>
-        <w:t xml:space="preserve"> Actions/</w:t>
-      </w:r>
-      <w:proofErr w:type="spellStart"/>
-      <w:r>
-        <w:rPr>
-          <w:rStyle w:val="Strong"/>
-          <w:rFonts w:ascii="Arial" w:hAnsi="Arial" w:cs="Arial"/>
-          <w:sz w:val="18"/>
-        </w:rPr>
-        <w:t>GitLab</w:t>
-      </w:r>
-      <w:proofErr w:type="spellEnd"/>
-      <w:r>
-        <w:rPr>
-          <w:rStyle w:val="Strong"/>
-          <w:rFonts w:ascii="Arial" w:hAnsi="Arial" w:cs="Arial"/>
-          <w:sz w:val="18"/>
-        </w:rPr>
-        <w:t xml:space="preserve"> CI/Jenkins</w:t>
+      <w:r>
+        <w:rPr>
+          <w:rStyle w:val="Strong"/>
+          <w:rFonts w:ascii="Arial" w:hAnsi="Arial" w:cs="Arial"/>
+          <w:sz w:val="18"/>
+        </w:rPr>
+        <w:t>GitHub Actions/GitLab CI/Jenkins</w:t>
       </w:r>
       <w:r>
         <w:rPr>
@@ -5036,7 +3635,6 @@
         <w:t>.</w:t>
       </w:r>
     </w:p>
-    <w:bookmarkEnd w:id="0"/>
     <w:p>
       <w:pPr>
         <w:pStyle w:val="NormalWeb"/>
@@ -5057,7 +3655,6 @@
         </w:rPr>
         <w:t xml:space="preserve">Operationalized with </w:t>
       </w:r>
-      <w:proofErr w:type="spellStart"/>
       <w:r>
         <w:rPr>
           <w:rStyle w:val="Strong"/>
@@ -5066,7 +3663,6 @@
         </w:rPr>
         <w:t>OpenTelemetry</w:t>
       </w:r>
-      <w:proofErr w:type="spellEnd"/>
       <w:r>
         <w:rPr>
           <w:rFonts w:ascii="Arial" w:hAnsi="Arial" w:cs="Arial"/>
@@ -5074,7 +3670,6 @@
         </w:rPr>
         <w:t xml:space="preserve">, </w:t>
       </w:r>
-      <w:proofErr w:type="spellStart"/>
       <w:r>
         <w:rPr>
           <w:rStyle w:val="Strong"/>
@@ -5083,7 +3678,6 @@
         </w:rPr>
         <w:t>Datadog</w:t>
       </w:r>
-      <w:proofErr w:type="spellEnd"/>
       <w:r>
         <w:rPr>
           <w:rFonts w:ascii="Arial" w:hAnsi="Arial" w:cs="Arial"/>
@@ -5097,18 +3691,8 @@
           <w:rFonts w:ascii="Arial" w:hAnsi="Arial" w:cs="Arial"/>
           <w:sz w:val="18"/>
         </w:rPr>
-        <w:t>Prometheus/</w:t>
-      </w:r>
-      <w:proofErr w:type="spellStart"/>
-      <w:r>
-        <w:rPr>
-          <w:rStyle w:val="Strong"/>
-          <w:rFonts w:ascii="Arial" w:hAnsi="Arial" w:cs="Arial"/>
-          <w:sz w:val="18"/>
-        </w:rPr>
-        <w:t>Grafana</w:t>
-      </w:r>
-      <w:proofErr w:type="spellEnd"/>
+        <w:t>Prometheus/Grafana</w:t>
+      </w:r>
       <w:r>
         <w:rPr>
           <w:rFonts w:ascii="Arial" w:hAnsi="Arial" w:cs="Arial"/>
@@ -5131,7 +3715,6 @@
         </w:rPr>
         <w:t xml:space="preserve">, and </w:t>
       </w:r>
-      <w:proofErr w:type="spellStart"/>
       <w:r>
         <w:rPr>
           <w:rStyle w:val="Strong"/>
@@ -5140,7 +3723,6 @@
         </w:rPr>
         <w:t>CloudWatch</w:t>
       </w:r>
-      <w:proofErr w:type="spellEnd"/>
       <w:r>
         <w:rPr>
           <w:rFonts w:ascii="Arial" w:hAnsi="Arial" w:cs="Arial"/>
@@ -5178,34 +3760,14 @@
         </w:rPr>
         <w:t xml:space="preserve">, </w:t>
       </w:r>
-      <w:proofErr w:type="spellStart"/>
-      <w:r>
-        <w:rPr>
-          <w:rStyle w:val="Strong"/>
-          <w:rFonts w:ascii="Arial" w:hAnsi="Arial" w:cs="Arial"/>
-          <w:sz w:val="18"/>
-        </w:rPr>
-        <w:t>Okta</w:t>
-      </w:r>
-      <w:proofErr w:type="spellEnd"/>
-      <w:r>
-        <w:rPr>
-          <w:rStyle w:val="Strong"/>
-          <w:rFonts w:ascii="Arial" w:hAnsi="Arial" w:cs="Arial"/>
-          <w:sz w:val="18"/>
-        </w:rPr>
-        <w:t xml:space="preserve">/Auth0/AWS </w:t>
-      </w:r>
-      <w:proofErr w:type="spellStart"/>
-      <w:r>
-        <w:rPr>
-          <w:rStyle w:val="Strong"/>
-          <w:rFonts w:ascii="Arial" w:hAnsi="Arial" w:cs="Arial"/>
-          <w:sz w:val="18"/>
-        </w:rPr>
-        <w:t>Cognito</w:t>
-      </w:r>
-      <w:proofErr w:type="spellEnd"/>
+      <w:r>
+        <w:rPr>
+          <w:rStyle w:val="Strong"/>
+          <w:rFonts w:ascii="Arial" w:hAnsi="Arial" w:cs="Arial"/>
+          <w:sz w:val="18"/>
+        </w:rPr>
+        <w:t>Okta/Auth0/AWS Cognito</w:t>
+      </w:r>
       <w:r>
         <w:rPr>
           <w:rFonts w:ascii="Arial" w:hAnsi="Arial" w:cs="Arial"/>
@@ -5264,7 +3826,6 @@
         </w:rPr>
         <w:t xml:space="preserve"> and </w:t>
       </w:r>
-      <w:proofErr w:type="spellStart"/>
       <w:r>
         <w:rPr>
           <w:rStyle w:val="Strong"/>
@@ -5273,7 +3834,6 @@
         </w:rPr>
         <w:t>BigQuery</w:t>
       </w:r>
-      <w:proofErr w:type="spellEnd"/>
       <w:r>
         <w:rPr>
           <w:rFonts w:ascii="Arial" w:hAnsi="Arial" w:cs="Arial"/>
@@ -5341,25 +3901,7 @@
           <w:rFonts w:ascii="Arial" w:hAnsi="Arial" w:cs="Arial"/>
           <w:sz w:val="18"/>
         </w:rPr>
-        <w:t xml:space="preserve">GCP (GKE, Pub/Sub, Cloud Run, Cloud Storage, </w:t>
-      </w:r>
-      <w:proofErr w:type="spellStart"/>
-      <w:r>
-        <w:rPr>
-          <w:rStyle w:val="Strong"/>
-          <w:rFonts w:ascii="Arial" w:hAnsi="Arial" w:cs="Arial"/>
-          <w:sz w:val="18"/>
-        </w:rPr>
-        <w:t>BigQuery</w:t>
-      </w:r>
-      <w:proofErr w:type="spellEnd"/>
-      <w:r>
-        <w:rPr>
-          <w:rStyle w:val="Strong"/>
-          <w:rFonts w:ascii="Arial" w:hAnsi="Arial" w:cs="Arial"/>
-          <w:sz w:val="18"/>
-        </w:rPr>
-        <w:t>)</w:t>
+        <w:t>GCP (GKE, Pub/Sub, Cloud Run, Cloud Storage, BigQuery)</w:t>
       </w:r>
       <w:r>
         <w:rPr>
